--- a/docs/sdlc/20_design/WS2D-OD-001_帳票出力設計書.docx
+++ b/docs/sdlc/20_design/WS2D-OD-001_帳票出力設計書.docx
@@ -76,13 +76,13 @@
         <w:tblLook w:firstColumn="1" w:firstRow="1" w:lastColumn="0" w:lastRow="0" w:noHBand="0" w:noVBand="1" w:val="04A0"/>
       </w:tblPr>
       <w:tblGrid>
-        <w:gridCol w:w="4320"/>
-        <w:gridCol w:w="4320"/>
+        <w:gridCol w:w="4961"/>
+        <w:gridCol w:w="4961"/>
       </w:tblGrid>
       <w:tr>
         <w:tc>
           <w:tcPr>
-            <w:tcW w:type="dxa" w:w="4320"/>
+            <w:tcW w:type="dxa" w:w="4961"/>
             <w:shd w:fill="D9E2F3"/>
           </w:tcPr>
           <w:p>
@@ -102,7 +102,7 @@
         </w:tc>
         <w:tc>
           <w:tcPr>
-            <w:tcW w:type="dxa" w:w="4320"/>
+            <w:tcW w:type="dxa" w:w="4961"/>
           </w:tcPr>
           <w:p>
             <w:r>
@@ -123,7 +123,7 @@
       <w:tr>
         <w:tc>
           <w:tcPr>
-            <w:tcW w:type="dxa" w:w="4320"/>
+            <w:tcW w:type="dxa" w:w="4961"/>
             <w:shd w:fill="D9E2F3"/>
           </w:tcPr>
           <w:p>
@@ -143,7 +143,7 @@
         </w:tc>
         <w:tc>
           <w:tcPr>
-            <w:tcW w:type="dxa" w:w="4320"/>
+            <w:tcW w:type="dxa" w:w="4961"/>
           </w:tcPr>
           <w:p>
             <w:r>
@@ -164,7 +164,7 @@
       <w:tr>
         <w:tc>
           <w:tcPr>
-            <w:tcW w:type="dxa" w:w="4320"/>
+            <w:tcW w:type="dxa" w:w="4961"/>
             <w:shd w:fill="D9E2F3"/>
           </w:tcPr>
           <w:p>
@@ -184,7 +184,7 @@
         </w:tc>
         <w:tc>
           <w:tcPr>
-            <w:tcW w:type="dxa" w:w="4320"/>
+            <w:tcW w:type="dxa" w:w="4961"/>
           </w:tcPr>
           <w:p>
             <w:r>
@@ -205,7 +205,7 @@
       <w:tr>
         <w:tc>
           <w:tcPr>
-            <w:tcW w:type="dxa" w:w="4320"/>
+            <w:tcW w:type="dxa" w:w="4961"/>
             <w:shd w:fill="D9E2F3"/>
           </w:tcPr>
           <w:p>
@@ -225,7 +225,7 @@
         </w:tc>
         <w:tc>
           <w:tcPr>
-            <w:tcW w:type="dxa" w:w="4320"/>
+            <w:tcW w:type="dxa" w:w="4961"/>
           </w:tcPr>
           <w:p>
             <w:r>
@@ -246,7 +246,7 @@
       <w:tr>
         <w:tc>
           <w:tcPr>
-            <w:tcW w:type="dxa" w:w="4320"/>
+            <w:tcW w:type="dxa" w:w="4961"/>
             <w:shd w:fill="D9E2F3"/>
           </w:tcPr>
           <w:p>
@@ -266,7 +266,7 @@
         </w:tc>
         <w:tc>
           <w:tcPr>
-            <w:tcW w:type="dxa" w:w="4320"/>
+            <w:tcW w:type="dxa" w:w="4961"/>
           </w:tcPr>
           <w:p>
             <w:r>
@@ -287,7 +287,7 @@
       <w:tr>
         <w:tc>
           <w:tcPr>
-            <w:tcW w:type="dxa" w:w="4320"/>
+            <w:tcW w:type="dxa" w:w="4961"/>
             <w:shd w:fill="D9E2F3"/>
           </w:tcPr>
           <w:p>
@@ -307,7 +307,7 @@
         </w:tc>
         <w:tc>
           <w:tcPr>
-            <w:tcW w:type="dxa" w:w="4320"/>
+            <w:tcW w:type="dxa" w:w="4961"/>
           </w:tcPr>
           <w:p>
             <w:r>
@@ -356,13 +356,13 @@
         <w:tblLook w:firstColumn="1" w:firstRow="1" w:lastColumn="0" w:lastRow="0" w:noHBand="0" w:noVBand="1" w:val="04A0"/>
       </w:tblPr>
       <w:tblGrid>
-        <w:gridCol w:w="4320"/>
-        <w:gridCol w:w="4320"/>
+        <w:gridCol w:w="4961"/>
+        <w:gridCol w:w="4961"/>
       </w:tblGrid>
       <w:tr>
         <w:tc>
           <w:tcPr>
-            <w:tcW w:type="dxa" w:w="4320"/>
+            <w:tcW w:type="dxa" w:w="4961"/>
             <w:shd w:fill="D9E2F3"/>
           </w:tcPr>
           <w:p>
@@ -382,7 +382,7 @@
         </w:tc>
         <w:tc>
           <w:tcPr>
-            <w:tcW w:type="dxa" w:w="4320"/>
+            <w:tcW w:type="dxa" w:w="4961"/>
           </w:tcPr>
           <w:p>
             <w:r>
@@ -403,7 +403,7 @@
       <w:tr>
         <w:tc>
           <w:tcPr>
-            <w:tcW w:type="dxa" w:w="4320"/>
+            <w:tcW w:type="dxa" w:w="4961"/>
             <w:shd w:fill="D9E2F3"/>
           </w:tcPr>
           <w:p>
@@ -423,7 +423,7 @@
         </w:tc>
         <w:tc>
           <w:tcPr>
-            <w:tcW w:type="dxa" w:w="4320"/>
+            <w:tcW w:type="dxa" w:w="4961"/>
           </w:tcPr>
           <w:p>
             <w:r>
@@ -444,7 +444,7 @@
       <w:tr>
         <w:tc>
           <w:tcPr>
-            <w:tcW w:type="dxa" w:w="4320"/>
+            <w:tcW w:type="dxa" w:w="4961"/>
             <w:shd w:fill="D9E2F3"/>
           </w:tcPr>
           <w:p>
@@ -464,7 +464,7 @@
         </w:tc>
         <w:tc>
           <w:tcPr>
-            <w:tcW w:type="dxa" w:w="4320"/>
+            <w:tcW w:type="dxa" w:w="4961"/>
           </w:tcPr>
           <w:p>
             <w:r>
@@ -485,7 +485,7 @@
       <w:tr>
         <w:tc>
           <w:tcPr>
-            <w:tcW w:type="dxa" w:w="4320"/>
+            <w:tcW w:type="dxa" w:w="4961"/>
             <w:shd w:fill="D9E2F3"/>
           </w:tcPr>
           <w:p>
@@ -505,7 +505,7 @@
         </w:tc>
         <w:tc>
           <w:tcPr>
-            <w:tcW w:type="dxa" w:w="4320"/>
+            <w:tcW w:type="dxa" w:w="4961"/>
           </w:tcPr>
           <w:p>
             <w:r>
@@ -526,7 +526,7 @@
       <w:tr>
         <w:tc>
           <w:tcPr>
-            <w:tcW w:type="dxa" w:w="4320"/>
+            <w:tcW w:type="dxa" w:w="4961"/>
             <w:shd w:fill="D9E2F3"/>
           </w:tcPr>
           <w:p>
@@ -546,7 +546,7 @@
         </w:tc>
         <w:tc>
           <w:tcPr>
-            <w:tcW w:type="dxa" w:w="4320"/>
+            <w:tcW w:type="dxa" w:w="4961"/>
           </w:tcPr>
           <w:p>
             <w:r>
@@ -567,7 +567,7 @@
       <w:tr>
         <w:tc>
           <w:tcPr>
-            <w:tcW w:type="dxa" w:w="4320"/>
+            <w:tcW w:type="dxa" w:w="4961"/>
             <w:shd w:fill="D9E2F3"/>
           </w:tcPr>
           <w:p>
@@ -587,7 +587,7 @@
         </w:tc>
         <w:tc>
           <w:tcPr>
-            <w:tcW w:type="dxa" w:w="4320"/>
+            <w:tcW w:type="dxa" w:w="4961"/>
           </w:tcPr>
           <w:p>
             <w:r>
@@ -632,15 +632,15 @@
         <w:tblLook w:firstColumn="1" w:firstRow="1" w:lastColumn="0" w:lastRow="0" w:noHBand="0" w:noVBand="1" w:val="04A0"/>
       </w:tblPr>
       <w:tblGrid>
-        <w:gridCol w:w="2160"/>
-        <w:gridCol w:w="2160"/>
-        <w:gridCol w:w="2160"/>
-        <w:gridCol w:w="2160"/>
+        <w:gridCol w:w="2480"/>
+        <w:gridCol w:w="2480"/>
+        <w:gridCol w:w="2480"/>
+        <w:gridCol w:w="2480"/>
       </w:tblGrid>
       <w:tr>
         <w:tc>
           <w:tcPr>
-            <w:tcW w:type="dxa" w:w="2160"/>
+            <w:tcW w:type="dxa" w:w="2480"/>
             <w:shd w:fill="D9E2F3"/>
           </w:tcPr>
           <w:p>
@@ -662,7 +662,7 @@
         </w:tc>
         <w:tc>
           <w:tcPr>
-            <w:tcW w:type="dxa" w:w="2160"/>
+            <w:tcW w:type="dxa" w:w="2480"/>
             <w:shd w:fill="D9E2F3"/>
           </w:tcPr>
           <w:p>
@@ -684,7 +684,7 @@
         </w:tc>
         <w:tc>
           <w:tcPr>
-            <w:tcW w:type="dxa" w:w="2160"/>
+            <w:tcW w:type="dxa" w:w="2480"/>
             <w:shd w:fill="D9E2F3"/>
           </w:tcPr>
           <w:p>
@@ -706,7 +706,7 @@
         </w:tc>
         <w:tc>
           <w:tcPr>
-            <w:tcW w:type="dxa" w:w="2160"/>
+            <w:tcW w:type="dxa" w:w="2480"/>
             <w:shd w:fill="D9E2F3"/>
           </w:tcPr>
           <w:p>
@@ -730,7 +730,7 @@
       <w:tr>
         <w:tc>
           <w:tcPr>
-            <w:tcW w:type="dxa" w:w="2160"/>
+            <w:tcW w:type="dxa" w:w="2480"/>
           </w:tcPr>
           <w:p>
             <w:r>
@@ -749,7 +749,7 @@
         </w:tc>
         <w:tc>
           <w:tcPr>
-            <w:tcW w:type="dxa" w:w="2160"/>
+            <w:tcW w:type="dxa" w:w="2480"/>
           </w:tcPr>
           <w:p>
             <w:r>
@@ -761,7 +761,7 @@
         </w:tc>
         <w:tc>
           <w:tcPr>
-            <w:tcW w:type="dxa" w:w="2160"/>
+            <w:tcW w:type="dxa" w:w="2480"/>
           </w:tcPr>
           <w:p>
             <w:r>
@@ -773,7 +773,7 @@
         </w:tc>
         <w:tc>
           <w:tcPr>
-            <w:tcW w:type="dxa" w:w="2160"/>
+            <w:tcW w:type="dxa" w:w="2480"/>
           </w:tcPr>
           <w:p>
             <w:r>
@@ -787,7 +787,7 @@
       <w:tr>
         <w:tc>
           <w:tcPr>
-            <w:tcW w:type="dxa" w:w="2160"/>
+            <w:tcW w:type="dxa" w:w="2480"/>
           </w:tcPr>
           <w:p>
             <w:r>
@@ -806,7 +806,7 @@
         </w:tc>
         <w:tc>
           <w:tcPr>
-            <w:tcW w:type="dxa" w:w="2160"/>
+            <w:tcW w:type="dxa" w:w="2480"/>
           </w:tcPr>
           <w:p>
             <w:r>
@@ -818,7 +818,7 @@
         </w:tc>
         <w:tc>
           <w:tcPr>
-            <w:tcW w:type="dxa" w:w="2160"/>
+            <w:tcW w:type="dxa" w:w="2480"/>
           </w:tcPr>
           <w:p>
             <w:r>
@@ -830,7 +830,7 @@
         </w:tc>
         <w:tc>
           <w:tcPr>
-            <w:tcW w:type="dxa" w:w="2160"/>
+            <w:tcW w:type="dxa" w:w="2480"/>
           </w:tcPr>
           <w:p>
             <w:r>
@@ -844,7 +844,7 @@
       <w:tr>
         <w:tc>
           <w:tcPr>
-            <w:tcW w:type="dxa" w:w="2160"/>
+            <w:tcW w:type="dxa" w:w="2480"/>
             <w:shd w:fill="D9E2F3"/>
           </w:tcPr>
           <w:p>
@@ -864,7 +864,7 @@
         </w:tc>
         <w:tc>
           <w:tcPr>
-            <w:tcW w:type="dxa" w:w="2160"/>
+            <w:tcW w:type="dxa" w:w="2480"/>
           </w:tcPr>
           <w:p>
             <w:r>
@@ -876,7 +876,7 @@
         </w:tc>
         <w:tc>
           <w:tcPr>
-            <w:tcW w:type="dxa" w:w="2160"/>
+            <w:tcW w:type="dxa" w:w="2480"/>
           </w:tcPr>
           <w:p>
             <w:r>
@@ -888,7 +888,7 @@
         </w:tc>
         <w:tc>
           <w:tcPr>
-            <w:tcW w:type="dxa" w:w="2160"/>
+            <w:tcW w:type="dxa" w:w="2480"/>
           </w:tcPr>
           <w:p>
             <w:r>
@@ -1594,17 +1594,17 @@
       <w:tblPr>
         <w:tblStyle w:val="TableGrid"/>
         <w:tblW w:type="auto" w:w="0"/>
-        <w:tblLayout w:type="autofit"/>
+        <w:tblLayout w:type="fixed"/>
         <w:tblLook w:firstColumn="1" w:firstRow="1" w:lastColumn="0" w:lastRow="0" w:noHBand="0" w:noVBand="1" w:val="04A0"/>
       </w:tblPr>
       <w:tblGrid>
-        <w:gridCol w:w="4320"/>
-        <w:gridCol w:w="4320"/>
+        <w:gridCol w:w="4961"/>
+        <w:gridCol w:w="4961"/>
       </w:tblGrid>
       <w:tr>
         <w:tc>
           <w:tcPr>
-            <w:tcW w:type="dxa" w:w="4320"/>
+            <w:tcW w:type="dxa" w:w="4961"/>
             <w:shd w:fill="D9E2F3"/>
           </w:tcPr>
           <w:p>
@@ -1626,7 +1626,7 @@
         </w:tc>
         <w:tc>
           <w:tcPr>
-            <w:tcW w:type="dxa" w:w="4320"/>
+            <w:tcW w:type="dxa" w:w="4961"/>
             <w:shd w:fill="D9E2F3"/>
           </w:tcPr>
           <w:p>
@@ -1650,7 +1650,7 @@
       <w:tr>
         <w:tc>
           <w:tcPr>
-            <w:tcW w:type="dxa" w:w="4320"/>
+            <w:tcW w:type="dxa" w:w="4961"/>
           </w:tcPr>
           <w:p>
             <w:r>
@@ -1676,7 +1676,7 @@
         </w:tc>
         <w:tc>
           <w:tcPr>
-            <w:tcW w:type="dxa" w:w="4320"/>
+            <w:tcW w:type="dxa" w:w="4961"/>
           </w:tcPr>
           <w:p>
             <w:r>
@@ -1697,7 +1697,7 @@
       <w:tr>
         <w:tc>
           <w:tcPr>
-            <w:tcW w:type="dxa" w:w="4320"/>
+            <w:tcW w:type="dxa" w:w="4961"/>
           </w:tcPr>
           <w:p>
             <w:r>
@@ -1716,7 +1716,7 @@
         </w:tc>
         <w:tc>
           <w:tcPr>
-            <w:tcW w:type="dxa" w:w="4320"/>
+            <w:tcW w:type="dxa" w:w="4961"/>
           </w:tcPr>
           <w:p>
             <w:r>
@@ -1737,7 +1737,7 @@
       <w:tr>
         <w:tc>
           <w:tcPr>
-            <w:tcW w:type="dxa" w:w="4320"/>
+            <w:tcW w:type="dxa" w:w="4961"/>
           </w:tcPr>
           <w:p>
             <w:r>
@@ -1763,7 +1763,7 @@
         </w:tc>
         <w:tc>
           <w:tcPr>
-            <w:tcW w:type="dxa" w:w="4320"/>
+            <w:tcW w:type="dxa" w:w="4961"/>
           </w:tcPr>
           <w:p>
             <w:r>
@@ -1784,7 +1784,7 @@
       <w:tr>
         <w:tc>
           <w:tcPr>
-            <w:tcW w:type="dxa" w:w="4320"/>
+            <w:tcW w:type="dxa" w:w="4961"/>
           </w:tcPr>
           <w:p>
             <w:r>
@@ -1803,7 +1803,7 @@
         </w:tc>
         <w:tc>
           <w:tcPr>
-            <w:tcW w:type="dxa" w:w="4320"/>
+            <w:tcW w:type="dxa" w:w="4961"/>
           </w:tcPr>
           <w:p>
             <w:r>
@@ -1859,17 +1859,17 @@
       <w:tblPr>
         <w:tblStyle w:val="TableGrid"/>
         <w:tblW w:type="auto" w:w="0"/>
-        <w:tblLayout w:type="autofit"/>
+        <w:tblLayout w:type="fixed"/>
         <w:tblLook w:firstColumn="1" w:firstRow="1" w:lastColumn="0" w:lastRow="0" w:noHBand="0" w:noVBand="1" w:val="04A0"/>
       </w:tblPr>
       <w:tblGrid>
-        <w:gridCol w:w="4320"/>
-        <w:gridCol w:w="4320"/>
+        <w:gridCol w:w="4961"/>
+        <w:gridCol w:w="4961"/>
       </w:tblGrid>
       <w:tr>
         <w:tc>
           <w:tcPr>
-            <w:tcW w:type="dxa" w:w="4320"/>
+            <w:tcW w:type="dxa" w:w="4961"/>
             <w:shd w:fill="D9E2F3"/>
           </w:tcPr>
           <w:p>
@@ -1891,7 +1891,7 @@
         </w:tc>
         <w:tc>
           <w:tcPr>
-            <w:tcW w:type="dxa" w:w="4320"/>
+            <w:tcW w:type="dxa" w:w="4961"/>
             <w:shd w:fill="D9E2F3"/>
           </w:tcPr>
           <w:p>
@@ -1915,7 +1915,7 @@
       <w:tr>
         <w:tc>
           <w:tcPr>
-            <w:tcW w:type="dxa" w:w="4320"/>
+            <w:tcW w:type="dxa" w:w="4961"/>
           </w:tcPr>
           <w:p>
             <w:r>
@@ -1934,7 +1934,7 @@
         </w:tc>
         <w:tc>
           <w:tcPr>
-            <w:tcW w:type="dxa" w:w="4320"/>
+            <w:tcW w:type="dxa" w:w="4961"/>
           </w:tcPr>
           <w:p>
             <w:r>
@@ -1955,7 +1955,7 @@
       <w:tr>
         <w:tc>
           <w:tcPr>
-            <w:tcW w:type="dxa" w:w="4320"/>
+            <w:tcW w:type="dxa" w:w="4961"/>
           </w:tcPr>
           <w:p>
             <w:r>
@@ -1974,7 +1974,7 @@
         </w:tc>
         <w:tc>
           <w:tcPr>
-            <w:tcW w:type="dxa" w:w="4320"/>
+            <w:tcW w:type="dxa" w:w="4961"/>
           </w:tcPr>
           <w:p>
             <w:r>
@@ -2009,7 +2009,7 @@
       <w:tr>
         <w:tc>
           <w:tcPr>
-            <w:tcW w:type="dxa" w:w="4320"/>
+            <w:tcW w:type="dxa" w:w="4961"/>
           </w:tcPr>
           <w:p>
             <w:r>
@@ -2028,7 +2028,7 @@
         </w:tc>
         <w:tc>
           <w:tcPr>
-            <w:tcW w:type="dxa" w:w="4320"/>
+            <w:tcW w:type="dxa" w:w="4961"/>
           </w:tcPr>
           <w:p>
             <w:r>
@@ -2084,7 +2084,7 @@
       <w:tr>
         <w:tc>
           <w:tcPr>
-            <w:tcW w:type="dxa" w:w="4320"/>
+            <w:tcW w:type="dxa" w:w="4961"/>
           </w:tcPr>
           <w:p>
             <w:r>
@@ -2103,7 +2103,7 @@
         </w:tc>
         <w:tc>
           <w:tcPr>
-            <w:tcW w:type="dxa" w:w="4320"/>
+            <w:tcW w:type="dxa" w:w="4961"/>
           </w:tcPr>
           <w:p>
             <w:r>
@@ -2124,7 +2124,7 @@
       <w:tr>
         <w:tc>
           <w:tcPr>
-            <w:tcW w:type="dxa" w:w="4320"/>
+            <w:tcW w:type="dxa" w:w="4961"/>
           </w:tcPr>
           <w:p>
             <w:r>
@@ -2143,7 +2143,7 @@
         </w:tc>
         <w:tc>
           <w:tcPr>
-            <w:tcW w:type="dxa" w:w="4320"/>
+            <w:tcW w:type="dxa" w:w="4961"/>
           </w:tcPr>
           <w:p>
             <w:r>
@@ -2298,35 +2298,35 @@
       <w:tblPr>
         <w:tblStyle w:val="TableGrid"/>
         <w:tblW w:type="auto" w:w="0"/>
-        <w:tblLayout w:type="autofit"/>
+        <w:tblLayout w:type="fixed"/>
         <w:tblLook w:firstColumn="1" w:firstRow="1" w:lastColumn="0" w:lastRow="0" w:noHBand="0" w:noVBand="1" w:val="04A0"/>
       </w:tblPr>
       <w:tblGrid>
-        <w:gridCol w:w="1440"/>
-        <w:gridCol w:w="1440"/>
-        <w:gridCol w:w="1440"/>
-        <w:gridCol w:w="1440"/>
-        <w:gridCol w:w="1440"/>
-        <w:gridCol w:w="1440"/>
+        <w:gridCol w:w="1654"/>
+        <w:gridCol w:w="1654"/>
+        <w:gridCol w:w="1654"/>
+        <w:gridCol w:w="1654"/>
+        <w:gridCol w:w="1654"/>
+        <w:gridCol w:w="1654"/>
       </w:tblGrid>
       <w:tr>
         <w:tc>
           <w:tcPr>
-            <w:tcW w:type="dxa" w:w="1440"/>
+            <w:tcW w:type="dxa" w:w="1654"/>
             <w:shd w:fill="D9E2F3"/>
           </w:tcPr>
           <w:p>
             <w:r>
               <w:rPr>
                 <w:b/>
-                <w:sz w:val="18"/>
+                <w:sz w:val="17"/>
               </w:rPr>
             </w:r>
             <w:r>
               <w:rPr>
                 <w:rFonts w:ascii="Yu Gothic" w:hAnsi="Yu Gothic" w:eastAsia="Yu Gothic"/>
                 <w:b/>
-                <w:sz w:val="18"/>
+                <w:sz w:val="17"/>
               </w:rPr>
               <w:t>出力物ID</w:t>
             </w:r>
@@ -2334,21 +2334,21 @@
         </w:tc>
         <w:tc>
           <w:tcPr>
-            <w:tcW w:type="dxa" w:w="1440"/>
+            <w:tcW w:type="dxa" w:w="1654"/>
             <w:shd w:fill="D9E2F3"/>
           </w:tcPr>
           <w:p>
             <w:r>
               <w:rPr>
                 <w:b/>
-                <w:sz w:val="18"/>
+                <w:sz w:val="17"/>
               </w:rPr>
             </w:r>
             <w:r>
               <w:rPr>
                 <w:rFonts w:ascii="Yu Gothic" w:hAnsi="Yu Gothic" w:eastAsia="Yu Gothic"/>
                 <w:b/>
-                <w:sz w:val="18"/>
+                <w:sz w:val="17"/>
               </w:rPr>
               <w:t>名称</w:t>
             </w:r>
@@ -2356,21 +2356,21 @@
         </w:tc>
         <w:tc>
           <w:tcPr>
-            <w:tcW w:type="dxa" w:w="1440"/>
+            <w:tcW w:type="dxa" w:w="1654"/>
             <w:shd w:fill="D9E2F3"/>
           </w:tcPr>
           <w:p>
             <w:r>
               <w:rPr>
                 <w:b/>
-                <w:sz w:val="18"/>
+                <w:sz w:val="17"/>
               </w:rPr>
             </w:r>
             <w:r>
               <w:rPr>
                 <w:rFonts w:ascii="Yu Gothic" w:hAnsi="Yu Gothic" w:eastAsia="Yu Gothic"/>
                 <w:b/>
-                <w:sz w:val="18"/>
+                <w:sz w:val="17"/>
               </w:rPr>
               <w:t>形式</w:t>
             </w:r>
@@ -2378,21 +2378,21 @@
         </w:tc>
         <w:tc>
           <w:tcPr>
-            <w:tcW w:type="dxa" w:w="1440"/>
+            <w:tcW w:type="dxa" w:w="1654"/>
             <w:shd w:fill="D9E2F3"/>
           </w:tcPr>
           <w:p>
             <w:r>
               <w:rPr>
                 <w:b/>
-                <w:sz w:val="18"/>
+                <w:sz w:val="17"/>
               </w:rPr>
             </w:r>
             <w:r>
               <w:rPr>
                 <w:rFonts w:ascii="Yu Gothic" w:hAnsi="Yu Gothic" w:eastAsia="Yu Gothic"/>
                 <w:b/>
-                <w:sz w:val="18"/>
+                <w:sz w:val="17"/>
               </w:rPr>
               <w:t>生成契機</w:t>
             </w:r>
@@ -2400,21 +2400,21 @@
         </w:tc>
         <w:tc>
           <w:tcPr>
-            <w:tcW w:type="dxa" w:w="1440"/>
+            <w:tcW w:type="dxa" w:w="1654"/>
             <w:shd w:fill="D9E2F3"/>
           </w:tcPr>
           <w:p>
             <w:r>
               <w:rPr>
                 <w:b/>
-                <w:sz w:val="18"/>
+                <w:sz w:val="17"/>
               </w:rPr>
             </w:r>
             <w:r>
               <w:rPr>
                 <w:rFonts w:ascii="Yu Gothic" w:hAnsi="Yu Gothic" w:eastAsia="Yu Gothic"/>
                 <w:b/>
-                <w:sz w:val="18"/>
+                <w:sz w:val="17"/>
               </w:rPr>
               <w:t>出力先パス</w:t>
             </w:r>
@@ -2422,21 +2422,21 @@
         </w:tc>
         <w:tc>
           <w:tcPr>
-            <w:tcW w:type="dxa" w:w="1440"/>
+            <w:tcW w:type="dxa" w:w="1654"/>
             <w:shd w:fill="D9E2F3"/>
           </w:tcPr>
           <w:p>
             <w:r>
               <w:rPr>
                 <w:b/>
-                <w:sz w:val="18"/>
+                <w:sz w:val="17"/>
               </w:rPr>
             </w:r>
             <w:r>
               <w:rPr>
                 <w:rFonts w:ascii="Yu Gothic" w:hAnsi="Yu Gothic" w:eastAsia="Yu Gothic"/>
                 <w:b/>
-                <w:sz w:val="18"/>
+                <w:sz w:val="17"/>
               </w:rPr>
               <w:t>文字コード</w:t>
             </w:r>
@@ -2446,18 +2446,18 @@
       <w:tr>
         <w:tc>
           <w:tcPr>
-            <w:tcW w:type="dxa" w:w="1440"/>
-          </w:tcPr>
-          <w:p>
-            <w:r>
-              <w:rPr>
-                <w:sz w:val="18"/>
-              </w:rPr>
-            </w:r>
-            <w:r>
-              <w:rPr>
-                <w:rFonts w:ascii="Yu Gothic" w:hAnsi="Yu Gothic" w:eastAsia="Yu Gothic"/>
-                <w:sz w:val="18"/>
+            <w:tcW w:type="dxa" w:w="1654"/>
+          </w:tcPr>
+          <w:p>
+            <w:r>
+              <w:rPr>
+                <w:sz w:val="17"/>
+              </w:rPr>
+            </w:r>
+            <w:r>
+              <w:rPr>
+                <w:rFonts w:ascii="Yu Gothic" w:hAnsi="Yu Gothic" w:eastAsia="Yu Gothic"/>
+                <w:sz w:val="17"/>
               </w:rPr>
               <w:t>RP-01</w:t>
             </w:r>
@@ -2465,18 +2465,18 @@
         </w:tc>
         <w:tc>
           <w:tcPr>
-            <w:tcW w:type="dxa" w:w="1440"/>
-          </w:tcPr>
-          <w:p>
-            <w:r>
-              <w:rPr>
-                <w:sz w:val="18"/>
-              </w:rPr>
-            </w:r>
-            <w:r>
-              <w:rPr>
-                <w:rFonts w:ascii="Yu Gothic" w:hAnsi="Yu Gothic" w:eastAsia="Yu Gothic"/>
-                <w:sz w:val="18"/>
+            <w:tcW w:type="dxa" w:w="1654"/>
+          </w:tcPr>
+          <w:p>
+            <w:r>
+              <w:rPr>
+                <w:sz w:val="17"/>
+              </w:rPr>
+            </w:r>
+            <w:r>
+              <w:rPr>
+                <w:rFonts w:ascii="Yu Gothic" w:hAnsi="Yu Gothic" w:eastAsia="Yu Gothic"/>
+                <w:sz w:val="17"/>
               </w:rPr>
               <w:t>画面仕様</w:t>
             </w:r>
@@ -2484,18 +2484,18 @@
         </w:tc>
         <w:tc>
           <w:tcPr>
-            <w:tcW w:type="dxa" w:w="1440"/>
-          </w:tcPr>
-          <w:p>
-            <w:r>
-              <w:rPr>
-                <w:sz w:val="18"/>
-              </w:rPr>
-            </w:r>
-            <w:r>
-              <w:rPr>
-                <w:rFonts w:ascii="Yu Gothic" w:hAnsi="Yu Gothic" w:eastAsia="Yu Gothic"/>
-                <w:sz w:val="18"/>
+            <w:tcW w:type="dxa" w:w="1654"/>
+          </w:tcPr>
+          <w:p>
+            <w:r>
+              <w:rPr>
+                <w:sz w:val="17"/>
+              </w:rPr>
+            </w:r>
+            <w:r>
+              <w:rPr>
+                <w:rFonts w:ascii="Yu Gothic" w:hAnsi="Yu Gothic" w:eastAsia="Yu Gothic"/>
+                <w:sz w:val="17"/>
               </w:rPr>
               <w:t>Markdown</w:t>
             </w:r>
@@ -2503,32 +2503,32 @@
         </w:tc>
         <w:tc>
           <w:tcPr>
-            <w:tcW w:type="dxa" w:w="1440"/>
-          </w:tcPr>
-          <w:p>
-            <w:r>
-              <w:rPr>
-                <w:sz w:val="18"/>
-              </w:rPr>
-            </w:r>
-            <w:r>
-              <w:rPr>
-                <w:rFonts w:ascii="Yu Gothic" w:hAnsi="Yu Gothic" w:eastAsia="Yu Gothic"/>
-                <w:sz w:val="18"/>
+            <w:tcW w:type="dxa" w:w="1654"/>
+          </w:tcPr>
+          <w:p>
+            <w:r>
+              <w:rPr>
+                <w:sz w:val="17"/>
+              </w:rPr>
+            </w:r>
+            <w:r>
+              <w:rPr>
+                <w:rFonts w:ascii="Yu Gothic" w:hAnsi="Yu Gothic" w:eastAsia="Yu Gothic"/>
+                <w:sz w:val="17"/>
               </w:rPr>
               <w:t>解析実行時（</w:t>
             </w:r>
             <w:r>
               <w:rPr>
                 <w:rFonts w:ascii="Consolas" w:hAnsi="Consolas" w:eastAsia="Consolas"/>
-                <w:sz w:val="18"/>
+                <w:sz w:val="17"/>
               </w:rPr>
               <w:t>markdown_generator.generate_screens_markdown</w:t>
             </w:r>
             <w:r>
               <w:rPr>
                 <w:rFonts w:ascii="Yu Gothic" w:hAnsi="Yu Gothic" w:eastAsia="Yu Gothic"/>
-                <w:sz w:val="18"/>
+                <w:sz w:val="17"/>
               </w:rPr>
               <w:t>）</w:t>
             </w:r>
@@ -2536,18 +2536,18 @@
         </w:tc>
         <w:tc>
           <w:tcPr>
-            <w:tcW w:type="dxa" w:w="1440"/>
-          </w:tcPr>
-          <w:p>
-            <w:r>
-              <w:rPr>
-                <w:sz w:val="18"/>
+            <w:tcW w:type="dxa" w:w="1654"/>
+          </w:tcPr>
+          <w:p>
+            <w:r>
+              <w:rPr>
+                <w:sz w:val="17"/>
               </w:rPr>
             </w:r>
             <w:r>
               <w:rPr>
                 <w:rFonts w:ascii="Consolas" w:hAnsi="Consolas" w:eastAsia="Consolas"/>
-                <w:sz w:val="18"/>
+                <w:sz w:val="17"/>
               </w:rPr>
               <w:t>output/{domain}/screens.md</w:t>
             </w:r>
@@ -2555,32 +2555,32 @@
         </w:tc>
         <w:tc>
           <w:tcPr>
-            <w:tcW w:type="dxa" w:w="1440"/>
-          </w:tcPr>
-          <w:p>
-            <w:r>
-              <w:rPr>
-                <w:sz w:val="18"/>
-              </w:rPr>
-            </w:r>
-            <w:r>
-              <w:rPr>
-                <w:rFonts w:ascii="Yu Gothic" w:hAnsi="Yu Gothic" w:eastAsia="Yu Gothic"/>
-                <w:sz w:val="18"/>
+            <w:tcW w:type="dxa" w:w="1654"/>
+          </w:tcPr>
+          <w:p>
+            <w:r>
+              <w:rPr>
+                <w:sz w:val="17"/>
+              </w:rPr>
+            </w:r>
+            <w:r>
+              <w:rPr>
+                <w:rFonts w:ascii="Yu Gothic" w:hAnsi="Yu Gothic" w:eastAsia="Yu Gothic"/>
+                <w:sz w:val="17"/>
               </w:rPr>
               <w:t>未確認（</w:t>
             </w:r>
             <w:r>
               <w:rPr>
                 <w:rFonts w:ascii="Consolas" w:hAnsi="Consolas" w:eastAsia="Consolas"/>
-                <w:sz w:val="18"/>
+                <w:sz w:val="17"/>
               </w:rPr>
               <w:t>write_text</w:t>
             </w:r>
             <w:r>
               <w:rPr>
                 <w:rFonts w:ascii="Yu Gothic" w:hAnsi="Yu Gothic" w:eastAsia="Yu Gothic"/>
-                <w:sz w:val="18"/>
+                <w:sz w:val="17"/>
               </w:rPr>
               <w:t>呼び出し箇所は本体未読）</w:t>
             </w:r>
@@ -2590,18 +2590,18 @@
       <w:tr>
         <w:tc>
           <w:tcPr>
-            <w:tcW w:type="dxa" w:w="1440"/>
-          </w:tcPr>
-          <w:p>
-            <w:r>
-              <w:rPr>
-                <w:sz w:val="18"/>
-              </w:rPr>
-            </w:r>
-            <w:r>
-              <w:rPr>
-                <w:rFonts w:ascii="Yu Gothic" w:hAnsi="Yu Gothic" w:eastAsia="Yu Gothic"/>
-                <w:sz w:val="18"/>
+            <w:tcW w:type="dxa" w:w="1654"/>
+          </w:tcPr>
+          <w:p>
+            <w:r>
+              <w:rPr>
+                <w:sz w:val="17"/>
+              </w:rPr>
+            </w:r>
+            <w:r>
+              <w:rPr>
+                <w:rFonts w:ascii="Yu Gothic" w:hAnsi="Yu Gothic" w:eastAsia="Yu Gothic"/>
+                <w:sz w:val="17"/>
               </w:rPr>
               <w:t>RP-02</w:t>
             </w:r>
@@ -2609,18 +2609,18 @@
         </w:tc>
         <w:tc>
           <w:tcPr>
-            <w:tcW w:type="dxa" w:w="1440"/>
-          </w:tcPr>
-          <w:p>
-            <w:r>
-              <w:rPr>
-                <w:sz w:val="18"/>
-              </w:rPr>
-            </w:r>
-            <w:r>
-              <w:rPr>
-                <w:rFonts w:ascii="Yu Gothic" w:hAnsi="Yu Gothic" w:eastAsia="Yu Gothic"/>
-                <w:sz w:val="18"/>
+            <w:tcW w:type="dxa" w:w="1654"/>
+          </w:tcPr>
+          <w:p>
+            <w:r>
+              <w:rPr>
+                <w:sz w:val="17"/>
+              </w:rPr>
+            </w:r>
+            <w:r>
+              <w:rPr>
+                <w:rFonts w:ascii="Yu Gothic" w:hAnsi="Yu Gothic" w:eastAsia="Yu Gothic"/>
+                <w:sz w:val="17"/>
               </w:rPr>
               <w:t>フォーム仕様</w:t>
             </w:r>
@@ -2628,18 +2628,18 @@
         </w:tc>
         <w:tc>
           <w:tcPr>
-            <w:tcW w:type="dxa" w:w="1440"/>
-          </w:tcPr>
-          <w:p>
-            <w:r>
-              <w:rPr>
-                <w:sz w:val="18"/>
-              </w:rPr>
-            </w:r>
-            <w:r>
-              <w:rPr>
-                <w:rFonts w:ascii="Yu Gothic" w:hAnsi="Yu Gothic" w:eastAsia="Yu Gothic"/>
-                <w:sz w:val="18"/>
+            <w:tcW w:type="dxa" w:w="1654"/>
+          </w:tcPr>
+          <w:p>
+            <w:r>
+              <w:rPr>
+                <w:sz w:val="17"/>
+              </w:rPr>
+            </w:r>
+            <w:r>
+              <w:rPr>
+                <w:rFonts w:ascii="Yu Gothic" w:hAnsi="Yu Gothic" w:eastAsia="Yu Gothic"/>
+                <w:sz w:val="17"/>
               </w:rPr>
               <w:t>Markdown</w:t>
             </w:r>
@@ -2647,32 +2647,32 @@
         </w:tc>
         <w:tc>
           <w:tcPr>
-            <w:tcW w:type="dxa" w:w="1440"/>
-          </w:tcPr>
-          <w:p>
-            <w:r>
-              <w:rPr>
-                <w:sz w:val="18"/>
-              </w:rPr>
-            </w:r>
-            <w:r>
-              <w:rPr>
-                <w:rFonts w:ascii="Yu Gothic" w:hAnsi="Yu Gothic" w:eastAsia="Yu Gothic"/>
-                <w:sz w:val="18"/>
+            <w:tcW w:type="dxa" w:w="1654"/>
+          </w:tcPr>
+          <w:p>
+            <w:r>
+              <w:rPr>
+                <w:sz w:val="17"/>
+              </w:rPr>
+            </w:r>
+            <w:r>
+              <w:rPr>
+                <w:rFonts w:ascii="Yu Gothic" w:hAnsi="Yu Gothic" w:eastAsia="Yu Gothic"/>
+                <w:sz w:val="17"/>
               </w:rPr>
               <w:t>解析実行時（</w:t>
             </w:r>
             <w:r>
               <w:rPr>
                 <w:rFonts w:ascii="Consolas" w:hAnsi="Consolas" w:eastAsia="Consolas"/>
-                <w:sz w:val="18"/>
+                <w:sz w:val="17"/>
               </w:rPr>
               <w:t>generate_forms_markdown</w:t>
             </w:r>
             <w:r>
               <w:rPr>
                 <w:rFonts w:ascii="Yu Gothic" w:hAnsi="Yu Gothic" w:eastAsia="Yu Gothic"/>
-                <w:sz w:val="18"/>
+                <w:sz w:val="17"/>
               </w:rPr>
               <w:t>）</w:t>
             </w:r>
@@ -2680,18 +2680,18 @@
         </w:tc>
         <w:tc>
           <w:tcPr>
-            <w:tcW w:type="dxa" w:w="1440"/>
-          </w:tcPr>
-          <w:p>
-            <w:r>
-              <w:rPr>
-                <w:sz w:val="18"/>
+            <w:tcW w:type="dxa" w:w="1654"/>
+          </w:tcPr>
+          <w:p>
+            <w:r>
+              <w:rPr>
+                <w:sz w:val="17"/>
               </w:rPr>
             </w:r>
             <w:r>
               <w:rPr>
                 <w:rFonts w:ascii="Consolas" w:hAnsi="Consolas" w:eastAsia="Consolas"/>
-                <w:sz w:val="18"/>
+                <w:sz w:val="17"/>
               </w:rPr>
               <w:t>output/{domain}/forms.md</w:t>
             </w:r>
@@ -2699,18 +2699,18 @@
         </w:tc>
         <w:tc>
           <w:tcPr>
-            <w:tcW w:type="dxa" w:w="1440"/>
-          </w:tcPr>
-          <w:p>
-            <w:r>
-              <w:rPr>
-                <w:sz w:val="18"/>
-              </w:rPr>
-            </w:r>
-            <w:r>
-              <w:rPr>
-                <w:rFonts w:ascii="Yu Gothic" w:hAnsi="Yu Gothic" w:eastAsia="Yu Gothic"/>
-                <w:sz w:val="18"/>
+            <w:tcW w:type="dxa" w:w="1654"/>
+          </w:tcPr>
+          <w:p>
+            <w:r>
+              <w:rPr>
+                <w:sz w:val="17"/>
+              </w:rPr>
+            </w:r>
+            <w:r>
+              <w:rPr>
+                <w:rFonts w:ascii="Yu Gothic" w:hAnsi="Yu Gothic" w:eastAsia="Yu Gothic"/>
+                <w:sz w:val="17"/>
               </w:rPr>
               <w:t>未確認（同上）</w:t>
             </w:r>
@@ -2720,18 +2720,18 @@
       <w:tr>
         <w:tc>
           <w:tcPr>
-            <w:tcW w:type="dxa" w:w="1440"/>
-          </w:tcPr>
-          <w:p>
-            <w:r>
-              <w:rPr>
-                <w:sz w:val="18"/>
-              </w:rPr>
-            </w:r>
-            <w:r>
-              <w:rPr>
-                <w:rFonts w:ascii="Yu Gothic" w:hAnsi="Yu Gothic" w:eastAsia="Yu Gothic"/>
-                <w:sz w:val="18"/>
+            <w:tcW w:type="dxa" w:w="1654"/>
+          </w:tcPr>
+          <w:p>
+            <w:r>
+              <w:rPr>
+                <w:sz w:val="17"/>
+              </w:rPr>
+            </w:r>
+            <w:r>
+              <w:rPr>
+                <w:rFonts w:ascii="Yu Gothic" w:hAnsi="Yu Gothic" w:eastAsia="Yu Gothic"/>
+                <w:sz w:val="17"/>
               </w:rPr>
               <w:t>RP-03</w:t>
             </w:r>
@@ -2739,18 +2739,18 @@
         </w:tc>
         <w:tc>
           <w:tcPr>
-            <w:tcW w:type="dxa" w:w="1440"/>
-          </w:tcPr>
-          <w:p>
-            <w:r>
-              <w:rPr>
-                <w:sz w:val="18"/>
-              </w:rPr>
-            </w:r>
-            <w:r>
-              <w:rPr>
-                <w:rFonts w:ascii="Yu Gothic" w:hAnsi="Yu Gothic" w:eastAsia="Yu Gothic"/>
-                <w:sz w:val="18"/>
+            <w:tcW w:type="dxa" w:w="1654"/>
+          </w:tcPr>
+          <w:p>
+            <w:r>
+              <w:rPr>
+                <w:sz w:val="17"/>
+              </w:rPr>
+            </w:r>
+            <w:r>
+              <w:rPr>
+                <w:rFonts w:ascii="Yu Gothic" w:hAnsi="Yu Gothic" w:eastAsia="Yu Gothic"/>
+                <w:sz w:val="17"/>
               </w:rPr>
               <w:t>機能一覧</w:t>
             </w:r>
@@ -2758,18 +2758,18 @@
         </w:tc>
         <w:tc>
           <w:tcPr>
-            <w:tcW w:type="dxa" w:w="1440"/>
-          </w:tcPr>
-          <w:p>
-            <w:r>
-              <w:rPr>
-                <w:sz w:val="18"/>
-              </w:rPr>
-            </w:r>
-            <w:r>
-              <w:rPr>
-                <w:rFonts w:ascii="Yu Gothic" w:hAnsi="Yu Gothic" w:eastAsia="Yu Gothic"/>
-                <w:sz w:val="18"/>
+            <w:tcW w:type="dxa" w:w="1654"/>
+          </w:tcPr>
+          <w:p>
+            <w:r>
+              <w:rPr>
+                <w:sz w:val="17"/>
+              </w:rPr>
+            </w:r>
+            <w:r>
+              <w:rPr>
+                <w:rFonts w:ascii="Yu Gothic" w:hAnsi="Yu Gothic" w:eastAsia="Yu Gothic"/>
+                <w:sz w:val="17"/>
               </w:rPr>
               <w:t>Markdown</w:t>
             </w:r>
@@ -2777,32 +2777,32 @@
         </w:tc>
         <w:tc>
           <w:tcPr>
-            <w:tcW w:type="dxa" w:w="1440"/>
-          </w:tcPr>
-          <w:p>
-            <w:r>
-              <w:rPr>
-                <w:sz w:val="18"/>
-              </w:rPr>
-            </w:r>
-            <w:r>
-              <w:rPr>
-                <w:rFonts w:ascii="Yu Gothic" w:hAnsi="Yu Gothic" w:eastAsia="Yu Gothic"/>
-                <w:sz w:val="18"/>
+            <w:tcW w:type="dxa" w:w="1654"/>
+          </w:tcPr>
+          <w:p>
+            <w:r>
+              <w:rPr>
+                <w:sz w:val="17"/>
+              </w:rPr>
+            </w:r>
+            <w:r>
+              <w:rPr>
+                <w:rFonts w:ascii="Yu Gothic" w:hAnsi="Yu Gothic" w:eastAsia="Yu Gothic"/>
+                <w:sz w:val="17"/>
               </w:rPr>
               <w:t>解析実行時（</w:t>
             </w:r>
             <w:r>
               <w:rPr>
                 <w:rFonts w:ascii="Consolas" w:hAnsi="Consolas" w:eastAsia="Consolas"/>
-                <w:sz w:val="18"/>
+                <w:sz w:val="17"/>
               </w:rPr>
               <w:t>feature_catalog.generate_features_markdown</w:t>
             </w:r>
             <w:r>
               <w:rPr>
                 <w:rFonts w:ascii="Yu Gothic" w:hAnsi="Yu Gothic" w:eastAsia="Yu Gothic"/>
-                <w:sz w:val="18"/>
+                <w:sz w:val="17"/>
               </w:rPr>
               <w:t>）</w:t>
             </w:r>
@@ -2810,18 +2810,18 @@
         </w:tc>
         <w:tc>
           <w:tcPr>
-            <w:tcW w:type="dxa" w:w="1440"/>
-          </w:tcPr>
-          <w:p>
-            <w:r>
-              <w:rPr>
-                <w:sz w:val="18"/>
+            <w:tcW w:type="dxa" w:w="1654"/>
+          </w:tcPr>
+          <w:p>
+            <w:r>
+              <w:rPr>
+                <w:sz w:val="17"/>
               </w:rPr>
             </w:r>
             <w:r>
               <w:rPr>
                 <w:rFonts w:ascii="Consolas" w:hAnsi="Consolas" w:eastAsia="Consolas"/>
-                <w:sz w:val="18"/>
+                <w:sz w:val="17"/>
               </w:rPr>
               <w:t>output/{domain}/features.md</w:t>
             </w:r>
@@ -2829,18 +2829,18 @@
         </w:tc>
         <w:tc>
           <w:tcPr>
-            <w:tcW w:type="dxa" w:w="1440"/>
-          </w:tcPr>
-          <w:p>
-            <w:r>
-              <w:rPr>
-                <w:sz w:val="18"/>
-              </w:rPr>
-            </w:r>
-            <w:r>
-              <w:rPr>
-                <w:rFonts w:ascii="Yu Gothic" w:hAnsi="Yu Gothic" w:eastAsia="Yu Gothic"/>
-                <w:sz w:val="18"/>
+            <w:tcW w:type="dxa" w:w="1654"/>
+          </w:tcPr>
+          <w:p>
+            <w:r>
+              <w:rPr>
+                <w:sz w:val="17"/>
+              </w:rPr>
+            </w:r>
+            <w:r>
+              <w:rPr>
+                <w:rFonts w:ascii="Yu Gothic" w:hAnsi="Yu Gothic" w:eastAsia="Yu Gothic"/>
+                <w:sz w:val="17"/>
               </w:rPr>
               <w:t>未確認</w:t>
             </w:r>
@@ -2850,18 +2850,18 @@
       <w:tr>
         <w:tc>
           <w:tcPr>
-            <w:tcW w:type="dxa" w:w="1440"/>
-          </w:tcPr>
-          <w:p>
-            <w:r>
-              <w:rPr>
-                <w:sz w:val="18"/>
-              </w:rPr>
-            </w:r>
-            <w:r>
-              <w:rPr>
-                <w:rFonts w:ascii="Yu Gothic" w:hAnsi="Yu Gothic" w:eastAsia="Yu Gothic"/>
-                <w:sz w:val="18"/>
+            <w:tcW w:type="dxa" w:w="1654"/>
+          </w:tcPr>
+          <w:p>
+            <w:r>
+              <w:rPr>
+                <w:sz w:val="17"/>
+              </w:rPr>
+            </w:r>
+            <w:r>
+              <w:rPr>
+                <w:rFonts w:ascii="Yu Gothic" w:hAnsi="Yu Gothic" w:eastAsia="Yu Gothic"/>
+                <w:sz w:val="17"/>
               </w:rPr>
               <w:t>RP-04</w:t>
             </w:r>
@@ -2869,18 +2869,18 @@
         </w:tc>
         <w:tc>
           <w:tcPr>
-            <w:tcW w:type="dxa" w:w="1440"/>
-          </w:tcPr>
-          <w:p>
-            <w:r>
-              <w:rPr>
-                <w:sz w:val="18"/>
-              </w:rPr>
-            </w:r>
-            <w:r>
-              <w:rPr>
-                <w:rFonts w:ascii="Yu Gothic" w:hAnsi="Yu Gothic" w:eastAsia="Yu Gothic"/>
-                <w:sz w:val="18"/>
+            <w:tcW w:type="dxa" w:w="1654"/>
+          </w:tcPr>
+          <w:p>
+            <w:r>
+              <w:rPr>
+                <w:sz w:val="17"/>
+              </w:rPr>
+            </w:r>
+            <w:r>
+              <w:rPr>
+                <w:rFonts w:ascii="Yu Gothic" w:hAnsi="Yu Gothic" w:eastAsia="Yu Gothic"/>
+                <w:sz w:val="17"/>
               </w:rPr>
               <w:t>実測仕様Excel</w:t>
             </w:r>
@@ -2888,18 +2888,18 @@
         </w:tc>
         <w:tc>
           <w:tcPr>
-            <w:tcW w:type="dxa" w:w="1440"/>
-          </w:tcPr>
-          <w:p>
-            <w:r>
-              <w:rPr>
-                <w:sz w:val="18"/>
-              </w:rPr>
-            </w:r>
-            <w:r>
-              <w:rPr>
-                <w:rFonts w:ascii="Yu Gothic" w:hAnsi="Yu Gothic" w:eastAsia="Yu Gothic"/>
-                <w:sz w:val="18"/>
+            <w:tcW w:type="dxa" w:w="1654"/>
+          </w:tcPr>
+          <w:p>
+            <w:r>
+              <w:rPr>
+                <w:sz w:val="17"/>
+              </w:rPr>
+            </w:r>
+            <w:r>
+              <w:rPr>
+                <w:rFonts w:ascii="Yu Gothic" w:hAnsi="Yu Gothic" w:eastAsia="Yu Gothic"/>
+                <w:sz w:val="17"/>
               </w:rPr>
               <w:t>Excel(.xlsx)</w:t>
             </w:r>
@@ -2907,46 +2907,46 @@
         </w:tc>
         <w:tc>
           <w:tcPr>
-            <w:tcW w:type="dxa" w:w="1440"/>
-          </w:tcPr>
-          <w:p>
-            <w:r>
-              <w:rPr>
-                <w:sz w:val="18"/>
-              </w:rPr>
-            </w:r>
-            <w:r>
-              <w:rPr>
-                <w:rFonts w:ascii="Yu Gothic" w:hAnsi="Yu Gothic" w:eastAsia="Yu Gothic"/>
-                <w:sz w:val="18"/>
+            <w:tcW w:type="dxa" w:w="1654"/>
+          </w:tcPr>
+          <w:p>
+            <w:r>
+              <w:rPr>
+                <w:sz w:val="17"/>
+              </w:rPr>
+            </w:r>
+            <w:r>
+              <w:rPr>
+                <w:rFonts w:ascii="Yu Gothic" w:hAnsi="Yu Gothic" w:eastAsia="Yu Gothic"/>
+                <w:sz w:val="17"/>
               </w:rPr>
               <w:t>解析実行時に基本4シート生成（</w:t>
             </w:r>
             <w:r>
               <w:rPr>
                 <w:rFonts w:ascii="Consolas" w:hAnsi="Consolas" w:eastAsia="Consolas"/>
-                <w:sz w:val="18"/>
+                <w:sz w:val="17"/>
               </w:rPr>
               <w:t>excel_reporter.save_excel_output</w:t>
             </w:r>
             <w:r>
               <w:rPr>
                 <w:rFonts w:ascii="Yu Gothic" w:hAnsi="Yu Gothic" w:eastAsia="Yu Gothic"/>
-                <w:sz w:val="18"/>
+                <w:sz w:val="17"/>
               </w:rPr>
               <w:t>）。エクスポート要求時に3シート追加（</w:t>
             </w:r>
             <w:r>
               <w:rPr>
                 <w:rFonts w:ascii="Consolas" w:hAnsi="Consolas" w:eastAsia="Consolas"/>
-                <w:sz w:val="18"/>
+                <w:sz w:val="17"/>
               </w:rPr>
               <w:t>export_xlsx.write_full_spec_xlsx</w:t>
             </w:r>
             <w:r>
               <w:rPr>
                 <w:rFonts w:ascii="Yu Gothic" w:hAnsi="Yu Gothic" w:eastAsia="Yu Gothic"/>
-                <w:sz w:val="18"/>
+                <w:sz w:val="17"/>
               </w:rPr>
               <w:t>）</w:t>
             </w:r>
@@ -2954,53 +2954,53 @@
         </w:tc>
         <w:tc>
           <w:tcPr>
-            <w:tcW w:type="dxa" w:w="1440"/>
-          </w:tcPr>
-          <w:p>
-            <w:r>
-              <w:rPr>
-                <w:sz w:val="18"/>
+            <w:tcW w:type="dxa" w:w="1654"/>
+          </w:tcPr>
+          <w:p>
+            <w:r>
+              <w:rPr>
+                <w:sz w:val="17"/>
               </w:rPr>
             </w:r>
             <w:r>
               <w:rPr>
                 <w:rFonts w:ascii="Consolas" w:hAnsi="Consolas" w:eastAsia="Consolas"/>
-                <w:sz w:val="18"/>
+                <w:sz w:val="17"/>
               </w:rPr>
               <w:t>output/{domain}/spec.xlsx</w:t>
             </w:r>
             <w:r>
               <w:rPr>
                 <w:rFonts w:ascii="Yu Gothic" w:hAnsi="Yu Gothic" w:eastAsia="Yu Gothic"/>
-                <w:sz w:val="18"/>
+                <w:sz w:val="17"/>
               </w:rPr>
               <w:t>（</w:t>
             </w:r>
             <w:r>
               <w:rPr>
                 <w:rFonts w:ascii="Consolas" w:hAnsi="Consolas" w:eastAsia="Consolas"/>
-                <w:sz w:val="18"/>
+                <w:sz w:val="17"/>
               </w:rPr>
               <w:t>XLSX_FILE_NAME</w:t>
             </w:r>
             <w:r>
               <w:rPr>
                 <w:rFonts w:ascii="Yu Gothic" w:hAnsi="Yu Gothic" w:eastAsia="Yu Gothic"/>
-                <w:sz w:val="18"/>
+                <w:sz w:val="17"/>
               </w:rPr>
               <w:t xml:space="preserve">定数、実測: </w:t>
             </w:r>
             <w:r>
               <w:rPr>
                 <w:rFonts w:ascii="Consolas" w:hAnsi="Consolas" w:eastAsia="Consolas"/>
-                <w:sz w:val="18"/>
+                <w:sz w:val="17"/>
               </w:rPr>
               <w:t>output/www.nict.go.jp/spec.xlsx</w:t>
             </w:r>
             <w:r>
               <w:rPr>
                 <w:rFonts w:ascii="Yu Gothic" w:hAnsi="Yu Gothic" w:eastAsia="Yu Gothic"/>
-                <w:sz w:val="18"/>
+                <w:sz w:val="17"/>
               </w:rPr>
               <w:t xml:space="preserve"> 実在）</w:t>
             </w:r>
@@ -3008,18 +3008,18 @@
         </w:tc>
         <w:tc>
           <w:tcPr>
-            <w:tcW w:type="dxa" w:w="1440"/>
-          </w:tcPr>
-          <w:p>
-            <w:r>
-              <w:rPr>
-                <w:sz w:val="18"/>
-              </w:rPr>
-            </w:r>
-            <w:r>
-              <w:rPr>
-                <w:rFonts w:ascii="Yu Gothic" w:hAnsi="Yu Gothic" w:eastAsia="Yu Gothic"/>
-                <w:sz w:val="18"/>
+            <w:tcW w:type="dxa" w:w="1654"/>
+          </w:tcPr>
+          <w:p>
+            <w:r>
+              <w:rPr>
+                <w:sz w:val="17"/>
+              </w:rPr>
+            </w:r>
+            <w:r>
+              <w:rPr>
+                <w:rFonts w:ascii="Yu Gothic" w:hAnsi="Yu Gothic" w:eastAsia="Yu Gothic"/>
+                <w:sz w:val="17"/>
               </w:rPr>
               <w:t>- (バイナリ)</w:t>
             </w:r>
@@ -3029,18 +3029,18 @@
       <w:tr>
         <w:tc>
           <w:tcPr>
-            <w:tcW w:type="dxa" w:w="1440"/>
-          </w:tcPr>
-          <w:p>
-            <w:r>
-              <w:rPr>
-                <w:sz w:val="18"/>
-              </w:rPr>
-            </w:r>
-            <w:r>
-              <w:rPr>
-                <w:rFonts w:ascii="Yu Gothic" w:hAnsi="Yu Gothic" w:eastAsia="Yu Gothic"/>
-                <w:sz w:val="18"/>
+            <w:tcW w:type="dxa" w:w="1654"/>
+          </w:tcPr>
+          <w:p>
+            <w:r>
+              <w:rPr>
+                <w:sz w:val="17"/>
+              </w:rPr>
+            </w:r>
+            <w:r>
+              <w:rPr>
+                <w:rFonts w:ascii="Yu Gothic" w:hAnsi="Yu Gothic" w:eastAsia="Yu Gothic"/>
+                <w:sz w:val="17"/>
               </w:rPr>
               <w:t>RP-05</w:t>
             </w:r>
@@ -3048,18 +3048,18 @@
         </w:tc>
         <w:tc>
           <w:tcPr>
-            <w:tcW w:type="dxa" w:w="1440"/>
-          </w:tcPr>
-          <w:p>
-            <w:r>
-              <w:rPr>
-                <w:sz w:val="18"/>
-              </w:rPr>
-            </w:r>
-            <w:r>
-              <w:rPr>
-                <w:rFonts w:ascii="Yu Gothic" w:hAnsi="Yu Gothic" w:eastAsia="Yu Gothic"/>
-                <w:sz w:val="18"/>
+            <w:tcW w:type="dxa" w:w="1654"/>
+          </w:tcPr>
+          <w:p>
+            <w:r>
+              <w:rPr>
+                <w:sz w:val="17"/>
+              </w:rPr>
+            </w:r>
+            <w:r>
+              <w:rPr>
+                <w:rFonts w:ascii="Yu Gothic" w:hAnsi="Yu Gothic" w:eastAsia="Yu Gothic"/>
+                <w:sz w:val="17"/>
               </w:rPr>
               <w:t>実測レポートJSON</w:t>
             </w:r>
@@ -3067,18 +3067,18 @@
         </w:tc>
         <w:tc>
           <w:tcPr>
-            <w:tcW w:type="dxa" w:w="1440"/>
-          </w:tcPr>
-          <w:p>
-            <w:r>
-              <w:rPr>
-                <w:sz w:val="18"/>
-              </w:rPr>
-            </w:r>
-            <w:r>
-              <w:rPr>
-                <w:rFonts w:ascii="Yu Gothic" w:hAnsi="Yu Gothic" w:eastAsia="Yu Gothic"/>
-                <w:sz w:val="18"/>
+            <w:tcW w:type="dxa" w:w="1654"/>
+          </w:tcPr>
+          <w:p>
+            <w:r>
+              <w:rPr>
+                <w:sz w:val="17"/>
+              </w:rPr>
+            </w:r>
+            <w:r>
+              <w:rPr>
+                <w:rFonts w:ascii="Yu Gothic" w:hAnsi="Yu Gothic" w:eastAsia="Yu Gothic"/>
+                <w:sz w:val="17"/>
               </w:rPr>
               <w:t>JSON</w:t>
             </w:r>
@@ -3086,32 +3086,32 @@
         </w:tc>
         <w:tc>
           <w:tcPr>
-            <w:tcW w:type="dxa" w:w="1440"/>
-          </w:tcPr>
-          <w:p>
-            <w:r>
-              <w:rPr>
-                <w:sz w:val="18"/>
-              </w:rPr>
-            </w:r>
-            <w:r>
-              <w:rPr>
-                <w:rFonts w:ascii="Yu Gothic" w:hAnsi="Yu Gothic" w:eastAsia="Yu Gothic"/>
-                <w:sz w:val="18"/>
+            <w:tcW w:type="dxa" w:w="1654"/>
+          </w:tcPr>
+          <w:p>
+            <w:r>
+              <w:rPr>
+                <w:sz w:val="17"/>
+              </w:rPr>
+            </w:r>
+            <w:r>
+              <w:rPr>
+                <w:rFonts w:ascii="Yu Gothic" w:hAnsi="Yu Gothic" w:eastAsia="Yu Gothic"/>
+                <w:sz w:val="17"/>
               </w:rPr>
               <w:t>解析実行時（</w:t>
             </w:r>
             <w:r>
               <w:rPr>
                 <w:rFonts w:ascii="Consolas" w:hAnsi="Consolas" w:eastAsia="Consolas"/>
-                <w:sz w:val="18"/>
+                <w:sz w:val="17"/>
               </w:rPr>
               <w:t>json_reporter.generate_json_report</w:t>
             </w:r>
             <w:r>
               <w:rPr>
                 <w:rFonts w:ascii="Yu Gothic" w:hAnsi="Yu Gothic" w:eastAsia="Yu Gothic"/>
-                <w:sz w:val="18"/>
+                <w:sz w:val="17"/>
               </w:rPr>
               <w:t>）</w:t>
             </w:r>
@@ -3119,25 +3119,25 @@
         </w:tc>
         <w:tc>
           <w:tcPr>
-            <w:tcW w:type="dxa" w:w="1440"/>
-          </w:tcPr>
-          <w:p>
-            <w:r>
-              <w:rPr>
-                <w:sz w:val="18"/>
+            <w:tcW w:type="dxa" w:w="1654"/>
+          </w:tcPr>
+          <w:p>
+            <w:r>
+              <w:rPr>
+                <w:sz w:val="17"/>
               </w:rPr>
             </w:r>
             <w:r>
               <w:rPr>
                 <w:rFonts w:ascii="Consolas" w:hAnsi="Consolas" w:eastAsia="Consolas"/>
-                <w:sz w:val="18"/>
+                <w:sz w:val="17"/>
               </w:rPr>
               <w:t>output/{domain}/report.json</w:t>
             </w:r>
             <w:r>
               <w:rPr>
                 <w:rFonts w:ascii="Yu Gothic" w:hAnsi="Yu Gothic" w:eastAsia="Yu Gothic"/>
-                <w:sz w:val="18"/>
+                <w:sz w:val="17"/>
               </w:rPr>
               <w:t>（実物確認済み）</w:t>
             </w:r>
@@ -3145,32 +3145,32 @@
         </w:tc>
         <w:tc>
           <w:tcPr>
-            <w:tcW w:type="dxa" w:w="1440"/>
-          </w:tcPr>
-          <w:p>
-            <w:r>
-              <w:rPr>
-                <w:sz w:val="18"/>
-              </w:rPr>
-            </w:r>
-            <w:r>
-              <w:rPr>
-                <w:rFonts w:ascii="Yu Gothic" w:hAnsi="Yu Gothic" w:eastAsia="Yu Gothic"/>
-                <w:sz w:val="18"/>
+            <w:tcW w:type="dxa" w:w="1654"/>
+          </w:tcPr>
+          <w:p>
+            <w:r>
+              <w:rPr>
+                <w:sz w:val="17"/>
+              </w:rPr>
+            </w:r>
+            <w:r>
+              <w:rPr>
+                <w:rFonts w:ascii="Yu Gothic" w:hAnsi="Yu Gothic" w:eastAsia="Yu Gothic"/>
+                <w:sz w:val="17"/>
               </w:rPr>
               <w:t xml:space="preserve">未確認（関数本体未読。他モジュールは </w:t>
             </w:r>
             <w:r>
               <w:rPr>
                 <w:rFonts w:ascii="Consolas" w:hAnsi="Consolas" w:eastAsia="Consolas"/>
-                <w:sz w:val="18"/>
+                <w:sz w:val="17"/>
               </w:rPr>
               <w:t>ensure_ascii=False, encoding="utf-8"</w:t>
             </w:r>
             <w:r>
               <w:rPr>
                 <w:rFonts w:ascii="Yu Gothic" w:hAnsi="Yu Gothic" w:eastAsia="Yu Gothic"/>
-                <w:sz w:val="18"/>
+                <w:sz w:val="17"/>
               </w:rPr>
               <w:t xml:space="preserve"> が通例）</w:t>
             </w:r>
@@ -3180,18 +3180,18 @@
       <w:tr>
         <w:tc>
           <w:tcPr>
-            <w:tcW w:type="dxa" w:w="1440"/>
-          </w:tcPr>
-          <w:p>
-            <w:r>
-              <w:rPr>
-                <w:sz w:val="18"/>
-              </w:rPr>
-            </w:r>
-            <w:r>
-              <w:rPr>
-                <w:rFonts w:ascii="Yu Gothic" w:hAnsi="Yu Gothic" w:eastAsia="Yu Gothic"/>
-                <w:sz w:val="18"/>
+            <w:tcW w:type="dxa" w:w="1654"/>
+          </w:tcPr>
+          <w:p>
+            <w:r>
+              <w:rPr>
+                <w:sz w:val="17"/>
+              </w:rPr>
+            </w:r>
+            <w:r>
+              <w:rPr>
+                <w:rFonts w:ascii="Yu Gothic" w:hAnsi="Yu Gothic" w:eastAsia="Yu Gothic"/>
+                <w:sz w:val="17"/>
               </w:rPr>
               <w:t>RP-06</w:t>
             </w:r>
@@ -3199,18 +3199,18 @@
         </w:tc>
         <w:tc>
           <w:tcPr>
-            <w:tcW w:type="dxa" w:w="1440"/>
-          </w:tcPr>
-          <w:p>
-            <w:r>
-              <w:rPr>
-                <w:sz w:val="18"/>
-              </w:rPr>
-            </w:r>
-            <w:r>
-              <w:rPr>
-                <w:rFonts w:ascii="Yu Gothic" w:hAnsi="Yu Gothic" w:eastAsia="Yu Gothic"/>
-                <w:sz w:val="18"/>
+            <w:tcW w:type="dxa" w:w="1654"/>
+          </w:tcPr>
+          <w:p>
+            <w:r>
+              <w:rPr>
+                <w:sz w:val="17"/>
+              </w:rPr>
+            </w:r>
+            <w:r>
+              <w:rPr>
+                <w:rFonts w:ascii="Yu Gothic" w:hAnsi="Yu Gothic" w:eastAsia="Yu Gothic"/>
+                <w:sz w:val="17"/>
               </w:rPr>
               <w:t>HTMLテストベース文書</w:t>
             </w:r>
@@ -3218,18 +3218,18 @@
         </w:tc>
         <w:tc>
           <w:tcPr>
-            <w:tcW w:type="dxa" w:w="1440"/>
-          </w:tcPr>
-          <w:p>
-            <w:r>
-              <w:rPr>
-                <w:sz w:val="18"/>
-              </w:rPr>
-            </w:r>
-            <w:r>
-              <w:rPr>
-                <w:rFonts w:ascii="Yu Gothic" w:hAnsi="Yu Gothic" w:eastAsia="Yu Gothic"/>
-                <w:sz w:val="18"/>
+            <w:tcW w:type="dxa" w:w="1654"/>
+          </w:tcPr>
+          <w:p>
+            <w:r>
+              <w:rPr>
+                <w:sz w:val="17"/>
+              </w:rPr>
+            </w:r>
+            <w:r>
+              <w:rPr>
+                <w:rFonts w:ascii="Yu Gothic" w:hAnsi="Yu Gothic" w:eastAsia="Yu Gothic"/>
+                <w:sz w:val="17"/>
               </w:rPr>
               <w:t>HTML</w:t>
             </w:r>
@@ -3237,32 +3237,32 @@
         </w:tc>
         <w:tc>
           <w:tcPr>
-            <w:tcW w:type="dxa" w:w="1440"/>
-          </w:tcPr>
-          <w:p>
-            <w:r>
-              <w:rPr>
-                <w:sz w:val="18"/>
-              </w:rPr>
-            </w:r>
-            <w:r>
-              <w:rPr>
-                <w:rFonts w:ascii="Yu Gothic" w:hAnsi="Yu Gothic" w:eastAsia="Yu Gothic"/>
-                <w:sz w:val="18"/>
+            <w:tcW w:type="dxa" w:w="1654"/>
+          </w:tcPr>
+          <w:p>
+            <w:r>
+              <w:rPr>
+                <w:sz w:val="17"/>
+              </w:rPr>
+            </w:r>
+            <w:r>
+              <w:rPr>
+                <w:rFonts w:ascii="Yu Gothic" w:hAnsi="Yu Gothic" w:eastAsia="Yu Gothic"/>
+                <w:sz w:val="17"/>
               </w:rPr>
               <w:t>解析実行時（</w:t>
             </w:r>
             <w:r>
               <w:rPr>
                 <w:rFonts w:ascii="Consolas" w:hAnsi="Consolas" w:eastAsia="Consolas"/>
-                <w:sz w:val="18"/>
+                <w:sz w:val="17"/>
               </w:rPr>
               <w:t>html_reporter.generate_html_report</w:t>
             </w:r>
             <w:r>
               <w:rPr>
                 <w:rFonts w:ascii="Yu Gothic" w:hAnsi="Yu Gothic" w:eastAsia="Yu Gothic"/>
-                <w:sz w:val="18"/>
+                <w:sz w:val="17"/>
               </w:rPr>
               <w:t>、1228行）</w:t>
             </w:r>
@@ -3270,25 +3270,25 @@
         </w:tc>
         <w:tc>
           <w:tcPr>
-            <w:tcW w:type="dxa" w:w="1440"/>
-          </w:tcPr>
-          <w:p>
-            <w:r>
-              <w:rPr>
-                <w:sz w:val="18"/>
+            <w:tcW w:type="dxa" w:w="1654"/>
+          </w:tcPr>
+          <w:p>
+            <w:r>
+              <w:rPr>
+                <w:sz w:val="17"/>
               </w:rPr>
             </w:r>
             <w:r>
               <w:rPr>
                 <w:rFonts w:ascii="Consolas" w:hAnsi="Consolas" w:eastAsia="Consolas"/>
-                <w:sz w:val="18"/>
+                <w:sz w:val="17"/>
               </w:rPr>
               <w:t>output/{domain}/report.html</w:t>
             </w:r>
             <w:r>
               <w:rPr>
                 <w:rFonts w:ascii="Yu Gothic" w:hAnsi="Yu Gothic" w:eastAsia="Yu Gothic"/>
-                <w:sz w:val="18"/>
+                <w:sz w:val="17"/>
               </w:rPr>
               <w:t>（実物確認済み）</w:t>
             </w:r>
@@ -3296,18 +3296,18 @@
         </w:tc>
         <w:tc>
           <w:tcPr>
-            <w:tcW w:type="dxa" w:w="1440"/>
-          </w:tcPr>
-          <w:p>
-            <w:r>
-              <w:rPr>
-                <w:sz w:val="18"/>
-              </w:rPr>
-            </w:r>
-            <w:r>
-              <w:rPr>
-                <w:rFonts w:ascii="Yu Gothic" w:hAnsi="Yu Gothic" w:eastAsia="Yu Gothic"/>
-                <w:sz w:val="18"/>
+            <w:tcW w:type="dxa" w:w="1654"/>
+          </w:tcPr>
+          <w:p>
+            <w:r>
+              <w:rPr>
+                <w:sz w:val="17"/>
+              </w:rPr>
+            </w:r>
+            <w:r>
+              <w:rPr>
+                <w:rFonts w:ascii="Yu Gothic" w:hAnsi="Yu Gothic" w:eastAsia="Yu Gothic"/>
+                <w:sz w:val="17"/>
               </w:rPr>
               <w:t>未確認</w:t>
             </w:r>
@@ -3317,18 +3317,18 @@
       <w:tr>
         <w:tc>
           <w:tcPr>
-            <w:tcW w:type="dxa" w:w="1440"/>
-          </w:tcPr>
-          <w:p>
-            <w:r>
-              <w:rPr>
-                <w:sz w:val="18"/>
-              </w:rPr>
-            </w:r>
-            <w:r>
-              <w:rPr>
-                <w:rFonts w:ascii="Yu Gothic" w:hAnsi="Yu Gothic" w:eastAsia="Yu Gothic"/>
-                <w:sz w:val="18"/>
+            <w:tcW w:type="dxa" w:w="1654"/>
+          </w:tcPr>
+          <w:p>
+            <w:r>
+              <w:rPr>
+                <w:sz w:val="17"/>
+              </w:rPr>
+            </w:r>
+            <w:r>
+              <w:rPr>
+                <w:rFonts w:ascii="Yu Gothic" w:hAnsi="Yu Gothic" w:eastAsia="Yu Gothic"/>
+                <w:sz w:val="17"/>
               </w:rPr>
               <w:t>RP-07</w:t>
             </w:r>
@@ -3336,18 +3336,18 @@
         </w:tc>
         <w:tc>
           <w:tcPr>
-            <w:tcW w:type="dxa" w:w="1440"/>
-          </w:tcPr>
-          <w:p>
-            <w:r>
-              <w:rPr>
-                <w:sz w:val="18"/>
-              </w:rPr>
-            </w:r>
-            <w:r>
-              <w:rPr>
-                <w:rFonts w:ascii="Yu Gothic" w:hAnsi="Yu Gothic" w:eastAsia="Yu Gothic"/>
-                <w:sz w:val="18"/>
+            <w:tcW w:type="dxa" w:w="1654"/>
+          </w:tcPr>
+          <w:p>
+            <w:r>
+              <w:rPr>
+                <w:sz w:val="17"/>
+              </w:rPr>
+            </w:r>
+            <w:r>
+              <w:rPr>
+                <w:rFonts w:ascii="Yu Gothic" w:hAnsi="Yu Gothic" w:eastAsia="Yu Gothic"/>
+                <w:sz w:val="17"/>
               </w:rPr>
               <w:t>PDFレポート</w:t>
             </w:r>
@@ -3355,18 +3355,18 @@
         </w:tc>
         <w:tc>
           <w:tcPr>
-            <w:tcW w:type="dxa" w:w="1440"/>
-          </w:tcPr>
-          <w:p>
-            <w:r>
-              <w:rPr>
-                <w:sz w:val="18"/>
-              </w:rPr>
-            </w:r>
-            <w:r>
-              <w:rPr>
-                <w:rFonts w:ascii="Yu Gothic" w:hAnsi="Yu Gothic" w:eastAsia="Yu Gothic"/>
-                <w:sz w:val="18"/>
+            <w:tcW w:type="dxa" w:w="1654"/>
+          </w:tcPr>
+          <w:p>
+            <w:r>
+              <w:rPr>
+                <w:sz w:val="17"/>
+              </w:rPr>
+            </w:r>
+            <w:r>
+              <w:rPr>
+                <w:rFonts w:ascii="Yu Gothic" w:hAnsi="Yu Gothic" w:eastAsia="Yu Gothic"/>
+                <w:sz w:val="17"/>
               </w:rPr>
               <w:t>PDF</w:t>
             </w:r>
@@ -3374,39 +3374,39 @@
         </w:tc>
         <w:tc>
           <w:tcPr>
-            <w:tcW w:type="dxa" w:w="1440"/>
-          </w:tcPr>
-          <w:p>
-            <w:r>
-              <w:rPr>
-                <w:sz w:val="18"/>
+            <w:tcW w:type="dxa" w:w="1654"/>
+          </w:tcPr>
+          <w:p>
+            <w:r>
+              <w:rPr>
+                <w:sz w:val="17"/>
               </w:rPr>
             </w:r>
             <w:r>
               <w:rPr>
                 <w:rFonts w:ascii="Consolas" w:hAnsi="Consolas" w:eastAsia="Consolas"/>
-                <w:sz w:val="18"/>
+                <w:sz w:val="17"/>
               </w:rPr>
               <w:t>report.html</w:t>
             </w:r>
             <w:r>
               <w:rPr>
                 <w:rFonts w:ascii="Yu Gothic" w:hAnsi="Yu Gothic" w:eastAsia="Yu Gothic"/>
-                <w:sz w:val="18"/>
+                <w:sz w:val="17"/>
               </w:rPr>
               <w:t xml:space="preserve"> を Playwright headless Chromium でレンダリング（</w:t>
             </w:r>
             <w:r>
               <w:rPr>
                 <w:rFonts w:ascii="Consolas" w:hAnsi="Consolas" w:eastAsia="Consolas"/>
-                <w:sz w:val="18"/>
+                <w:sz w:val="17"/>
               </w:rPr>
               <w:t>pdf_reporter.generate_pdf</w:t>
             </w:r>
             <w:r>
               <w:rPr>
                 <w:rFonts w:ascii="Yu Gothic" w:hAnsi="Yu Gothic" w:eastAsia="Yu Gothic"/>
-                <w:sz w:val="18"/>
+                <w:sz w:val="17"/>
               </w:rPr>
               <w:t>）</w:t>
             </w:r>
@@ -3414,25 +3414,25 @@
         </w:tc>
         <w:tc>
           <w:tcPr>
-            <w:tcW w:type="dxa" w:w="1440"/>
-          </w:tcPr>
-          <w:p>
-            <w:r>
-              <w:rPr>
-                <w:sz w:val="18"/>
+            <w:tcW w:type="dxa" w:w="1654"/>
+          </w:tcPr>
+          <w:p>
+            <w:r>
+              <w:rPr>
+                <w:sz w:val="17"/>
               </w:rPr>
             </w:r>
             <w:r>
               <w:rPr>
                 <w:rFonts w:ascii="Consolas" w:hAnsi="Consolas" w:eastAsia="Consolas"/>
-                <w:sz w:val="18"/>
+                <w:sz w:val="17"/>
               </w:rPr>
               <w:t>output/{domain}/report.pdf</w:t>
             </w:r>
             <w:r>
               <w:rPr>
                 <w:rFonts w:ascii="Yu Gothic" w:hAnsi="Yu Gothic" w:eastAsia="Yu Gothic"/>
-                <w:sz w:val="18"/>
+                <w:sz w:val="17"/>
               </w:rPr>
               <w:t>（実物確認済み）</w:t>
             </w:r>
@@ -3440,18 +3440,18 @@
         </w:tc>
         <w:tc>
           <w:tcPr>
-            <w:tcW w:type="dxa" w:w="1440"/>
-          </w:tcPr>
-          <w:p>
-            <w:r>
-              <w:rPr>
-                <w:sz w:val="18"/>
-              </w:rPr>
-            </w:r>
-            <w:r>
-              <w:rPr>
-                <w:rFonts w:ascii="Yu Gothic" w:hAnsi="Yu Gothic" w:eastAsia="Yu Gothic"/>
-                <w:sz w:val="18"/>
+            <w:tcW w:type="dxa" w:w="1654"/>
+          </w:tcPr>
+          <w:p>
+            <w:r>
+              <w:rPr>
+                <w:sz w:val="17"/>
+              </w:rPr>
+            </w:r>
+            <w:r>
+              <w:rPr>
+                <w:rFonts w:ascii="Yu Gothic" w:hAnsi="Yu Gothic" w:eastAsia="Yu Gothic"/>
+                <w:sz w:val="17"/>
               </w:rPr>
               <w:t>- (バイナリ)</w:t>
             </w:r>
@@ -3461,18 +3461,18 @@
       <w:tr>
         <w:tc>
           <w:tcPr>
-            <w:tcW w:type="dxa" w:w="1440"/>
-          </w:tcPr>
-          <w:p>
-            <w:r>
-              <w:rPr>
-                <w:sz w:val="18"/>
-              </w:rPr>
-            </w:r>
-            <w:r>
-              <w:rPr>
-                <w:rFonts w:ascii="Yu Gothic" w:hAnsi="Yu Gothic" w:eastAsia="Yu Gothic"/>
-                <w:sz w:val="18"/>
+            <w:tcW w:type="dxa" w:w="1654"/>
+          </w:tcPr>
+          <w:p>
+            <w:r>
+              <w:rPr>
+                <w:sz w:val="17"/>
+              </w:rPr>
+            </w:r>
+            <w:r>
+              <w:rPr>
+                <w:rFonts w:ascii="Yu Gothic" w:hAnsi="Yu Gothic" w:eastAsia="Yu Gothic"/>
+                <w:sz w:val="17"/>
               </w:rPr>
               <w:t>RP-08</w:t>
             </w:r>
@@ -3480,18 +3480,18 @@
         </w:tc>
         <w:tc>
           <w:tcPr>
-            <w:tcW w:type="dxa" w:w="1440"/>
-          </w:tcPr>
-          <w:p>
-            <w:r>
-              <w:rPr>
-                <w:sz w:val="18"/>
-              </w:rPr>
-            </w:r>
-            <w:r>
-              <w:rPr>
-                <w:rFonts w:ascii="Yu Gothic" w:hAnsi="Yu Gothic" w:eastAsia="Yu Gothic"/>
-                <w:sz w:val="18"/>
+            <w:tcW w:type="dxa" w:w="1654"/>
+          </w:tcPr>
+          <w:p>
+            <w:r>
+              <w:rPr>
+                <w:sz w:val="17"/>
+              </w:rPr>
+            </w:r>
+            <w:r>
+              <w:rPr>
+                <w:rFonts w:ascii="Yu Gothic" w:hAnsi="Yu Gothic" w:eastAsia="Yu Gothic"/>
+                <w:sz w:val="17"/>
               </w:rPr>
               <w:t>画面遷移図</w:t>
             </w:r>
@@ -3499,18 +3499,18 @@
         </w:tc>
         <w:tc>
           <w:tcPr>
-            <w:tcW w:type="dxa" w:w="1440"/>
-          </w:tcPr>
-          <w:p>
-            <w:r>
-              <w:rPr>
-                <w:sz w:val="18"/>
-              </w:rPr>
-            </w:r>
-            <w:r>
-              <w:rPr>
-                <w:rFonts w:ascii="Yu Gothic" w:hAnsi="Yu Gothic" w:eastAsia="Yu Gothic"/>
-                <w:sz w:val="18"/>
+            <w:tcW w:type="dxa" w:w="1654"/>
+          </w:tcPr>
+          <w:p>
+            <w:r>
+              <w:rPr>
+                <w:sz w:val="17"/>
+              </w:rPr>
+            </w:r>
+            <w:r>
+              <w:rPr>
+                <w:rFonts w:ascii="Yu Gothic" w:hAnsi="Yu Gothic" w:eastAsia="Yu Gothic"/>
+                <w:sz w:val="17"/>
               </w:rPr>
               <w:t>Mermaid(.mmd)</w:t>
             </w:r>
@@ -3518,32 +3518,32 @@
         </w:tc>
         <w:tc>
           <w:tcPr>
-            <w:tcW w:type="dxa" w:w="1440"/>
-          </w:tcPr>
-          <w:p>
-            <w:r>
-              <w:rPr>
-                <w:sz w:val="18"/>
-              </w:rPr>
-            </w:r>
-            <w:r>
-              <w:rPr>
-                <w:rFonts w:ascii="Yu Gothic" w:hAnsi="Yu Gothic" w:eastAsia="Yu Gothic"/>
-                <w:sz w:val="18"/>
+            <w:tcW w:type="dxa" w:w="1654"/>
+          </w:tcPr>
+          <w:p>
+            <w:r>
+              <w:rPr>
+                <w:sz w:val="17"/>
+              </w:rPr>
+            </w:r>
+            <w:r>
+              <w:rPr>
+                <w:rFonts w:ascii="Yu Gothic" w:hAnsi="Yu Gothic" w:eastAsia="Yu Gothic"/>
+                <w:sz w:val="17"/>
               </w:rPr>
               <w:t>解析実行時（</w:t>
             </w:r>
             <w:r>
               <w:rPr>
                 <w:rFonts w:ascii="Consolas" w:hAnsi="Consolas" w:eastAsia="Consolas"/>
-                <w:sz w:val="18"/>
+                <w:sz w:val="17"/>
               </w:rPr>
               <w:t>mermaid_generator.generate_mermaid</w:t>
             </w:r>
             <w:r>
               <w:rPr>
                 <w:rFonts w:ascii="Yu Gothic" w:hAnsi="Yu Gothic" w:eastAsia="Yu Gothic"/>
-                <w:sz w:val="18"/>
+                <w:sz w:val="17"/>
               </w:rPr>
               <w:t>）</w:t>
             </w:r>
@@ -3551,25 +3551,25 @@
         </w:tc>
         <w:tc>
           <w:tcPr>
-            <w:tcW w:type="dxa" w:w="1440"/>
-          </w:tcPr>
-          <w:p>
-            <w:r>
-              <w:rPr>
-                <w:sz w:val="18"/>
+            <w:tcW w:type="dxa" w:w="1654"/>
+          </w:tcPr>
+          <w:p>
+            <w:r>
+              <w:rPr>
+                <w:sz w:val="17"/>
               </w:rPr>
             </w:r>
             <w:r>
               <w:rPr>
                 <w:rFonts w:ascii="Consolas" w:hAnsi="Consolas" w:eastAsia="Consolas"/>
-                <w:sz w:val="18"/>
+                <w:sz w:val="17"/>
               </w:rPr>
               <w:t>output/{domain}/transition.mmd</w:t>
             </w:r>
             <w:r>
               <w:rPr>
                 <w:rFonts w:ascii="Yu Gothic" w:hAnsi="Yu Gothic" w:eastAsia="Yu Gothic"/>
-                <w:sz w:val="18"/>
+                <w:sz w:val="17"/>
               </w:rPr>
               <w:t>（実物確認済み）</w:t>
             </w:r>
@@ -3577,18 +3577,18 @@
         </w:tc>
         <w:tc>
           <w:tcPr>
-            <w:tcW w:type="dxa" w:w="1440"/>
-          </w:tcPr>
-          <w:p>
-            <w:r>
-              <w:rPr>
-                <w:sz w:val="18"/>
-              </w:rPr>
-            </w:r>
-            <w:r>
-              <w:rPr>
-                <w:rFonts w:ascii="Yu Gothic" w:hAnsi="Yu Gothic" w:eastAsia="Yu Gothic"/>
-                <w:sz w:val="18"/>
+            <w:tcW w:type="dxa" w:w="1654"/>
+          </w:tcPr>
+          <w:p>
+            <w:r>
+              <w:rPr>
+                <w:sz w:val="17"/>
+              </w:rPr>
+            </w:r>
+            <w:r>
+              <w:rPr>
+                <w:rFonts w:ascii="Yu Gothic" w:hAnsi="Yu Gothic" w:eastAsia="Yu Gothic"/>
+                <w:sz w:val="17"/>
               </w:rPr>
               <w:t>未確認</w:t>
             </w:r>
@@ -3598,18 +3598,18 @@
       <w:tr>
         <w:tc>
           <w:tcPr>
-            <w:tcW w:type="dxa" w:w="1440"/>
-          </w:tcPr>
-          <w:p>
-            <w:r>
-              <w:rPr>
-                <w:sz w:val="18"/>
-              </w:rPr>
-            </w:r>
-            <w:r>
-              <w:rPr>
-                <w:rFonts w:ascii="Yu Gothic" w:hAnsi="Yu Gothic" w:eastAsia="Yu Gothic"/>
-                <w:sz w:val="18"/>
+            <w:tcW w:type="dxa" w:w="1654"/>
+          </w:tcPr>
+          <w:p>
+            <w:r>
+              <w:rPr>
+                <w:sz w:val="17"/>
+              </w:rPr>
+            </w:r>
+            <w:r>
+              <w:rPr>
+                <w:rFonts w:ascii="Yu Gothic" w:hAnsi="Yu Gothic" w:eastAsia="Yu Gothic"/>
+                <w:sz w:val="17"/>
               </w:rPr>
               <w:t>RP-09</w:t>
             </w:r>
@@ -3617,18 +3617,18 @@
         </w:tc>
         <w:tc>
           <w:tcPr>
-            <w:tcW w:type="dxa" w:w="1440"/>
-          </w:tcPr>
-          <w:p>
-            <w:r>
-              <w:rPr>
-                <w:sz w:val="18"/>
-              </w:rPr>
-            </w:r>
-            <w:r>
-              <w:rPr>
-                <w:rFonts w:ascii="Yu Gothic" w:hAnsi="Yu Gothic" w:eastAsia="Yu Gothic"/>
-                <w:sz w:val="18"/>
+            <w:tcW w:type="dxa" w:w="1654"/>
+          </w:tcPr>
+          <w:p>
+            <w:r>
+              <w:rPr>
+                <w:sz w:val="17"/>
+              </w:rPr>
+            </w:r>
+            <w:r>
+              <w:rPr>
+                <w:rFonts w:ascii="Yu Gothic" w:hAnsi="Yu Gothic" w:eastAsia="Yu Gothic"/>
+                <w:sz w:val="17"/>
               </w:rPr>
               <w:t>アーキテクチャ図</w:t>
             </w:r>
@@ -3636,18 +3636,18 @@
         </w:tc>
         <w:tc>
           <w:tcPr>
-            <w:tcW w:type="dxa" w:w="1440"/>
-          </w:tcPr>
-          <w:p>
-            <w:r>
-              <w:rPr>
-                <w:sz w:val="18"/>
-              </w:rPr>
-            </w:r>
-            <w:r>
-              <w:rPr>
-                <w:rFonts w:ascii="Yu Gothic" w:hAnsi="Yu Gothic" w:eastAsia="Yu Gothic"/>
-                <w:sz w:val="18"/>
+            <w:tcW w:type="dxa" w:w="1654"/>
+          </w:tcPr>
+          <w:p>
+            <w:r>
+              <w:rPr>
+                <w:sz w:val="17"/>
+              </w:rPr>
+            </w:r>
+            <w:r>
+              <w:rPr>
+                <w:rFonts w:ascii="Yu Gothic" w:hAnsi="Yu Gothic" w:eastAsia="Yu Gothic"/>
+                <w:sz w:val="17"/>
               </w:rPr>
               <w:t>Mermaid(.mmd)</w:t>
             </w:r>
@@ -3655,32 +3655,32 @@
         </w:tc>
         <w:tc>
           <w:tcPr>
-            <w:tcW w:type="dxa" w:w="1440"/>
-          </w:tcPr>
-          <w:p>
-            <w:r>
-              <w:rPr>
-                <w:sz w:val="18"/>
-              </w:rPr>
-            </w:r>
-            <w:r>
-              <w:rPr>
-                <w:rFonts w:ascii="Yu Gothic" w:hAnsi="Yu Gothic" w:eastAsia="Yu Gothic"/>
-                <w:sz w:val="18"/>
+            <w:tcW w:type="dxa" w:w="1654"/>
+          </w:tcPr>
+          <w:p>
+            <w:r>
+              <w:rPr>
+                <w:sz w:val="17"/>
+              </w:rPr>
+            </w:r>
+            <w:r>
+              <w:rPr>
+                <w:rFonts w:ascii="Yu Gothic" w:hAnsi="Yu Gothic" w:eastAsia="Yu Gothic"/>
+                <w:sz w:val="17"/>
               </w:rPr>
               <w:t>解析実行時（</w:t>
             </w:r>
             <w:r>
               <w:rPr>
                 <w:rFonts w:ascii="Consolas" w:hAnsi="Consolas" w:eastAsia="Consolas"/>
-                <w:sz w:val="18"/>
+                <w:sz w:val="17"/>
               </w:rPr>
               <w:t>architecture_generator.generate_architecture_mermaid</w:t>
             </w:r>
             <w:r>
               <w:rPr>
                 <w:rFonts w:ascii="Yu Gothic" w:hAnsi="Yu Gothic" w:eastAsia="Yu Gothic"/>
-                <w:sz w:val="18"/>
+                <w:sz w:val="17"/>
               </w:rPr>
               <w:t>）</w:t>
             </w:r>
@@ -3688,25 +3688,25 @@
         </w:tc>
         <w:tc>
           <w:tcPr>
-            <w:tcW w:type="dxa" w:w="1440"/>
-          </w:tcPr>
-          <w:p>
-            <w:r>
-              <w:rPr>
-                <w:sz w:val="18"/>
+            <w:tcW w:type="dxa" w:w="1654"/>
+          </w:tcPr>
+          <w:p>
+            <w:r>
+              <w:rPr>
+                <w:sz w:val="17"/>
               </w:rPr>
             </w:r>
             <w:r>
               <w:rPr>
                 <w:rFonts w:ascii="Consolas" w:hAnsi="Consolas" w:eastAsia="Consolas"/>
-                <w:sz w:val="18"/>
+                <w:sz w:val="17"/>
               </w:rPr>
               <w:t>output/{domain}/architecture.mmd</w:t>
             </w:r>
             <w:r>
               <w:rPr>
                 <w:rFonts w:ascii="Yu Gothic" w:hAnsi="Yu Gothic" w:eastAsia="Yu Gothic"/>
-                <w:sz w:val="18"/>
+                <w:sz w:val="17"/>
               </w:rPr>
               <w:t>（実物確認済み）</w:t>
             </w:r>
@@ -3714,18 +3714,18 @@
         </w:tc>
         <w:tc>
           <w:tcPr>
-            <w:tcW w:type="dxa" w:w="1440"/>
-          </w:tcPr>
-          <w:p>
-            <w:r>
-              <w:rPr>
-                <w:sz w:val="18"/>
-              </w:rPr>
-            </w:r>
-            <w:r>
-              <w:rPr>
-                <w:rFonts w:ascii="Yu Gothic" w:hAnsi="Yu Gothic" w:eastAsia="Yu Gothic"/>
-                <w:sz w:val="18"/>
+            <w:tcW w:type="dxa" w:w="1654"/>
+          </w:tcPr>
+          <w:p>
+            <w:r>
+              <w:rPr>
+                <w:sz w:val="17"/>
+              </w:rPr>
+            </w:r>
+            <w:r>
+              <w:rPr>
+                <w:rFonts w:ascii="Yu Gothic" w:hAnsi="Yu Gothic" w:eastAsia="Yu Gothic"/>
+                <w:sz w:val="17"/>
               </w:rPr>
               <w:t>未確認</w:t>
             </w:r>
@@ -3735,18 +3735,18 @@
       <w:tr>
         <w:tc>
           <w:tcPr>
-            <w:tcW w:type="dxa" w:w="1440"/>
-          </w:tcPr>
-          <w:p>
-            <w:r>
-              <w:rPr>
-                <w:sz w:val="18"/>
-              </w:rPr>
-            </w:r>
-            <w:r>
-              <w:rPr>
-                <w:rFonts w:ascii="Yu Gothic" w:hAnsi="Yu Gothic" w:eastAsia="Yu Gothic"/>
-                <w:sz w:val="18"/>
+            <w:tcW w:type="dxa" w:w="1654"/>
+          </w:tcPr>
+          <w:p>
+            <w:r>
+              <w:rPr>
+                <w:sz w:val="17"/>
+              </w:rPr>
+            </w:r>
+            <w:r>
+              <w:rPr>
+                <w:rFonts w:ascii="Yu Gothic" w:hAnsi="Yu Gothic" w:eastAsia="Yu Gothic"/>
+                <w:sz w:val="17"/>
               </w:rPr>
               <w:t>RP-10</w:t>
             </w:r>
@@ -3754,18 +3754,18 @@
         </w:tc>
         <w:tc>
           <w:tcPr>
-            <w:tcW w:type="dxa" w:w="1440"/>
-          </w:tcPr>
-          <w:p>
-            <w:r>
-              <w:rPr>
-                <w:sz w:val="18"/>
-              </w:rPr>
-            </w:r>
-            <w:r>
-              <w:rPr>
-                <w:rFonts w:ascii="Yu Gothic" w:hAnsi="Yu Gothic" w:eastAsia="Yu Gothic"/>
-                <w:sz w:val="18"/>
+            <w:tcW w:type="dxa" w:w="1654"/>
+          </w:tcPr>
+          <w:p>
+            <w:r>
+              <w:rPr>
+                <w:sz w:val="17"/>
+              </w:rPr>
+            </w:r>
+            <w:r>
+              <w:rPr>
+                <w:rFonts w:ascii="Yu Gothic" w:hAnsi="Yu Gothic" w:eastAsia="Yu Gothic"/>
+                <w:sz w:val="17"/>
               </w:rPr>
               <w:t>現新比較</w:t>
             </w:r>
@@ -3773,18 +3773,18 @@
         </w:tc>
         <w:tc>
           <w:tcPr>
-            <w:tcW w:type="dxa" w:w="1440"/>
-          </w:tcPr>
-          <w:p>
-            <w:r>
-              <w:rPr>
-                <w:sz w:val="18"/>
-              </w:rPr>
-            </w:r>
-            <w:r>
-              <w:rPr>
-                <w:rFonts w:ascii="Yu Gothic" w:hAnsi="Yu Gothic" w:eastAsia="Yu Gothic"/>
-                <w:sz w:val="18"/>
+            <w:tcW w:type="dxa" w:w="1654"/>
+          </w:tcPr>
+          <w:p>
+            <w:r>
+              <w:rPr>
+                <w:sz w:val="17"/>
+              </w:rPr>
+            </w:r>
+            <w:r>
+              <w:rPr>
+                <w:rFonts w:ascii="Yu Gothic" w:hAnsi="Yu Gothic" w:eastAsia="Yu Gothic"/>
+                <w:sz w:val="17"/>
               </w:rPr>
               <w:t>JSON + HTML</w:t>
             </w:r>
@@ -3792,32 +3792,32 @@
         </w:tc>
         <w:tc>
           <w:tcPr>
-            <w:tcW w:type="dxa" w:w="1440"/>
-          </w:tcPr>
-          <w:p>
-            <w:r>
-              <w:rPr>
-                <w:sz w:val="18"/>
-              </w:rPr>
-            </w:r>
-            <w:r>
-              <w:rPr>
-                <w:rFonts w:ascii="Yu Gothic" w:hAnsi="Yu Gothic" w:eastAsia="Yu Gothic"/>
-                <w:sz w:val="18"/>
+            <w:tcW w:type="dxa" w:w="1654"/>
+          </w:tcPr>
+          <w:p>
+            <w:r>
+              <w:rPr>
+                <w:sz w:val="17"/>
+              </w:rPr>
+            </w:r>
+            <w:r>
+              <w:rPr>
+                <w:rFonts w:ascii="Yu Gothic" w:hAnsi="Yu Gothic" w:eastAsia="Yu Gothic"/>
+                <w:sz w:val="17"/>
               </w:rPr>
               <w:t>再クロール時、前回結果との比較（</w:t>
             </w:r>
             <w:r>
               <w:rPr>
                 <w:rFonts w:ascii="Consolas" w:hAnsi="Consolas" w:eastAsia="Consolas"/>
-                <w:sz w:val="18"/>
+                <w:sz w:val="17"/>
               </w:rPr>
               <w:t>comparison_reporter.save_comparison_outputs</w:t>
             </w:r>
             <w:r>
               <w:rPr>
                 <w:rFonts w:ascii="Yu Gothic" w:hAnsi="Yu Gothic" w:eastAsia="Yu Gothic"/>
-                <w:sz w:val="18"/>
+                <w:sz w:val="17"/>
               </w:rPr>
               <w:t>）</w:t>
             </w:r>
@@ -3825,32 +3825,32 @@
         </w:tc>
         <w:tc>
           <w:tcPr>
-            <w:tcW w:type="dxa" w:w="1440"/>
-          </w:tcPr>
-          <w:p>
-            <w:r>
-              <w:rPr>
-                <w:sz w:val="18"/>
+            <w:tcW w:type="dxa" w:w="1654"/>
+          </w:tcPr>
+          <w:p>
+            <w:r>
+              <w:rPr>
+                <w:sz w:val="17"/>
               </w:rPr>
             </w:r>
             <w:r>
               <w:rPr>
                 <w:rFonts w:ascii="Consolas" w:hAnsi="Consolas" w:eastAsia="Consolas"/>
-                <w:sz w:val="18"/>
+                <w:sz w:val="17"/>
               </w:rPr>
               <w:t>output/{domain}/comparison.json</w:t>
             </w:r>
             <w:r>
               <w:rPr>
                 <w:rFonts w:ascii="Yu Gothic" w:hAnsi="Yu Gothic" w:eastAsia="Yu Gothic"/>
-                <w:sz w:val="18"/>
+                <w:sz w:val="17"/>
               </w:rPr>
               <w:t xml:space="preserve">, </w:t>
             </w:r>
             <w:r>
               <w:rPr>
                 <w:rFonts w:ascii="Consolas" w:hAnsi="Consolas" w:eastAsia="Consolas"/>
-                <w:sz w:val="18"/>
+                <w:sz w:val="17"/>
               </w:rPr>
               <w:t>comparison.html</w:t>
             </w:r>
@@ -3858,32 +3858,32 @@
         </w:tc>
         <w:tc>
           <w:tcPr>
-            <w:tcW w:type="dxa" w:w="1440"/>
-          </w:tcPr>
-          <w:p>
-            <w:r>
-              <w:rPr>
-                <w:sz w:val="18"/>
-              </w:rPr>
-            </w:r>
-            <w:r>
-              <w:rPr>
-                <w:rFonts w:ascii="Yu Gothic" w:hAnsi="Yu Gothic" w:eastAsia="Yu Gothic"/>
-                <w:sz w:val="18"/>
+            <w:tcW w:type="dxa" w:w="1654"/>
+          </w:tcPr>
+          <w:p>
+            <w:r>
+              <w:rPr>
+                <w:sz w:val="17"/>
+              </w:rPr>
+            </w:r>
+            <w:r>
+              <w:rPr>
+                <w:rFonts w:ascii="Yu Gothic" w:hAnsi="Yu Gothic" w:eastAsia="Yu Gothic"/>
+                <w:sz w:val="17"/>
               </w:rPr>
               <w:t>UTF-8（</w:t>
             </w:r>
             <w:r>
               <w:rPr>
                 <w:rFonts w:ascii="Consolas" w:hAnsi="Consolas" w:eastAsia="Consolas"/>
-                <w:sz w:val="18"/>
+                <w:sz w:val="17"/>
               </w:rPr>
               <w:t>write_text(..., encoding="utf-8")</w:t>
             </w:r>
             <w:r>
               <w:rPr>
                 <w:rFonts w:ascii="Yu Gothic" w:hAnsi="Yu Gothic" w:eastAsia="Yu Gothic"/>
-                <w:sz w:val="18"/>
+                <w:sz w:val="17"/>
               </w:rPr>
               <w:t xml:space="preserve"> 実測）</w:t>
             </w:r>
@@ -3893,18 +3893,18 @@
       <w:tr>
         <w:tc>
           <w:tcPr>
-            <w:tcW w:type="dxa" w:w="1440"/>
-          </w:tcPr>
-          <w:p>
-            <w:r>
-              <w:rPr>
-                <w:sz w:val="18"/>
-              </w:rPr>
-            </w:r>
-            <w:r>
-              <w:rPr>
-                <w:rFonts w:ascii="Yu Gothic" w:hAnsi="Yu Gothic" w:eastAsia="Yu Gothic"/>
-                <w:sz w:val="18"/>
+            <w:tcW w:type="dxa" w:w="1654"/>
+          </w:tcPr>
+          <w:p>
+            <w:r>
+              <w:rPr>
+                <w:sz w:val="17"/>
+              </w:rPr>
+            </w:r>
+            <w:r>
+              <w:rPr>
+                <w:rFonts w:ascii="Yu Gothic" w:hAnsi="Yu Gothic" w:eastAsia="Yu Gothic"/>
+                <w:sz w:val="17"/>
               </w:rPr>
               <w:t>RP-11</w:t>
             </w:r>
@@ -3912,18 +3912,18 @@
         </w:tc>
         <w:tc>
           <w:tcPr>
-            <w:tcW w:type="dxa" w:w="1440"/>
-          </w:tcPr>
-          <w:p>
-            <w:r>
-              <w:rPr>
-                <w:sz w:val="18"/>
-              </w:rPr>
-            </w:r>
-            <w:r>
-              <w:rPr>
-                <w:rFonts w:ascii="Yu Gothic" w:hAnsi="Yu Gothic" w:eastAsia="Yu Gothic"/>
-                <w:sz w:val="18"/>
+            <w:tcW w:type="dxa" w:w="1654"/>
+          </w:tcPr>
+          <w:p>
+            <w:r>
+              <w:rPr>
+                <w:sz w:val="17"/>
+              </w:rPr>
+            </w:r>
+            <w:r>
+              <w:rPr>
+                <w:rFonts w:ascii="Yu Gothic" w:hAnsi="Yu Gothic" w:eastAsia="Yu Gothic"/>
+                <w:sz w:val="17"/>
               </w:rPr>
               <w:t>Doc Fusion結果</w:t>
             </w:r>
@@ -3931,18 +3931,18 @@
         </w:tc>
         <w:tc>
           <w:tcPr>
-            <w:tcW w:type="dxa" w:w="1440"/>
-          </w:tcPr>
-          <w:p>
-            <w:r>
-              <w:rPr>
-                <w:sz w:val="18"/>
-              </w:rPr>
-            </w:r>
-            <w:r>
-              <w:rPr>
-                <w:rFonts w:ascii="Yu Gothic" w:hAnsi="Yu Gothic" w:eastAsia="Yu Gothic"/>
-                <w:sz w:val="18"/>
+            <w:tcW w:type="dxa" w:w="1654"/>
+          </w:tcPr>
+          <w:p>
+            <w:r>
+              <w:rPr>
+                <w:sz w:val="17"/>
+              </w:rPr>
+            </w:r>
+            <w:r>
+              <w:rPr>
+                <w:rFonts w:ascii="Yu Gothic" w:hAnsi="Yu Gothic" w:eastAsia="Yu Gothic"/>
+                <w:sz w:val="17"/>
               </w:rPr>
               <w:t>JSON + Markdown</w:t>
             </w:r>
@@ -3950,32 +3950,32 @@
         </w:tc>
         <w:tc>
           <w:tcPr>
-            <w:tcW w:type="dxa" w:w="1440"/>
-          </w:tcPr>
-          <w:p>
-            <w:r>
-              <w:rPr>
-                <w:sz w:val="18"/>
-              </w:rPr>
-            </w:r>
-            <w:r>
-              <w:rPr>
-                <w:rFonts w:ascii="Yu Gothic" w:hAnsi="Yu Gothic" w:eastAsia="Yu Gothic"/>
-                <w:sz w:val="18"/>
+            <w:tcW w:type="dxa" w:w="1654"/>
+          </w:tcPr>
+          <w:p>
+            <w:r>
+              <w:rPr>
+                <w:sz w:val="17"/>
+              </w:rPr>
+            </w:r>
+            <w:r>
+              <w:rPr>
+                <w:rFonts w:ascii="Yu Gothic" w:hAnsi="Yu Gothic" w:eastAsia="Yu Gothic"/>
+                <w:sz w:val="17"/>
               </w:rPr>
               <w:t>文書駆動モードで要件文書と実測を突合時（</w:t>
             </w:r>
             <w:r>
               <w:rPr>
                 <w:rFonts w:ascii="Consolas" w:hAnsi="Consolas" w:eastAsia="Consolas"/>
-                <w:sz w:val="18"/>
+                <w:sz w:val="17"/>
               </w:rPr>
               <w:t>fusion_reporter.save_fusion_outputs</w:t>
             </w:r>
             <w:r>
               <w:rPr>
                 <w:rFonts w:ascii="Yu Gothic" w:hAnsi="Yu Gothic" w:eastAsia="Yu Gothic"/>
-                <w:sz w:val="18"/>
+                <w:sz w:val="17"/>
               </w:rPr>
               <w:t>）</w:t>
             </w:r>
@@ -3983,39 +3983,39 @@
         </w:tc>
         <w:tc>
           <w:tcPr>
-            <w:tcW w:type="dxa" w:w="1440"/>
-          </w:tcPr>
-          <w:p>
-            <w:r>
-              <w:rPr>
-                <w:sz w:val="18"/>
+            <w:tcW w:type="dxa" w:w="1654"/>
+          </w:tcPr>
+          <w:p>
+            <w:r>
+              <w:rPr>
+                <w:sz w:val="17"/>
               </w:rPr>
             </w:r>
             <w:r>
               <w:rPr>
                 <w:rFonts w:ascii="Consolas" w:hAnsi="Consolas" w:eastAsia="Consolas"/>
-                <w:sz w:val="18"/>
+                <w:sz w:val="17"/>
               </w:rPr>
               <w:t>output/{domain}/doc_fusion.json</w:t>
             </w:r>
             <w:r>
               <w:rPr>
                 <w:rFonts w:ascii="Yu Gothic" w:hAnsi="Yu Gothic" w:eastAsia="Yu Gothic"/>
-                <w:sz w:val="18"/>
+                <w:sz w:val="17"/>
               </w:rPr>
               <w:t xml:space="preserve">, </w:t>
             </w:r>
             <w:r>
               <w:rPr>
                 <w:rFonts w:ascii="Consolas" w:hAnsi="Consolas" w:eastAsia="Consolas"/>
-                <w:sz w:val="18"/>
+                <w:sz w:val="17"/>
               </w:rPr>
               <w:t>doc_fusion.md</w:t>
             </w:r>
             <w:r>
               <w:rPr>
                 <w:rFonts w:ascii="Yu Gothic" w:hAnsi="Yu Gothic" w:eastAsia="Yu Gothic"/>
-                <w:sz w:val="18"/>
+                <w:sz w:val="17"/>
               </w:rPr>
               <w:t>（実物確認済み）</w:t>
             </w:r>
@@ -4023,18 +4023,18 @@
         </w:tc>
         <w:tc>
           <w:tcPr>
-            <w:tcW w:type="dxa" w:w="1440"/>
-          </w:tcPr>
-          <w:p>
-            <w:r>
-              <w:rPr>
-                <w:sz w:val="18"/>
-              </w:rPr>
-            </w:r>
-            <w:r>
-              <w:rPr>
-                <w:rFonts w:ascii="Yu Gothic" w:hAnsi="Yu Gothic" w:eastAsia="Yu Gothic"/>
-                <w:sz w:val="18"/>
+            <w:tcW w:type="dxa" w:w="1654"/>
+          </w:tcPr>
+          <w:p>
+            <w:r>
+              <w:rPr>
+                <w:sz w:val="17"/>
+              </w:rPr>
+            </w:r>
+            <w:r>
+              <w:rPr>
+                <w:rFonts w:ascii="Yu Gothic" w:hAnsi="Yu Gothic" w:eastAsia="Yu Gothic"/>
+                <w:sz w:val="17"/>
               </w:rPr>
               <w:t>UTF-8（実測）</w:t>
             </w:r>
@@ -4044,18 +4044,18 @@
       <w:tr>
         <w:tc>
           <w:tcPr>
-            <w:tcW w:type="dxa" w:w="1440"/>
-          </w:tcPr>
-          <w:p>
-            <w:r>
-              <w:rPr>
-                <w:sz w:val="18"/>
-              </w:rPr>
-            </w:r>
-            <w:r>
-              <w:rPr>
-                <w:rFonts w:ascii="Yu Gothic" w:hAnsi="Yu Gothic" w:eastAsia="Yu Gothic"/>
-                <w:sz w:val="18"/>
+            <w:tcW w:type="dxa" w:w="1654"/>
+          </w:tcPr>
+          <w:p>
+            <w:r>
+              <w:rPr>
+                <w:sz w:val="17"/>
+              </w:rPr>
+            </w:r>
+            <w:r>
+              <w:rPr>
+                <w:rFonts w:ascii="Yu Gothic" w:hAnsi="Yu Gothic" w:eastAsia="Yu Gothic"/>
+                <w:sz w:val="17"/>
               </w:rPr>
               <w:t>RP-12</w:t>
             </w:r>
@@ -4063,18 +4063,18 @@
         </w:tc>
         <w:tc>
           <w:tcPr>
-            <w:tcW w:type="dxa" w:w="1440"/>
-          </w:tcPr>
-          <w:p>
-            <w:r>
-              <w:rPr>
-                <w:sz w:val="18"/>
-              </w:rPr>
-            </w:r>
-            <w:r>
-              <w:rPr>
-                <w:rFonts w:ascii="Yu Gothic" w:hAnsi="Yu Gothic" w:eastAsia="Yu Gothic"/>
-                <w:sz w:val="18"/>
+            <w:tcW w:type="dxa" w:w="1654"/>
+          </w:tcPr>
+          <w:p>
+            <w:r>
+              <w:rPr>
+                <w:sz w:val="17"/>
+              </w:rPr>
+            </w:r>
+            <w:r>
+              <w:rPr>
+                <w:rFonts w:ascii="Yu Gothic" w:hAnsi="Yu Gothic" w:eastAsia="Yu Gothic"/>
+                <w:sz w:val="17"/>
               </w:rPr>
               <w:t>トレーサビリティ</w:t>
             </w:r>
@@ -4082,18 +4082,18 @@
         </w:tc>
         <w:tc>
           <w:tcPr>
-            <w:tcW w:type="dxa" w:w="1440"/>
-          </w:tcPr>
-          <w:p>
-            <w:r>
-              <w:rPr>
-                <w:sz w:val="18"/>
-              </w:rPr>
-            </w:r>
-            <w:r>
-              <w:rPr>
-                <w:rFonts w:ascii="Yu Gothic" w:hAnsi="Yu Gothic" w:eastAsia="Yu Gothic"/>
-                <w:sz w:val="18"/>
+            <w:tcW w:type="dxa" w:w="1654"/>
+          </w:tcPr>
+          <w:p>
+            <w:r>
+              <w:rPr>
+                <w:sz w:val="17"/>
+              </w:rPr>
+            </w:r>
+            <w:r>
+              <w:rPr>
+                <w:rFonts w:ascii="Yu Gothic" w:hAnsi="Yu Gothic" w:eastAsia="Yu Gothic"/>
+                <w:sz w:val="17"/>
               </w:rPr>
               <w:t>JSON + Markdown</w:t>
             </w:r>
@@ -4101,32 +4101,32 @@
         </w:tc>
         <w:tc>
           <w:tcPr>
-            <w:tcW w:type="dxa" w:w="1440"/>
-          </w:tcPr>
-          <w:p>
-            <w:r>
-              <w:rPr>
-                <w:sz w:val="18"/>
-              </w:rPr>
-            </w:r>
-            <w:r>
-              <w:rPr>
-                <w:rFonts w:ascii="Yu Gothic" w:hAnsi="Yu Gothic" w:eastAsia="Yu Gothic"/>
-                <w:sz w:val="18"/>
+            <w:tcW w:type="dxa" w:w="1654"/>
+          </w:tcPr>
+          <w:p>
+            <w:r>
+              <w:rPr>
+                <w:sz w:val="17"/>
+              </w:rPr>
+            </w:r>
+            <w:r>
+              <w:rPr>
+                <w:rFonts w:ascii="Yu Gothic" w:hAnsi="Yu Gothic" w:eastAsia="Yu Gothic"/>
+                <w:sz w:val="17"/>
               </w:rPr>
               <w:t>要件文書トレース時（</w:t>
             </w:r>
             <w:r>
               <w:rPr>
                 <w:rFonts w:ascii="Consolas" w:hAnsi="Consolas" w:eastAsia="Consolas"/>
-                <w:sz w:val="18"/>
+                <w:sz w:val="17"/>
               </w:rPr>
               <w:t>trace_reporter.save_trace_outputs</w:t>
             </w:r>
             <w:r>
               <w:rPr>
                 <w:rFonts w:ascii="Yu Gothic" w:hAnsi="Yu Gothic" w:eastAsia="Yu Gothic"/>
-                <w:sz w:val="18"/>
+                <w:sz w:val="17"/>
               </w:rPr>
               <w:t>）</w:t>
             </w:r>
@@ -4134,39 +4134,39 @@
         </w:tc>
         <w:tc>
           <w:tcPr>
-            <w:tcW w:type="dxa" w:w="1440"/>
-          </w:tcPr>
-          <w:p>
-            <w:r>
-              <w:rPr>
-                <w:sz w:val="18"/>
+            <w:tcW w:type="dxa" w:w="1654"/>
+          </w:tcPr>
+          <w:p>
+            <w:r>
+              <w:rPr>
+                <w:sz w:val="17"/>
               </w:rPr>
             </w:r>
             <w:r>
               <w:rPr>
                 <w:rFonts w:ascii="Consolas" w:hAnsi="Consolas" w:eastAsia="Consolas"/>
-                <w:sz w:val="18"/>
+                <w:sz w:val="17"/>
               </w:rPr>
               <w:t>output/{domain}/requirement_trace.json</w:t>
             </w:r>
             <w:r>
               <w:rPr>
                 <w:rFonts w:ascii="Yu Gothic" w:hAnsi="Yu Gothic" w:eastAsia="Yu Gothic"/>
-                <w:sz w:val="18"/>
+                <w:sz w:val="17"/>
               </w:rPr>
               <w:t xml:space="preserve">, </w:t>
             </w:r>
             <w:r>
               <w:rPr>
                 <w:rFonts w:ascii="Consolas" w:hAnsi="Consolas" w:eastAsia="Consolas"/>
-                <w:sz w:val="18"/>
+                <w:sz w:val="17"/>
               </w:rPr>
               <w:t>traceability_matrix.md</w:t>
             </w:r>
             <w:r>
               <w:rPr>
                 <w:rFonts w:ascii="Yu Gothic" w:hAnsi="Yu Gothic" w:eastAsia="Yu Gothic"/>
-                <w:sz w:val="18"/>
+                <w:sz w:val="17"/>
               </w:rPr>
               <w:t>（実物確認済み）</w:t>
             </w:r>
@@ -4174,18 +4174,18 @@
         </w:tc>
         <w:tc>
           <w:tcPr>
-            <w:tcW w:type="dxa" w:w="1440"/>
-          </w:tcPr>
-          <w:p>
-            <w:r>
-              <w:rPr>
-                <w:sz w:val="18"/>
-              </w:rPr>
-            </w:r>
-            <w:r>
-              <w:rPr>
-                <w:rFonts w:ascii="Yu Gothic" w:hAnsi="Yu Gothic" w:eastAsia="Yu Gothic"/>
-                <w:sz w:val="18"/>
+            <w:tcW w:type="dxa" w:w="1654"/>
+          </w:tcPr>
+          <w:p>
+            <w:r>
+              <w:rPr>
+                <w:sz w:val="17"/>
+              </w:rPr>
+            </w:r>
+            <w:r>
+              <w:rPr>
+                <w:rFonts w:ascii="Yu Gothic" w:hAnsi="Yu Gothic" w:eastAsia="Yu Gothic"/>
+                <w:sz w:val="17"/>
               </w:rPr>
               <w:t>UTF-8（実測）</w:t>
             </w:r>
@@ -4195,18 +4195,18 @@
       <w:tr>
         <w:tc>
           <w:tcPr>
-            <w:tcW w:type="dxa" w:w="1440"/>
-          </w:tcPr>
-          <w:p>
-            <w:r>
-              <w:rPr>
-                <w:sz w:val="18"/>
-              </w:rPr>
-            </w:r>
-            <w:r>
-              <w:rPr>
-                <w:rFonts w:ascii="Yu Gothic" w:hAnsi="Yu Gothic" w:eastAsia="Yu Gothic"/>
-                <w:sz w:val="18"/>
+            <w:tcW w:type="dxa" w:w="1654"/>
+          </w:tcPr>
+          <w:p>
+            <w:r>
+              <w:rPr>
+                <w:sz w:val="17"/>
+              </w:rPr>
+            </w:r>
+            <w:r>
+              <w:rPr>
+                <w:rFonts w:ascii="Yu Gothic" w:hAnsi="Yu Gothic" w:eastAsia="Yu Gothic"/>
+                <w:sz w:val="17"/>
               </w:rPr>
               <w:t>RP-13</w:t>
             </w:r>
@@ -4214,18 +4214,18 @@
         </w:tc>
         <w:tc>
           <w:tcPr>
-            <w:tcW w:type="dxa" w:w="1440"/>
-          </w:tcPr>
-          <w:p>
-            <w:r>
-              <w:rPr>
-                <w:sz w:val="18"/>
-              </w:rPr>
-            </w:r>
-            <w:r>
-              <w:rPr>
-                <w:rFonts w:ascii="Yu Gothic" w:hAnsi="Yu Gothic" w:eastAsia="Yu Gothic"/>
-                <w:sz w:val="18"/>
+            <w:tcW w:type="dxa" w:w="1654"/>
+          </w:tcPr>
+          <w:p>
+            <w:r>
+              <w:rPr>
+                <w:sz w:val="17"/>
+              </w:rPr>
+            </w:r>
+            <w:r>
+              <w:rPr>
+                <w:rFonts w:ascii="Yu Gothic" w:hAnsi="Yu Gothic" w:eastAsia="Yu Gothic"/>
+                <w:sz w:val="17"/>
               </w:rPr>
               <w:t>文書リフレッシュ</w:t>
             </w:r>
@@ -4233,18 +4233,18 @@
         </w:tc>
         <w:tc>
           <w:tcPr>
-            <w:tcW w:type="dxa" w:w="1440"/>
-          </w:tcPr>
-          <w:p>
-            <w:r>
-              <w:rPr>
-                <w:sz w:val="18"/>
-              </w:rPr>
-            </w:r>
-            <w:r>
-              <w:rPr>
-                <w:rFonts w:ascii="Yu Gothic" w:hAnsi="Yu Gothic" w:eastAsia="Yu Gothic"/>
-                <w:sz w:val="18"/>
+            <w:tcW w:type="dxa" w:w="1654"/>
+          </w:tcPr>
+          <w:p>
+            <w:r>
+              <w:rPr>
+                <w:sz w:val="17"/>
+              </w:rPr>
+            </w:r>
+            <w:r>
+              <w:rPr>
+                <w:rFonts w:ascii="Yu Gothic" w:hAnsi="Yu Gothic" w:eastAsia="Yu Gothic"/>
+                <w:sz w:val="17"/>
               </w:rPr>
               <w:t>Markdown + JSON</w:t>
             </w:r>
@@ -4252,32 +4252,32 @@
         </w:tc>
         <w:tc>
           <w:tcPr>
-            <w:tcW w:type="dxa" w:w="1440"/>
-          </w:tcPr>
-          <w:p>
-            <w:r>
-              <w:rPr>
-                <w:sz w:val="18"/>
-              </w:rPr>
-            </w:r>
-            <w:r>
-              <w:rPr>
-                <w:rFonts w:ascii="Yu Gothic" w:hAnsi="Yu Gothic" w:eastAsia="Yu Gothic"/>
-                <w:sz w:val="18"/>
+            <w:tcW w:type="dxa" w:w="1654"/>
+          </w:tcPr>
+          <w:p>
+            <w:r>
+              <w:rPr>
+                <w:sz w:val="17"/>
+              </w:rPr>
+            </w:r>
+            <w:r>
+              <w:rPr>
+                <w:rFonts w:ascii="Yu Gothic" w:hAnsi="Yu Gothic" w:eastAsia="Yu Gothic"/>
+                <w:sz w:val="17"/>
               </w:rPr>
               <w:t>Doc Fusion Phase3（</w:t>
             </w:r>
             <w:r>
               <w:rPr>
                 <w:rFonts w:ascii="Consolas" w:hAnsi="Consolas" w:eastAsia="Consolas"/>
-                <w:sz w:val="18"/>
+                <w:sz w:val="17"/>
               </w:rPr>
               <w:t>refresh_reporter.save_refresh_outputs</w:t>
             </w:r>
             <w:r>
               <w:rPr>
                 <w:rFonts w:ascii="Yu Gothic" w:hAnsi="Yu Gothic" w:eastAsia="Yu Gothic"/>
-                <w:sz w:val="18"/>
+                <w:sz w:val="17"/>
               </w:rPr>
               <w:t>）</w:t>
             </w:r>
@@ -4285,53 +4285,53 @@
         </w:tc>
         <w:tc>
           <w:tcPr>
-            <w:tcW w:type="dxa" w:w="1440"/>
-          </w:tcPr>
-          <w:p>
-            <w:r>
-              <w:rPr>
-                <w:sz w:val="18"/>
+            <w:tcW w:type="dxa" w:w="1654"/>
+          </w:tcPr>
+          <w:p>
+            <w:r>
+              <w:rPr>
+                <w:sz w:val="17"/>
               </w:rPr>
             </w:r>
             <w:r>
               <w:rPr>
                 <w:rFonts w:ascii="Consolas" w:hAnsi="Consolas" w:eastAsia="Consolas"/>
-                <w:sz w:val="18"/>
+                <w:sz w:val="17"/>
               </w:rPr>
               <w:t>output_dir/refreshed_spec.md</w:t>
             </w:r>
             <w:r>
               <w:rPr>
                 <w:rFonts w:ascii="Yu Gothic" w:hAnsi="Yu Gothic" w:eastAsia="Yu Gothic"/>
-                <w:sz w:val="18"/>
+                <w:sz w:val="17"/>
               </w:rPr>
               <w:t xml:space="preserve">, </w:t>
             </w:r>
             <w:r>
               <w:rPr>
                 <w:rFonts w:ascii="Consolas" w:hAnsi="Consolas" w:eastAsia="Consolas"/>
-                <w:sz w:val="18"/>
+                <w:sz w:val="17"/>
               </w:rPr>
               <w:t>refresh_log.json</w:t>
             </w:r>
             <w:r>
               <w:rPr>
                 <w:rFonts w:ascii="Yu Gothic" w:hAnsi="Yu Gothic" w:eastAsia="Yu Gothic"/>
-                <w:sz w:val="18"/>
+                <w:sz w:val="17"/>
               </w:rPr>
               <w:t xml:space="preserve">（呼び出し元引数 </w:t>
             </w:r>
             <w:r>
               <w:rPr>
                 <w:rFonts w:ascii="Consolas" w:hAnsi="Consolas" w:eastAsia="Consolas"/>
-                <w:sz w:val="18"/>
+                <w:sz w:val="17"/>
               </w:rPr>
               <w:t>output_dir</w:t>
             </w:r>
             <w:r>
               <w:rPr>
                 <w:rFonts w:ascii="Yu Gothic" w:hAnsi="Yu Gothic" w:eastAsia="Yu Gothic"/>
-                <w:sz w:val="18"/>
+                <w:sz w:val="17"/>
               </w:rPr>
               <w:t xml:space="preserve"> の実値は未確認）</w:t>
             </w:r>
@@ -4339,18 +4339,18 @@
         </w:tc>
         <w:tc>
           <w:tcPr>
-            <w:tcW w:type="dxa" w:w="1440"/>
-          </w:tcPr>
-          <w:p>
-            <w:r>
-              <w:rPr>
-                <w:sz w:val="18"/>
-              </w:rPr>
-            </w:r>
-            <w:r>
-              <w:rPr>
-                <w:rFonts w:ascii="Yu Gothic" w:hAnsi="Yu Gothic" w:eastAsia="Yu Gothic"/>
-                <w:sz w:val="18"/>
+            <w:tcW w:type="dxa" w:w="1654"/>
+          </w:tcPr>
+          <w:p>
+            <w:r>
+              <w:rPr>
+                <w:sz w:val="17"/>
+              </w:rPr>
+            </w:r>
+            <w:r>
+              <w:rPr>
+                <w:rFonts w:ascii="Yu Gothic" w:hAnsi="Yu Gothic" w:eastAsia="Yu Gothic"/>
+                <w:sz w:val="17"/>
               </w:rPr>
               <w:t>UTF-8（実測）</w:t>
             </w:r>
@@ -4360,18 +4360,18 @@
       <w:tr>
         <w:tc>
           <w:tcPr>
-            <w:tcW w:type="dxa" w:w="1440"/>
-          </w:tcPr>
-          <w:p>
-            <w:r>
-              <w:rPr>
-                <w:sz w:val="18"/>
-              </w:rPr>
-            </w:r>
-            <w:r>
-              <w:rPr>
-                <w:rFonts w:ascii="Yu Gothic" w:hAnsi="Yu Gothic" w:eastAsia="Yu Gothic"/>
-                <w:sz w:val="18"/>
+            <w:tcW w:type="dxa" w:w="1654"/>
+          </w:tcPr>
+          <w:p>
+            <w:r>
+              <w:rPr>
+                <w:sz w:val="17"/>
+              </w:rPr>
+            </w:r>
+            <w:r>
+              <w:rPr>
+                <w:rFonts w:ascii="Yu Gothic" w:hAnsi="Yu Gothic" w:eastAsia="Yu Gothic"/>
+                <w:sz w:val="17"/>
               </w:rPr>
               <w:t>RP-14</w:t>
             </w:r>
@@ -4379,18 +4379,18 @@
         </w:tc>
         <w:tc>
           <w:tcPr>
-            <w:tcW w:type="dxa" w:w="1440"/>
-          </w:tcPr>
-          <w:p>
-            <w:r>
-              <w:rPr>
-                <w:sz w:val="18"/>
-              </w:rPr>
-            </w:r>
-            <w:r>
-              <w:rPr>
-                <w:rFonts w:ascii="Yu Gothic" w:hAnsi="Yu Gothic" w:eastAsia="Yu Gothic"/>
-                <w:sz w:val="18"/>
+            <w:tcW w:type="dxa" w:w="1654"/>
+          </w:tcPr>
+          <w:p>
+            <w:r>
+              <w:rPr>
+                <w:sz w:val="17"/>
+              </w:rPr>
+            </w:r>
+            <w:r>
+              <w:rPr>
+                <w:rFonts w:ascii="Yu Gothic" w:hAnsi="Yu Gothic" w:eastAsia="Yu Gothic"/>
+                <w:sz w:val="17"/>
               </w:rPr>
               <w:t>テスト計画</w:t>
             </w:r>
@@ -4398,18 +4398,18 @@
         </w:tc>
         <w:tc>
           <w:tcPr>
-            <w:tcW w:type="dxa" w:w="1440"/>
-          </w:tcPr>
-          <w:p>
-            <w:r>
-              <w:rPr>
-                <w:sz w:val="18"/>
-              </w:rPr>
-            </w:r>
-            <w:r>
-              <w:rPr>
-                <w:rFonts w:ascii="Yu Gothic" w:hAnsi="Yu Gothic" w:eastAsia="Yu Gothic"/>
-                <w:sz w:val="18"/>
+            <w:tcW w:type="dxa" w:w="1654"/>
+          </w:tcPr>
+          <w:p>
+            <w:r>
+              <w:rPr>
+                <w:sz w:val="17"/>
+              </w:rPr>
+            </w:r>
+            <w:r>
+              <w:rPr>
+                <w:rFonts w:ascii="Yu Gothic" w:hAnsi="Yu Gothic" w:eastAsia="Yu Gothic"/>
+                <w:sz w:val="17"/>
               </w:rPr>
               <w:t>Markdown + Excel(.xlsx)</w:t>
             </w:r>
@@ -4417,32 +4417,32 @@
         </w:tc>
         <w:tc>
           <w:tcPr>
-            <w:tcW w:type="dxa" w:w="1440"/>
-          </w:tcPr>
-          <w:p>
-            <w:r>
-              <w:rPr>
-                <w:sz w:val="18"/>
-              </w:rPr>
-            </w:r>
-            <w:r>
-              <w:rPr>
-                <w:rFonts w:ascii="Yu Gothic" w:hAnsi="Yu Gothic" w:eastAsia="Yu Gothic"/>
-                <w:sz w:val="18"/>
+            <w:tcW w:type="dxa" w:w="1654"/>
+          </w:tcPr>
+          <w:p>
+            <w:r>
+              <w:rPr>
+                <w:sz w:val="17"/>
+              </w:rPr>
+            </w:r>
+            <w:r>
+              <w:rPr>
+                <w:rFonts w:ascii="Yu Gothic" w:hAnsi="Yu Gothic" w:eastAsia="Yu Gothic"/>
+                <w:sz w:val="17"/>
               </w:rPr>
               <w:t>テスト計画生成時（</w:t>
             </w:r>
             <w:r>
               <w:rPr>
                 <w:rFonts w:ascii="Consolas" w:hAnsi="Consolas" w:eastAsia="Consolas"/>
-                <w:sz w:val="18"/>
+                <w:sz w:val="17"/>
               </w:rPr>
               <w:t>test_plan_generator.save_test_plan</w:t>
             </w:r>
             <w:r>
               <w:rPr>
                 <w:rFonts w:ascii="Yu Gothic" w:hAnsi="Yu Gothic" w:eastAsia="Yu Gothic"/>
-                <w:sz w:val="18"/>
+                <w:sz w:val="17"/>
               </w:rPr>
               <w:t>）</w:t>
             </w:r>
@@ -4450,67 +4450,67 @@
         </w:tc>
         <w:tc>
           <w:tcPr>
-            <w:tcW w:type="dxa" w:w="1440"/>
-          </w:tcPr>
-          <w:p>
-            <w:r>
-              <w:rPr>
-                <w:sz w:val="18"/>
+            <w:tcW w:type="dxa" w:w="1654"/>
+          </w:tcPr>
+          <w:p>
+            <w:r>
+              <w:rPr>
+                <w:sz w:val="17"/>
               </w:rPr>
             </w:r>
             <w:r>
               <w:rPr>
                 <w:rFonts w:ascii="Consolas" w:hAnsi="Consolas" w:eastAsia="Consolas"/>
-                <w:sz w:val="18"/>
+                <w:sz w:val="17"/>
               </w:rPr>
               <w:t>output_dir/test_plan.md</w:t>
             </w:r>
             <w:r>
               <w:rPr>
                 <w:rFonts w:ascii="Yu Gothic" w:hAnsi="Yu Gothic" w:eastAsia="Yu Gothic"/>
-                <w:sz w:val="18"/>
+                <w:sz w:val="17"/>
               </w:rPr>
               <w:t xml:space="preserve">, </w:t>
             </w:r>
             <w:r>
               <w:rPr>
                 <w:rFonts w:ascii="Consolas" w:hAnsi="Consolas" w:eastAsia="Consolas"/>
-                <w:sz w:val="18"/>
+                <w:sz w:val="17"/>
               </w:rPr>
               <w:t>test_plan.xlsx</w:t>
             </w:r>
             <w:r>
               <w:rPr>
                 <w:rFonts w:ascii="Yu Gothic" w:hAnsi="Yu Gothic" w:eastAsia="Yu Gothic"/>
-                <w:sz w:val="18"/>
+                <w:sz w:val="17"/>
               </w:rPr>
               <w:t>（</w:t>
             </w:r>
             <w:r>
               <w:rPr>
                 <w:rFonts w:ascii="Consolas" w:hAnsi="Consolas" w:eastAsia="Consolas"/>
-                <w:sz w:val="18"/>
+                <w:sz w:val="17"/>
               </w:rPr>
               <w:t>MD_FILE_NAME</w:t>
             </w:r>
             <w:r>
               <w:rPr>
                 <w:rFonts w:ascii="Yu Gothic" w:hAnsi="Yu Gothic" w:eastAsia="Yu Gothic"/>
-                <w:sz w:val="18"/>
+                <w:sz w:val="17"/>
               </w:rPr>
               <w:t>/</w:t>
             </w:r>
             <w:r>
               <w:rPr>
                 <w:rFonts w:ascii="Consolas" w:hAnsi="Consolas" w:eastAsia="Consolas"/>
-                <w:sz w:val="18"/>
+                <w:sz w:val="17"/>
               </w:rPr>
               <w:t>XLSX_FILE_NAME</w:t>
             </w:r>
             <w:r>
               <w:rPr>
                 <w:rFonts w:ascii="Yu Gothic" w:hAnsi="Yu Gothic" w:eastAsia="Yu Gothic"/>
-                <w:sz w:val="18"/>
+                <w:sz w:val="17"/>
               </w:rPr>
               <w:t>定数）</w:t>
             </w:r>
@@ -4518,18 +4518,18 @@
         </w:tc>
         <w:tc>
           <w:tcPr>
-            <w:tcW w:type="dxa" w:w="1440"/>
-          </w:tcPr>
-          <w:p>
-            <w:r>
-              <w:rPr>
-                <w:sz w:val="18"/>
-              </w:rPr>
-            </w:r>
-            <w:r>
-              <w:rPr>
-                <w:rFonts w:ascii="Yu Gothic" w:hAnsi="Yu Gothic" w:eastAsia="Yu Gothic"/>
-                <w:sz w:val="18"/>
+            <w:tcW w:type="dxa" w:w="1654"/>
+          </w:tcPr>
+          <w:p>
+            <w:r>
+              <w:rPr>
+                <w:sz w:val="17"/>
+              </w:rPr>
+            </w:r>
+            <w:r>
+              <w:rPr>
+                <w:rFonts w:ascii="Yu Gothic" w:hAnsi="Yu Gothic" w:eastAsia="Yu Gothic"/>
+                <w:sz w:val="17"/>
               </w:rPr>
               <w:t>md: UTF-8（実測）。xlsx失敗時はmdのみ出力</w:t>
             </w:r>
@@ -4539,18 +4539,18 @@
       <w:tr>
         <w:tc>
           <w:tcPr>
-            <w:tcW w:type="dxa" w:w="1440"/>
-          </w:tcPr>
-          <w:p>
-            <w:r>
-              <w:rPr>
-                <w:sz w:val="18"/>
-              </w:rPr>
-            </w:r>
-            <w:r>
-              <w:rPr>
-                <w:rFonts w:ascii="Yu Gothic" w:hAnsi="Yu Gothic" w:eastAsia="Yu Gothic"/>
-                <w:sz w:val="18"/>
+            <w:tcW w:type="dxa" w:w="1654"/>
+          </w:tcPr>
+          <w:p>
+            <w:r>
+              <w:rPr>
+                <w:sz w:val="17"/>
+              </w:rPr>
+            </w:r>
+            <w:r>
+              <w:rPr>
+                <w:rFonts w:ascii="Yu Gothic" w:hAnsi="Yu Gothic" w:eastAsia="Yu Gothic"/>
+                <w:sz w:val="17"/>
               </w:rPr>
               <w:t>RP-15</w:t>
             </w:r>
@@ -4558,18 +4558,18 @@
         </w:tc>
         <w:tc>
           <w:tcPr>
-            <w:tcW w:type="dxa" w:w="1440"/>
-          </w:tcPr>
-          <w:p>
-            <w:r>
-              <w:rPr>
-                <w:sz w:val="18"/>
-              </w:rPr>
-            </w:r>
-            <w:r>
-              <w:rPr>
-                <w:rFonts w:ascii="Yu Gothic" w:hAnsi="Yu Gothic" w:eastAsia="Yu Gothic"/>
-                <w:sz w:val="18"/>
+            <w:tcW w:type="dxa" w:w="1654"/>
+          </w:tcPr>
+          <w:p>
+            <w:r>
+              <w:rPr>
+                <w:sz w:val="17"/>
+              </w:rPr>
+            </w:r>
+            <w:r>
+              <w:rPr>
+                <w:rFonts w:ascii="Yu Gothic" w:hAnsi="Yu Gothic" w:eastAsia="Yu Gothic"/>
+                <w:sz w:val="17"/>
               </w:rPr>
               <w:t>UXレビュー</w:t>
             </w:r>
@@ -4577,18 +4577,18 @@
         </w:tc>
         <w:tc>
           <w:tcPr>
-            <w:tcW w:type="dxa" w:w="1440"/>
-          </w:tcPr>
-          <w:p>
-            <w:r>
-              <w:rPr>
-                <w:sz w:val="18"/>
-              </w:rPr>
-            </w:r>
-            <w:r>
-              <w:rPr>
-                <w:rFonts w:ascii="Yu Gothic" w:hAnsi="Yu Gothic" w:eastAsia="Yu Gothic"/>
-                <w:sz w:val="18"/>
+            <w:tcW w:type="dxa" w:w="1654"/>
+          </w:tcPr>
+          <w:p>
+            <w:r>
+              <w:rPr>
+                <w:sz w:val="17"/>
+              </w:rPr>
+            </w:r>
+            <w:r>
+              <w:rPr>
+                <w:rFonts w:ascii="Yu Gothic" w:hAnsi="Yu Gothic" w:eastAsia="Yu Gothic"/>
+                <w:sz w:val="17"/>
               </w:rPr>
               <w:t>JSON</w:t>
             </w:r>
@@ -4596,32 +4596,32 @@
         </w:tc>
         <w:tc>
           <w:tcPr>
-            <w:tcW w:type="dxa" w:w="1440"/>
-          </w:tcPr>
-          <w:p>
-            <w:r>
-              <w:rPr>
-                <w:sz w:val="18"/>
-              </w:rPr>
-            </w:r>
-            <w:r>
-              <w:rPr>
-                <w:rFonts w:ascii="Yu Gothic" w:hAnsi="Yu Gothic" w:eastAsia="Yu Gothic"/>
-                <w:sz w:val="18"/>
+            <w:tcW w:type="dxa" w:w="1654"/>
+          </w:tcPr>
+          <w:p>
+            <w:r>
+              <w:rPr>
+                <w:sz w:val="17"/>
+              </w:rPr>
+            </w:r>
+            <w:r>
+              <w:rPr>
+                <w:rFonts w:ascii="Yu Gothic" w:hAnsi="Yu Gothic" w:eastAsia="Yu Gothic"/>
+                <w:sz w:val="17"/>
               </w:rPr>
               <w:t>解析実行時（</w:t>
             </w:r>
             <w:r>
               <w:rPr>
                 <w:rFonts w:ascii="Consolas" w:hAnsi="Consolas" w:eastAsia="Consolas"/>
-                <w:sz w:val="18"/>
+                <w:sz w:val="17"/>
               </w:rPr>
               <w:t>ux_reporter.save_ux_outputs</w:t>
             </w:r>
             <w:r>
               <w:rPr>
                 <w:rFonts w:ascii="Yu Gothic" w:hAnsi="Yu Gothic" w:eastAsia="Yu Gothic"/>
-                <w:sz w:val="18"/>
+                <w:sz w:val="17"/>
               </w:rPr>
               <w:t>）</w:t>
             </w:r>
@@ -4629,39 +4629,39 @@
         </w:tc>
         <w:tc>
           <w:tcPr>
-            <w:tcW w:type="dxa" w:w="1440"/>
-          </w:tcPr>
-          <w:p>
-            <w:r>
-              <w:rPr>
-                <w:sz w:val="18"/>
+            <w:tcW w:type="dxa" w:w="1654"/>
+          </w:tcPr>
+          <w:p>
+            <w:r>
+              <w:rPr>
+                <w:sz w:val="17"/>
               </w:rPr>
             </w:r>
             <w:r>
               <w:rPr>
                 <w:rFonts w:ascii="Consolas" w:hAnsi="Consolas" w:eastAsia="Consolas"/>
-                <w:sz w:val="18"/>
+                <w:sz w:val="17"/>
               </w:rPr>
               <w:t>output_dir/ux_review.json</w:t>
             </w:r>
             <w:r>
               <w:rPr>
                 <w:rFonts w:ascii="Yu Gothic" w:hAnsi="Yu Gothic" w:eastAsia="Yu Gothic"/>
-                <w:sz w:val="18"/>
+                <w:sz w:val="17"/>
               </w:rPr>
               <w:t>（</w:t>
             </w:r>
             <w:r>
               <w:rPr>
                 <w:rFonts w:ascii="Consolas" w:hAnsi="Consolas" w:eastAsia="Consolas"/>
-                <w:sz w:val="18"/>
+                <w:sz w:val="17"/>
               </w:rPr>
               <w:t>output_dir</w:t>
             </w:r>
             <w:r>
               <w:rPr>
                 <w:rFonts w:ascii="Yu Gothic" w:hAnsi="Yu Gothic" w:eastAsia="Yu Gothic"/>
-                <w:sz w:val="18"/>
+                <w:sz w:val="17"/>
               </w:rPr>
               <w:t xml:space="preserve"> の実際の解決先は未確認）</w:t>
             </w:r>
@@ -4669,18 +4669,18 @@
         </w:tc>
         <w:tc>
           <w:tcPr>
-            <w:tcW w:type="dxa" w:w="1440"/>
-          </w:tcPr>
-          <w:p>
-            <w:r>
-              <w:rPr>
-                <w:sz w:val="18"/>
-              </w:rPr>
-            </w:r>
-            <w:r>
-              <w:rPr>
-                <w:rFonts w:ascii="Yu Gothic" w:hAnsi="Yu Gothic" w:eastAsia="Yu Gothic"/>
-                <w:sz w:val="18"/>
+            <w:tcW w:type="dxa" w:w="1654"/>
+          </w:tcPr>
+          <w:p>
+            <w:r>
+              <w:rPr>
+                <w:sz w:val="17"/>
+              </w:rPr>
+            </w:r>
+            <w:r>
+              <w:rPr>
+                <w:rFonts w:ascii="Yu Gothic" w:hAnsi="Yu Gothic" w:eastAsia="Yu Gothic"/>
+                <w:sz w:val="17"/>
               </w:rPr>
               <w:t>未確認</w:t>
             </w:r>
@@ -4690,18 +4690,18 @@
       <w:tr>
         <w:tc>
           <w:tcPr>
-            <w:tcW w:type="dxa" w:w="1440"/>
-          </w:tcPr>
-          <w:p>
-            <w:r>
-              <w:rPr>
-                <w:sz w:val="18"/>
-              </w:rPr>
-            </w:r>
-            <w:r>
-              <w:rPr>
-                <w:rFonts w:ascii="Yu Gothic" w:hAnsi="Yu Gothic" w:eastAsia="Yu Gothic"/>
-                <w:sz w:val="18"/>
+            <w:tcW w:type="dxa" w:w="1654"/>
+          </w:tcPr>
+          <w:p>
+            <w:r>
+              <w:rPr>
+                <w:sz w:val="17"/>
+              </w:rPr>
+            </w:r>
+            <w:r>
+              <w:rPr>
+                <w:rFonts w:ascii="Yu Gothic" w:hAnsi="Yu Gothic" w:eastAsia="Yu Gothic"/>
+                <w:sz w:val="17"/>
               </w:rPr>
               <w:t>RP-16</w:t>
             </w:r>
@@ -4709,18 +4709,18 @@
         </w:tc>
         <w:tc>
           <w:tcPr>
-            <w:tcW w:type="dxa" w:w="1440"/>
-          </w:tcPr>
-          <w:p>
-            <w:r>
-              <w:rPr>
-                <w:sz w:val="18"/>
-              </w:rPr>
-            </w:r>
-            <w:r>
-              <w:rPr>
-                <w:rFonts w:ascii="Yu Gothic" w:hAnsi="Yu Gothic" w:eastAsia="Yu Gothic"/>
-                <w:sz w:val="18"/>
+            <w:tcW w:type="dxa" w:w="1654"/>
+          </w:tcPr>
+          <w:p>
+            <w:r>
+              <w:rPr>
+                <w:sz w:val="17"/>
+              </w:rPr>
+            </w:r>
+            <w:r>
+              <w:rPr>
+                <w:rFonts w:ascii="Yu Gothic" w:hAnsi="Yu Gothic" w:eastAsia="Yu Gothic"/>
+                <w:sz w:val="17"/>
               </w:rPr>
               <w:t>アクセシビリティ監査</w:t>
             </w:r>
@@ -4728,18 +4728,18 @@
         </w:tc>
         <w:tc>
           <w:tcPr>
-            <w:tcW w:type="dxa" w:w="1440"/>
-          </w:tcPr>
-          <w:p>
-            <w:r>
-              <w:rPr>
-                <w:sz w:val="18"/>
-              </w:rPr>
-            </w:r>
-            <w:r>
-              <w:rPr>
-                <w:rFonts w:ascii="Yu Gothic" w:hAnsi="Yu Gothic" w:eastAsia="Yu Gothic"/>
-                <w:sz w:val="18"/>
+            <w:tcW w:type="dxa" w:w="1654"/>
+          </w:tcPr>
+          <w:p>
+            <w:r>
+              <w:rPr>
+                <w:sz w:val="17"/>
+              </w:rPr>
+            </w:r>
+            <w:r>
+              <w:rPr>
+                <w:rFonts w:ascii="Yu Gothic" w:hAnsi="Yu Gothic" w:eastAsia="Yu Gothic"/>
+                <w:sz w:val="17"/>
               </w:rPr>
               <w:t>JSON</w:t>
             </w:r>
@@ -4747,32 +4747,32 @@
         </w:tc>
         <w:tc>
           <w:tcPr>
-            <w:tcW w:type="dxa" w:w="1440"/>
-          </w:tcPr>
-          <w:p>
-            <w:r>
-              <w:rPr>
-                <w:sz w:val="18"/>
-              </w:rPr>
-            </w:r>
-            <w:r>
-              <w:rPr>
-                <w:rFonts w:ascii="Yu Gothic" w:hAnsi="Yu Gothic" w:eastAsia="Yu Gothic"/>
-                <w:sz w:val="18"/>
+            <w:tcW w:type="dxa" w:w="1654"/>
+          </w:tcPr>
+          <w:p>
+            <w:r>
+              <w:rPr>
+                <w:sz w:val="17"/>
+              </w:rPr>
+            </w:r>
+            <w:r>
+              <w:rPr>
+                <w:rFonts w:ascii="Yu Gothic" w:hAnsi="Yu Gothic" w:eastAsia="Yu Gothic"/>
+                <w:sz w:val="17"/>
               </w:rPr>
               <w:t>解析実行時（</w:t>
             </w:r>
             <w:r>
               <w:rPr>
                 <w:rFonts w:ascii="Consolas" w:hAnsi="Consolas" w:eastAsia="Consolas"/>
-                <w:sz w:val="18"/>
+                <w:sz w:val="17"/>
               </w:rPr>
               <w:t>accessibility_reporter.save_accessibility_audit</w:t>
             </w:r>
             <w:r>
               <w:rPr>
                 <w:rFonts w:ascii="Yu Gothic" w:hAnsi="Yu Gothic" w:eastAsia="Yu Gothic"/>
-                <w:sz w:val="18"/>
+                <w:sz w:val="17"/>
               </w:rPr>
               <w:t>）</w:t>
             </w:r>
@@ -4780,25 +4780,25 @@
         </w:tc>
         <w:tc>
           <w:tcPr>
-            <w:tcW w:type="dxa" w:w="1440"/>
-          </w:tcPr>
-          <w:p>
-            <w:r>
-              <w:rPr>
-                <w:sz w:val="18"/>
+            <w:tcW w:type="dxa" w:w="1654"/>
+          </w:tcPr>
+          <w:p>
+            <w:r>
+              <w:rPr>
+                <w:sz w:val="17"/>
               </w:rPr>
             </w:r>
             <w:r>
               <w:rPr>
                 <w:rFonts w:ascii="Consolas" w:hAnsi="Consolas" w:eastAsia="Consolas"/>
-                <w:sz w:val="18"/>
+                <w:sz w:val="17"/>
               </w:rPr>
               <w:t>output/{domain}/accessibility_audit.json</w:t>
             </w:r>
             <w:r>
               <w:rPr>
                 <w:rFonts w:ascii="Yu Gothic" w:hAnsi="Yu Gothic" w:eastAsia="Yu Gothic"/>
-                <w:sz w:val="18"/>
+                <w:sz w:val="17"/>
               </w:rPr>
               <w:t>（実物確認済み）</w:t>
             </w:r>
@@ -4806,32 +4806,32 @@
         </w:tc>
         <w:tc>
           <w:tcPr>
-            <w:tcW w:type="dxa" w:w="1440"/>
-          </w:tcPr>
-          <w:p>
-            <w:r>
-              <w:rPr>
-                <w:sz w:val="18"/>
-              </w:rPr>
-            </w:r>
-            <w:r>
-              <w:rPr>
-                <w:rFonts w:ascii="Yu Gothic" w:hAnsi="Yu Gothic" w:eastAsia="Yu Gothic"/>
-                <w:sz w:val="18"/>
+            <w:tcW w:type="dxa" w:w="1654"/>
+          </w:tcPr>
+          <w:p>
+            <w:r>
+              <w:rPr>
+                <w:sz w:val="17"/>
+              </w:rPr>
+            </w:r>
+            <w:r>
+              <w:rPr>
+                <w:rFonts w:ascii="Yu Gothic" w:hAnsi="Yu Gothic" w:eastAsia="Yu Gothic"/>
+                <w:sz w:val="17"/>
               </w:rPr>
               <w:t xml:space="preserve">UTF-8, </w:t>
             </w:r>
             <w:r>
               <w:rPr>
                 <w:rFonts w:ascii="Consolas" w:hAnsi="Consolas" w:eastAsia="Consolas"/>
-                <w:sz w:val="18"/>
+                <w:sz w:val="17"/>
               </w:rPr>
               <w:t>ensure_ascii=False</w:t>
             </w:r>
             <w:r>
               <w:rPr>
                 <w:rFonts w:ascii="Yu Gothic" w:hAnsi="Yu Gothic" w:eastAsia="Yu Gothic"/>
-                <w:sz w:val="18"/>
+                <w:sz w:val="17"/>
               </w:rPr>
               <w:t>（実測）</w:t>
             </w:r>
@@ -4841,18 +4841,18 @@
       <w:tr>
         <w:tc>
           <w:tcPr>
-            <w:tcW w:type="dxa" w:w="1440"/>
-          </w:tcPr>
-          <w:p>
-            <w:r>
-              <w:rPr>
-                <w:sz w:val="18"/>
-              </w:rPr>
-            </w:r>
-            <w:r>
-              <w:rPr>
-                <w:rFonts w:ascii="Yu Gothic" w:hAnsi="Yu Gothic" w:eastAsia="Yu Gothic"/>
-                <w:sz w:val="18"/>
+            <w:tcW w:type="dxa" w:w="1654"/>
+          </w:tcPr>
+          <w:p>
+            <w:r>
+              <w:rPr>
+                <w:sz w:val="17"/>
+              </w:rPr>
+            </w:r>
+            <w:r>
+              <w:rPr>
+                <w:rFonts w:ascii="Yu Gothic" w:hAnsi="Yu Gothic" w:eastAsia="Yu Gothic"/>
+                <w:sz w:val="17"/>
               </w:rPr>
               <w:t>RP-17</w:t>
             </w:r>
@@ -4860,18 +4860,18 @@
         </w:tc>
         <w:tc>
           <w:tcPr>
-            <w:tcW w:type="dxa" w:w="1440"/>
-          </w:tcPr>
-          <w:p>
-            <w:r>
-              <w:rPr>
-                <w:sz w:val="18"/>
-              </w:rPr>
-            </w:r>
-            <w:r>
-              <w:rPr>
-                <w:rFonts w:ascii="Yu Gothic" w:hAnsi="Yu Gothic" w:eastAsia="Yu Gothic"/>
-                <w:sz w:val="18"/>
+            <w:tcW w:type="dxa" w:w="1654"/>
+          </w:tcPr>
+          <w:p>
+            <w:r>
+              <w:rPr>
+                <w:sz w:val="17"/>
+              </w:rPr>
+            </w:r>
+            <w:r>
+              <w:rPr>
+                <w:rFonts w:ascii="Yu Gothic" w:hAnsi="Yu Gothic" w:eastAsia="Yu Gothic"/>
+                <w:sz w:val="17"/>
               </w:rPr>
               <w:t>技術健全性</w:t>
             </w:r>
@@ -4879,18 +4879,18 @@
         </w:tc>
         <w:tc>
           <w:tcPr>
-            <w:tcW w:type="dxa" w:w="1440"/>
-          </w:tcPr>
-          <w:p>
-            <w:r>
-              <w:rPr>
-                <w:sz w:val="18"/>
-              </w:rPr>
-            </w:r>
-            <w:r>
-              <w:rPr>
-                <w:rFonts w:ascii="Yu Gothic" w:hAnsi="Yu Gothic" w:eastAsia="Yu Gothic"/>
-                <w:sz w:val="18"/>
+            <w:tcW w:type="dxa" w:w="1654"/>
+          </w:tcPr>
+          <w:p>
+            <w:r>
+              <w:rPr>
+                <w:sz w:val="17"/>
+              </w:rPr>
+            </w:r>
+            <w:r>
+              <w:rPr>
+                <w:rFonts w:ascii="Yu Gothic" w:hAnsi="Yu Gothic" w:eastAsia="Yu Gothic"/>
+                <w:sz w:val="17"/>
               </w:rPr>
               <w:t>JSON</w:t>
             </w:r>
@@ -4898,18 +4898,18 @@
         </w:tc>
         <w:tc>
           <w:tcPr>
-            <w:tcW w:type="dxa" w:w="1440"/>
-          </w:tcPr>
-          <w:p>
-            <w:r>
-              <w:rPr>
-                <w:sz w:val="18"/>
-              </w:rPr>
-            </w:r>
-            <w:r>
-              <w:rPr>
-                <w:rFonts w:ascii="Yu Gothic" w:hAnsi="Yu Gothic" w:eastAsia="Yu Gothic"/>
-                <w:sz w:val="18"/>
+            <w:tcW w:type="dxa" w:w="1654"/>
+          </w:tcPr>
+          <w:p>
+            <w:r>
+              <w:rPr>
+                <w:sz w:val="17"/>
+              </w:rPr>
+            </w:r>
+            <w:r>
+              <w:rPr>
+                <w:rFonts w:ascii="Yu Gothic" w:hAnsi="Yu Gothic" w:eastAsia="Yu Gothic"/>
+                <w:sz w:val="17"/>
               </w:rPr>
               <w:t>解析実行時（生成元モジュール未確認）</w:t>
             </w:r>
@@ -4917,25 +4917,25 @@
         </w:tc>
         <w:tc>
           <w:tcPr>
-            <w:tcW w:type="dxa" w:w="1440"/>
-          </w:tcPr>
-          <w:p>
-            <w:r>
-              <w:rPr>
-                <w:sz w:val="18"/>
+            <w:tcW w:type="dxa" w:w="1654"/>
+          </w:tcPr>
+          <w:p>
+            <w:r>
+              <w:rPr>
+                <w:sz w:val="17"/>
               </w:rPr>
             </w:r>
             <w:r>
               <w:rPr>
                 <w:rFonts w:ascii="Consolas" w:hAnsi="Consolas" w:eastAsia="Consolas"/>
-                <w:sz w:val="18"/>
+                <w:sz w:val="17"/>
               </w:rPr>
               <w:t>output/{domain}/technical_health.json</w:t>
             </w:r>
             <w:r>
               <w:rPr>
                 <w:rFonts w:ascii="Yu Gothic" w:hAnsi="Yu Gothic" w:eastAsia="Yu Gothic"/>
-                <w:sz w:val="18"/>
+                <w:sz w:val="17"/>
               </w:rPr>
               <w:t>（実物確認済み）</w:t>
             </w:r>
@@ -4943,18 +4943,18 @@
         </w:tc>
         <w:tc>
           <w:tcPr>
-            <w:tcW w:type="dxa" w:w="1440"/>
-          </w:tcPr>
-          <w:p>
-            <w:r>
-              <w:rPr>
-                <w:sz w:val="18"/>
-              </w:rPr>
-            </w:r>
-            <w:r>
-              <w:rPr>
-                <w:rFonts w:ascii="Yu Gothic" w:hAnsi="Yu Gothic" w:eastAsia="Yu Gothic"/>
-                <w:sz w:val="18"/>
+            <w:tcW w:type="dxa" w:w="1654"/>
+          </w:tcPr>
+          <w:p>
+            <w:r>
+              <w:rPr>
+                <w:sz w:val="17"/>
+              </w:rPr>
+            </w:r>
+            <w:r>
+              <w:rPr>
+                <w:rFonts w:ascii="Yu Gothic" w:hAnsi="Yu Gothic" w:eastAsia="Yu Gothic"/>
+                <w:sz w:val="17"/>
               </w:rPr>
               <w:t>未確認</w:t>
             </w:r>
@@ -4964,18 +4964,18 @@
       <w:tr>
         <w:tc>
           <w:tcPr>
-            <w:tcW w:type="dxa" w:w="1440"/>
-          </w:tcPr>
-          <w:p>
-            <w:r>
-              <w:rPr>
-                <w:sz w:val="18"/>
-              </w:rPr>
-            </w:r>
-            <w:r>
-              <w:rPr>
-                <w:rFonts w:ascii="Yu Gothic" w:hAnsi="Yu Gothic" w:eastAsia="Yu Gothic"/>
-                <w:sz w:val="18"/>
+            <w:tcW w:type="dxa" w:w="1654"/>
+          </w:tcPr>
+          <w:p>
+            <w:r>
+              <w:rPr>
+                <w:sz w:val="17"/>
+              </w:rPr>
+            </w:r>
+            <w:r>
+              <w:rPr>
+                <w:rFonts w:ascii="Yu Gothic" w:hAnsi="Yu Gothic" w:eastAsia="Yu Gothic"/>
+                <w:sz w:val="17"/>
               </w:rPr>
               <w:t>RP-18</w:t>
             </w:r>
@@ -4983,18 +4983,18 @@
         </w:tc>
         <w:tc>
           <w:tcPr>
-            <w:tcW w:type="dxa" w:w="1440"/>
-          </w:tcPr>
-          <w:p>
-            <w:r>
-              <w:rPr>
-                <w:sz w:val="18"/>
-              </w:rPr>
-            </w:r>
-            <w:r>
-              <w:rPr>
-                <w:rFonts w:ascii="Yu Gothic" w:hAnsi="Yu Gothic" w:eastAsia="Yu Gothic"/>
-                <w:sz w:val="18"/>
+            <w:tcW w:type="dxa" w:w="1654"/>
+          </w:tcPr>
+          <w:p>
+            <w:r>
+              <w:rPr>
+                <w:sz w:val="17"/>
+              </w:rPr>
+            </w:r>
+            <w:r>
+              <w:rPr>
+                <w:rFonts w:ascii="Yu Gothic" w:hAnsi="Yu Gothic" w:eastAsia="Yu Gothic"/>
+                <w:sz w:val="17"/>
               </w:rPr>
               <w:t>サイト情報</w:t>
             </w:r>
@@ -5002,18 +5002,18 @@
         </w:tc>
         <w:tc>
           <w:tcPr>
-            <w:tcW w:type="dxa" w:w="1440"/>
-          </w:tcPr>
-          <w:p>
-            <w:r>
-              <w:rPr>
-                <w:sz w:val="18"/>
-              </w:rPr>
-            </w:r>
-            <w:r>
-              <w:rPr>
-                <w:rFonts w:ascii="Yu Gothic" w:hAnsi="Yu Gothic" w:eastAsia="Yu Gothic"/>
-                <w:sz w:val="18"/>
+            <w:tcW w:type="dxa" w:w="1654"/>
+          </w:tcPr>
+          <w:p>
+            <w:r>
+              <w:rPr>
+                <w:sz w:val="17"/>
+              </w:rPr>
+            </w:r>
+            <w:r>
+              <w:rPr>
+                <w:rFonts w:ascii="Yu Gothic" w:hAnsi="Yu Gothic" w:eastAsia="Yu Gothic"/>
+                <w:sz w:val="17"/>
               </w:rPr>
               <w:t>JSON</w:t>
             </w:r>
@@ -5021,18 +5021,18 @@
         </w:tc>
         <w:tc>
           <w:tcPr>
-            <w:tcW w:type="dxa" w:w="1440"/>
-          </w:tcPr>
-          <w:p>
-            <w:r>
-              <w:rPr>
-                <w:sz w:val="18"/>
-              </w:rPr>
-            </w:r>
-            <w:r>
-              <w:rPr>
-                <w:rFonts w:ascii="Yu Gothic" w:hAnsi="Yu Gothic" w:eastAsia="Yu Gothic"/>
-                <w:sz w:val="18"/>
+            <w:tcW w:type="dxa" w:w="1654"/>
+          </w:tcPr>
+          <w:p>
+            <w:r>
+              <w:rPr>
+                <w:sz w:val="17"/>
+              </w:rPr>
+            </w:r>
+            <w:r>
+              <w:rPr>
+                <w:rFonts w:ascii="Yu Gothic" w:hAnsi="Yu Gothic" w:eastAsia="Yu Gothic"/>
+                <w:sz w:val="17"/>
               </w:rPr>
               <w:t>解析実行時（生成元モジュール未確認）</w:t>
             </w:r>
@@ -5040,25 +5040,25 @@
         </w:tc>
         <w:tc>
           <w:tcPr>
-            <w:tcW w:type="dxa" w:w="1440"/>
-          </w:tcPr>
-          <w:p>
-            <w:r>
-              <w:rPr>
-                <w:sz w:val="18"/>
+            <w:tcW w:type="dxa" w:w="1654"/>
+          </w:tcPr>
+          <w:p>
+            <w:r>
+              <w:rPr>
+                <w:sz w:val="17"/>
               </w:rPr>
             </w:r>
             <w:r>
               <w:rPr>
                 <w:rFonts w:ascii="Consolas" w:hAnsi="Consolas" w:eastAsia="Consolas"/>
-                <w:sz w:val="18"/>
+                <w:sz w:val="17"/>
               </w:rPr>
               <w:t>output/{domain}/site.json</w:t>
             </w:r>
             <w:r>
               <w:rPr>
                 <w:rFonts w:ascii="Yu Gothic" w:hAnsi="Yu Gothic" w:eastAsia="Yu Gothic"/>
-                <w:sz w:val="18"/>
+                <w:sz w:val="17"/>
               </w:rPr>
               <w:t>（実物確認済み）</w:t>
             </w:r>
@@ -5066,18 +5066,18 @@
         </w:tc>
         <w:tc>
           <w:tcPr>
-            <w:tcW w:type="dxa" w:w="1440"/>
-          </w:tcPr>
-          <w:p>
-            <w:r>
-              <w:rPr>
-                <w:sz w:val="18"/>
-              </w:rPr>
-            </w:r>
-            <w:r>
-              <w:rPr>
-                <w:rFonts w:ascii="Yu Gothic" w:hAnsi="Yu Gothic" w:eastAsia="Yu Gothic"/>
-                <w:sz w:val="18"/>
+            <w:tcW w:type="dxa" w:w="1654"/>
+          </w:tcPr>
+          <w:p>
+            <w:r>
+              <w:rPr>
+                <w:sz w:val="17"/>
+              </w:rPr>
+            </w:r>
+            <w:r>
+              <w:rPr>
+                <w:rFonts w:ascii="Yu Gothic" w:hAnsi="Yu Gothic" w:eastAsia="Yu Gothic"/>
+                <w:sz w:val="17"/>
               </w:rPr>
               <w:t>未確認</w:t>
             </w:r>
@@ -5087,18 +5087,18 @@
       <w:tr>
         <w:tc>
           <w:tcPr>
-            <w:tcW w:type="dxa" w:w="1440"/>
-          </w:tcPr>
-          <w:p>
-            <w:r>
-              <w:rPr>
-                <w:sz w:val="18"/>
-              </w:rPr>
-            </w:r>
-            <w:r>
-              <w:rPr>
-                <w:rFonts w:ascii="Yu Gothic" w:hAnsi="Yu Gothic" w:eastAsia="Yu Gothic"/>
-                <w:sz w:val="18"/>
+            <w:tcW w:type="dxa" w:w="1654"/>
+          </w:tcPr>
+          <w:p>
+            <w:r>
+              <w:rPr>
+                <w:sz w:val="17"/>
+              </w:rPr>
+            </w:r>
+            <w:r>
+              <w:rPr>
+                <w:rFonts w:ascii="Yu Gothic" w:hAnsi="Yu Gothic" w:eastAsia="Yu Gothic"/>
+                <w:sz w:val="17"/>
               </w:rPr>
               <w:t>RP-19</w:t>
             </w:r>
@@ -5106,18 +5106,18 @@
         </w:tc>
         <w:tc>
           <w:tcPr>
-            <w:tcW w:type="dxa" w:w="1440"/>
-          </w:tcPr>
-          <w:p>
-            <w:r>
-              <w:rPr>
-                <w:sz w:val="18"/>
-              </w:rPr>
-            </w:r>
-            <w:r>
-              <w:rPr>
-                <w:rFonts w:ascii="Yu Gothic" w:hAnsi="Yu Gothic" w:eastAsia="Yu Gothic"/>
-                <w:sz w:val="18"/>
+            <w:tcW w:type="dxa" w:w="1654"/>
+          </w:tcPr>
+          <w:p>
+            <w:r>
+              <w:rPr>
+                <w:sz w:val="17"/>
+              </w:rPr>
+            </w:r>
+            <w:r>
+              <w:rPr>
+                <w:rFonts w:ascii="Yu Gothic" w:hAnsi="Yu Gothic" w:eastAsia="Yu Gothic"/>
+                <w:sz w:val="17"/>
               </w:rPr>
               <w:t>テストケースCSV / 汎用フォームCSV</w:t>
             </w:r>
@@ -5125,18 +5125,18 @@
         </w:tc>
         <w:tc>
           <w:tcPr>
-            <w:tcW w:type="dxa" w:w="1440"/>
-          </w:tcPr>
-          <w:p>
-            <w:r>
-              <w:rPr>
-                <w:sz w:val="18"/>
-              </w:rPr>
-            </w:r>
-            <w:r>
-              <w:rPr>
-                <w:rFonts w:ascii="Yu Gothic" w:hAnsi="Yu Gothic" w:eastAsia="Yu Gothic"/>
-                <w:sz w:val="18"/>
+            <w:tcW w:type="dxa" w:w="1654"/>
+          </w:tcPr>
+          <w:p>
+            <w:r>
+              <w:rPr>
+                <w:sz w:val="17"/>
+              </w:rPr>
+            </w:r>
+            <w:r>
+              <w:rPr>
+                <w:rFonts w:ascii="Yu Gothic" w:hAnsi="Yu Gothic" w:eastAsia="Yu Gothic"/>
+                <w:sz w:val="17"/>
               </w:rPr>
               <w:t>CSV</w:t>
             </w:r>
@@ -5144,46 +5144,46 @@
         </w:tc>
         <w:tc>
           <w:tcPr>
-            <w:tcW w:type="dxa" w:w="1440"/>
-          </w:tcPr>
-          <w:p>
-            <w:r>
-              <w:rPr>
-                <w:sz w:val="18"/>
-              </w:rPr>
-            </w:r>
-            <w:r>
-              <w:rPr>
-                <w:rFonts w:ascii="Yu Gothic" w:hAnsi="Yu Gothic" w:eastAsia="Yu Gothic"/>
-                <w:sz w:val="18"/>
+            <w:tcW w:type="dxa" w:w="1654"/>
+          </w:tcPr>
+          <w:p>
+            <w:r>
+              <w:rPr>
+                <w:sz w:val="17"/>
+              </w:rPr>
+            </w:r>
+            <w:r>
+              <w:rPr>
+                <w:rFonts w:ascii="Yu Gothic" w:hAnsi="Yu Gothic" w:eastAsia="Yu Gothic"/>
+                <w:sz w:val="17"/>
               </w:rPr>
               <w:t>ダウンロード操作時（</w:t>
             </w:r>
             <w:r>
               <w:rPr>
                 <w:rFonts w:ascii="Consolas" w:hAnsi="Consolas" w:eastAsia="Consolas"/>
-                <w:sz w:val="18"/>
+                <w:sz w:val="17"/>
               </w:rPr>
               <w:t>csv_reporter.generate_csv_report</w:t>
             </w:r>
             <w:r>
               <w:rPr>
                 <w:rFonts w:ascii="Yu Gothic" w:hAnsi="Yu Gothic" w:eastAsia="Yu Gothic"/>
-                <w:sz w:val="18"/>
+                <w:sz w:val="17"/>
               </w:rPr>
               <w:t xml:space="preserve"> / </w:t>
             </w:r>
             <w:r>
               <w:rPr>
                 <w:rFonts w:ascii="Consolas" w:hAnsi="Consolas" w:eastAsia="Consolas"/>
-                <w:sz w:val="18"/>
+                <w:sz w:val="17"/>
               </w:rPr>
               <w:t>generate_testcase_csv</w:t>
             </w:r>
             <w:r>
               <w:rPr>
                 <w:rFonts w:ascii="Yu Gothic" w:hAnsi="Yu Gothic" w:eastAsia="Yu Gothic"/>
-                <w:sz w:val="18"/>
+                <w:sz w:val="17"/>
               </w:rPr>
               <w:t>）</w:t>
             </w:r>
@@ -5191,18 +5191,18 @@
         </w:tc>
         <w:tc>
           <w:tcPr>
-            <w:tcW w:type="dxa" w:w="1440"/>
-          </w:tcPr>
-          <w:p>
-            <w:r>
-              <w:rPr>
-                <w:sz w:val="18"/>
-              </w:rPr>
-            </w:r>
-            <w:r>
-              <w:rPr>
-                <w:rFonts w:ascii="Yu Gothic" w:hAnsi="Yu Gothic" w:eastAsia="Yu Gothic"/>
-                <w:sz w:val="18"/>
+            <w:tcW w:type="dxa" w:w="1654"/>
+          </w:tcPr>
+          <w:p>
+            <w:r>
+              <w:rPr>
+                <w:sz w:val="17"/>
+              </w:rPr>
+            </w:r>
+            <w:r>
+              <w:rPr>
+                <w:rFonts w:ascii="Yu Gothic" w:hAnsi="Yu Gothic" w:eastAsia="Yu Gothic"/>
+                <w:sz w:val="17"/>
               </w:rPr>
               <w:t>ダウンロード応答（ディスク常設パスは未確認）</w:t>
             </w:r>
@@ -5210,18 +5210,18 @@
         </w:tc>
         <w:tc>
           <w:tcPr>
-            <w:tcW w:type="dxa" w:w="1440"/>
-          </w:tcPr>
-          <w:p>
-            <w:r>
-              <w:rPr>
-                <w:sz w:val="18"/>
-              </w:rPr>
-            </w:r>
-            <w:r>
-              <w:rPr>
-                <w:rFonts w:ascii="Yu Gothic" w:hAnsi="Yu Gothic" w:eastAsia="Yu Gothic"/>
-                <w:sz w:val="18"/>
+            <w:tcW w:type="dxa" w:w="1654"/>
+          </w:tcPr>
+          <w:p>
+            <w:r>
+              <w:rPr>
+                <w:sz w:val="17"/>
+              </w:rPr>
+            </w:r>
+            <w:r>
+              <w:rPr>
+                <w:rFonts w:ascii="Yu Gothic" w:hAnsi="Yu Gothic" w:eastAsia="Yu Gothic"/>
+                <w:sz w:val="17"/>
               </w:rPr>
               <w:t>未確認</w:t>
             </w:r>
@@ -5231,18 +5231,18 @@
       <w:tr>
         <w:tc>
           <w:tcPr>
-            <w:tcW w:type="dxa" w:w="1440"/>
-          </w:tcPr>
-          <w:p>
-            <w:r>
-              <w:rPr>
-                <w:sz w:val="18"/>
-              </w:rPr>
-            </w:r>
-            <w:r>
-              <w:rPr>
-                <w:rFonts w:ascii="Yu Gothic" w:hAnsi="Yu Gothic" w:eastAsia="Yu Gothic"/>
-                <w:sz w:val="18"/>
+            <w:tcW w:type="dxa" w:w="1654"/>
+          </w:tcPr>
+          <w:p>
+            <w:r>
+              <w:rPr>
+                <w:sz w:val="17"/>
+              </w:rPr>
+            </w:r>
+            <w:r>
+              <w:rPr>
+                <w:rFonts w:ascii="Yu Gothic" w:hAnsi="Yu Gothic" w:eastAsia="Yu Gothic"/>
+                <w:sz w:val="17"/>
               </w:rPr>
               <w:t>RP-20</w:t>
             </w:r>
@@ -5250,18 +5250,18 @@
         </w:tc>
         <w:tc>
           <w:tcPr>
-            <w:tcW w:type="dxa" w:w="1440"/>
-          </w:tcPr>
-          <w:p>
-            <w:r>
-              <w:rPr>
-                <w:sz w:val="18"/>
-              </w:rPr>
-            </w:r>
-            <w:r>
-              <w:rPr>
-                <w:rFonts w:ascii="Yu Gothic" w:hAnsi="Yu Gothic" w:eastAsia="Yu Gothic"/>
-                <w:sz w:val="18"/>
+            <w:tcW w:type="dxa" w:w="1654"/>
+          </w:tcPr>
+          <w:p>
+            <w:r>
+              <w:rPr>
+                <w:sz w:val="17"/>
+              </w:rPr>
+            </w:r>
+            <w:r>
+              <w:rPr>
+                <w:rFonts w:ascii="Yu Gothic" w:hAnsi="Yu Gothic" w:eastAsia="Yu Gothic"/>
+                <w:sz w:val="17"/>
               </w:rPr>
               <w:t>探索カバレッジ・バーンダウンHTML</w:t>
             </w:r>
@@ -5269,18 +5269,18 @@
         </w:tc>
         <w:tc>
           <w:tcPr>
-            <w:tcW w:type="dxa" w:w="1440"/>
-          </w:tcPr>
-          <w:p>
-            <w:r>
-              <w:rPr>
-                <w:sz w:val="18"/>
-              </w:rPr>
-            </w:r>
-            <w:r>
-              <w:rPr>
-                <w:rFonts w:ascii="Yu Gothic" w:hAnsi="Yu Gothic" w:eastAsia="Yu Gothic"/>
-                <w:sz w:val="18"/>
+            <w:tcW w:type="dxa" w:w="1654"/>
+          </w:tcPr>
+          <w:p>
+            <w:r>
+              <w:rPr>
+                <w:sz w:val="17"/>
+              </w:rPr>
+            </w:r>
+            <w:r>
+              <w:rPr>
+                <w:rFonts w:ascii="Yu Gothic" w:hAnsi="Yu Gothic" w:eastAsia="Yu Gothic"/>
+                <w:sz w:val="17"/>
               </w:rPr>
               <w:t>HTML</w:t>
             </w:r>
@@ -5288,32 +5288,32 @@
         </w:tc>
         <w:tc>
           <w:tcPr>
-            <w:tcW w:type="dxa" w:w="1440"/>
-          </w:tcPr>
-          <w:p>
-            <w:r>
-              <w:rPr>
-                <w:sz w:val="18"/>
-              </w:rPr>
-            </w:r>
-            <w:r>
-              <w:rPr>
-                <w:rFonts w:ascii="Yu Gothic" w:hAnsi="Yu Gothic" w:eastAsia="Yu Gothic"/>
-                <w:sz w:val="18"/>
+            <w:tcW w:type="dxa" w:w="1654"/>
+          </w:tcPr>
+          <w:p>
+            <w:r>
+              <w:rPr>
+                <w:sz w:val="17"/>
+              </w:rPr>
+            </w:r>
+            <w:r>
+              <w:rPr>
+                <w:rFonts w:ascii="Yu Gothic" w:hAnsi="Yu Gothic" w:eastAsia="Yu Gothic"/>
+                <w:sz w:val="17"/>
               </w:rPr>
               <w:t>探索カバレッジ集計時（</w:t>
             </w:r>
             <w:r>
               <w:rPr>
                 <w:rFonts w:ascii="Consolas" w:hAnsi="Consolas" w:eastAsia="Consolas"/>
-                <w:sz w:val="18"/>
+                <w:sz w:val="17"/>
               </w:rPr>
               <w:t>burndown_reporter.generate_burndown_html</w:t>
             </w:r>
             <w:r>
               <w:rPr>
                 <w:rFonts w:ascii="Yu Gothic" w:hAnsi="Yu Gothic" w:eastAsia="Yu Gothic"/>
-                <w:sz w:val="18"/>
+                <w:sz w:val="17"/>
               </w:rPr>
               <w:t>）</w:t>
             </w:r>
@@ -5321,18 +5321,18 @@
         </w:tc>
         <w:tc>
           <w:tcPr>
-            <w:tcW w:type="dxa" w:w="1440"/>
-          </w:tcPr>
-          <w:p>
-            <w:r>
-              <w:rPr>
-                <w:sz w:val="18"/>
-              </w:rPr>
-            </w:r>
-            <w:r>
-              <w:rPr>
-                <w:rFonts w:ascii="Yu Gothic" w:hAnsi="Yu Gothic" w:eastAsia="Yu Gothic"/>
-                <w:sz w:val="18"/>
+            <w:tcW w:type="dxa" w:w="1654"/>
+          </w:tcPr>
+          <w:p>
+            <w:r>
+              <w:rPr>
+                <w:sz w:val="17"/>
+              </w:rPr>
+            </w:r>
+            <w:r>
+              <w:rPr>
+                <w:rFonts w:ascii="Yu Gothic" w:hAnsi="Yu Gothic" w:eastAsia="Yu Gothic"/>
+                <w:sz w:val="17"/>
               </w:rPr>
               <w:t>未確認（呼び出し元・出力先未確認）</w:t>
             </w:r>
@@ -5340,18 +5340,18 @@
         </w:tc>
         <w:tc>
           <w:tcPr>
-            <w:tcW w:type="dxa" w:w="1440"/>
-          </w:tcPr>
-          <w:p>
-            <w:r>
-              <w:rPr>
-                <w:sz w:val="18"/>
-              </w:rPr>
-            </w:r>
-            <w:r>
-              <w:rPr>
-                <w:rFonts w:ascii="Yu Gothic" w:hAnsi="Yu Gothic" w:eastAsia="Yu Gothic"/>
-                <w:sz w:val="18"/>
+            <w:tcW w:type="dxa" w:w="1654"/>
+          </w:tcPr>
+          <w:p>
+            <w:r>
+              <w:rPr>
+                <w:sz w:val="17"/>
+              </w:rPr>
+            </w:r>
+            <w:r>
+              <w:rPr>
+                <w:rFonts w:ascii="Yu Gothic" w:hAnsi="Yu Gothic" w:eastAsia="Yu Gothic"/>
+                <w:sz w:val="17"/>
               </w:rPr>
               <w:t>未確認</w:t>
             </w:r>
@@ -5361,18 +5361,18 @@
       <w:tr>
         <w:tc>
           <w:tcPr>
-            <w:tcW w:type="dxa" w:w="1440"/>
-          </w:tcPr>
-          <w:p>
-            <w:r>
-              <w:rPr>
-                <w:sz w:val="18"/>
-              </w:rPr>
-            </w:r>
-            <w:r>
-              <w:rPr>
-                <w:rFonts w:ascii="Yu Gothic" w:hAnsi="Yu Gothic" w:eastAsia="Yu Gothic"/>
-                <w:sz w:val="18"/>
+            <w:tcW w:type="dxa" w:w="1654"/>
+          </w:tcPr>
+          <w:p>
+            <w:r>
+              <w:rPr>
+                <w:sz w:val="17"/>
+              </w:rPr>
+            </w:r>
+            <w:r>
+              <w:rPr>
+                <w:rFonts w:ascii="Yu Gothic" w:hAnsi="Yu Gothic" w:eastAsia="Yu Gothic"/>
+                <w:sz w:val="17"/>
               </w:rPr>
               <w:t>RP-21</w:t>
             </w:r>
@@ -5380,18 +5380,18 @@
         </w:tc>
         <w:tc>
           <w:tcPr>
-            <w:tcW w:type="dxa" w:w="1440"/>
-          </w:tcPr>
-          <w:p>
-            <w:r>
-              <w:rPr>
-                <w:sz w:val="18"/>
-              </w:rPr>
-            </w:r>
-            <w:r>
-              <w:rPr>
-                <w:rFonts w:ascii="Yu Gothic" w:hAnsi="Yu Gothic" w:eastAsia="Yu Gothic"/>
-                <w:sz w:val="18"/>
+            <w:tcW w:type="dxa" w:w="1654"/>
+          </w:tcPr>
+          <w:p>
+            <w:r>
+              <w:rPr>
+                <w:sz w:val="17"/>
+              </w:rPr>
+            </w:r>
+            <w:r>
+              <w:rPr>
+                <w:rFonts w:ascii="Yu Gothic" w:hAnsi="Yu Gothic" w:eastAsia="Yu Gothic"/>
+                <w:sz w:val="17"/>
               </w:rPr>
               <w:t>カバレッジヒートマップHTML</w:t>
             </w:r>
@@ -5399,18 +5399,18 @@
         </w:tc>
         <w:tc>
           <w:tcPr>
-            <w:tcW w:type="dxa" w:w="1440"/>
-          </w:tcPr>
-          <w:p>
-            <w:r>
-              <w:rPr>
-                <w:sz w:val="18"/>
-              </w:rPr>
-            </w:r>
-            <w:r>
-              <w:rPr>
-                <w:rFonts w:ascii="Yu Gothic" w:hAnsi="Yu Gothic" w:eastAsia="Yu Gothic"/>
-                <w:sz w:val="18"/>
+            <w:tcW w:type="dxa" w:w="1654"/>
+          </w:tcPr>
+          <w:p>
+            <w:r>
+              <w:rPr>
+                <w:sz w:val="17"/>
+              </w:rPr>
+            </w:r>
+            <w:r>
+              <w:rPr>
+                <w:rFonts w:ascii="Yu Gothic" w:hAnsi="Yu Gothic" w:eastAsia="Yu Gothic"/>
+                <w:sz w:val="17"/>
               </w:rPr>
               <w:t>HTML</w:t>
             </w:r>
@@ -5418,102 +5418,102 @@
         </w:tc>
         <w:tc>
           <w:tcPr>
-            <w:tcW w:type="dxa" w:w="1440"/>
-          </w:tcPr>
-          <w:p>
-            <w:r>
-              <w:rPr>
-                <w:sz w:val="18"/>
-              </w:rPr>
-            </w:r>
-            <w:r>
-              <w:rPr>
-                <w:rFonts w:ascii="Yu Gothic" w:hAnsi="Yu Gothic" w:eastAsia="Yu Gothic"/>
-                <w:sz w:val="18"/>
+            <w:tcW w:type="dxa" w:w="1654"/>
+          </w:tcPr>
+          <w:p>
+            <w:r>
+              <w:rPr>
+                <w:sz w:val="17"/>
+              </w:rPr>
+            </w:r>
+            <w:r>
+              <w:rPr>
+                <w:rFonts w:ascii="Yu Gothic" w:hAnsi="Yu Gothic" w:eastAsia="Yu Gothic"/>
+                <w:sz w:val="17"/>
               </w:rPr>
               <w:t>カバレッジ集計時（</w:t>
             </w:r>
             <w:r>
               <w:rPr>
                 <w:rFonts w:ascii="Consolas" w:hAnsi="Consolas" w:eastAsia="Consolas"/>
-                <w:sz w:val="18"/>
+                <w:sz w:val="17"/>
               </w:rPr>
               <w:t>heatmap_reporter.generate_analysis_coverage_html</w:t>
             </w:r>
             <w:r>
               <w:rPr>
                 <w:rFonts w:ascii="Yu Gothic" w:hAnsi="Yu Gothic" w:eastAsia="Yu Gothic"/>
-                <w:sz w:val="18"/>
+                <w:sz w:val="17"/>
               </w:rPr>
               <w:t>／</w:t>
             </w:r>
             <w:r>
               <w:rPr>
                 <w:rFonts w:ascii="Consolas" w:hAnsi="Consolas" w:eastAsia="Consolas"/>
-                <w:sz w:val="18"/>
+                <w:sz w:val="17"/>
               </w:rPr>
               <w:t>generate_autorun_coverage_html</w:t>
             </w:r>
             <w:r>
               <w:rPr>
                 <w:rFonts w:ascii="Yu Gothic" w:hAnsi="Yu Gothic" w:eastAsia="Yu Gothic"/>
-                <w:sz w:val="18"/>
+                <w:sz w:val="17"/>
               </w:rPr>
               <w:t xml:space="preserve">）。ルート </w:t>
             </w:r>
             <w:r>
               <w:rPr>
                 <w:rFonts w:ascii="Consolas" w:hAnsi="Consolas" w:eastAsia="Consolas"/>
-                <w:sz w:val="18"/>
+                <w:sz w:val="17"/>
               </w:rPr>
               <w:t>report.api_coverage_heatmap</w:t>
             </w:r>
             <w:r>
               <w:rPr>
                 <w:rFonts w:ascii="Yu Gothic" w:hAnsi="Yu Gothic" w:eastAsia="Yu Gothic"/>
-                <w:sz w:val="18"/>
+                <w:sz w:val="17"/>
               </w:rPr>
               <w:t>（</w:t>
             </w:r>
             <w:r>
               <w:rPr>
                 <w:rFonts w:ascii="Consolas" w:hAnsi="Consolas" w:eastAsia="Consolas"/>
-                <w:sz w:val="18"/>
+                <w:sz w:val="17"/>
               </w:rPr>
               <w:t>/api/coverage-heatmap</w:t>
             </w:r>
             <w:r>
               <w:rPr>
                 <w:rFonts w:ascii="Yu Gothic" w:hAnsi="Yu Gothic" w:eastAsia="Yu Gothic"/>
-                <w:sz w:val="18"/>
+                <w:sz w:val="17"/>
               </w:rPr>
               <w:t xml:space="preserve">）から </w:t>
             </w:r>
             <w:r>
               <w:rPr>
                 <w:rFonts w:ascii="Consolas" w:hAnsi="Consolas" w:eastAsia="Consolas"/>
-                <w:sz w:val="18"/>
+                <w:sz w:val="17"/>
               </w:rPr>
               <w:t>kind=analysis</w:t>
             </w:r>
             <w:r>
               <w:rPr>
                 <w:rFonts w:ascii="Yu Gothic" w:hAnsi="Yu Gothic" w:eastAsia="Yu Gothic"/>
-                <w:sz w:val="18"/>
+                <w:sz w:val="17"/>
               </w:rPr>
               <w:t>／</w:t>
             </w:r>
             <w:r>
               <w:rPr>
                 <w:rFonts w:ascii="Consolas" w:hAnsi="Consolas" w:eastAsia="Consolas"/>
-                <w:sz w:val="18"/>
+                <w:sz w:val="17"/>
               </w:rPr>
               <w:t>kind=autorun</w:t>
             </w:r>
             <w:r>
               <w:rPr>
                 <w:rFonts w:ascii="Yu Gothic" w:hAnsi="Yu Gothic" w:eastAsia="Yu Gothic"/>
-                <w:sz w:val="18"/>
+                <w:sz w:val="17"/>
               </w:rPr>
               <w:t xml:space="preserve"> で呼び分け（本改訂で routes.json 実測）</w:t>
             </w:r>
@@ -5521,18 +5521,18 @@
         </w:tc>
         <w:tc>
           <w:tcPr>
-            <w:tcW w:type="dxa" w:w="1440"/>
-          </w:tcPr>
-          <w:p>
-            <w:r>
-              <w:rPr>
-                <w:sz w:val="18"/>
-              </w:rPr>
-            </w:r>
-            <w:r>
-              <w:rPr>
-                <w:rFonts w:ascii="Yu Gothic" w:hAnsi="Yu Gothic" w:eastAsia="Yu Gothic"/>
-                <w:sz w:val="18"/>
+            <w:tcW w:type="dxa" w:w="1654"/>
+          </w:tcPr>
+          <w:p>
+            <w:r>
+              <w:rPr>
+                <w:sz w:val="17"/>
+              </w:rPr>
+            </w:r>
+            <w:r>
+              <w:rPr>
+                <w:rFonts w:ascii="Yu Gothic" w:hAnsi="Yu Gothic" w:eastAsia="Yu Gothic"/>
+                <w:sz w:val="17"/>
               </w:rPr>
               <w:t>応答本文（ディスク常設は未確認）</w:t>
             </w:r>
@@ -5540,18 +5540,18 @@
         </w:tc>
         <w:tc>
           <w:tcPr>
-            <w:tcW w:type="dxa" w:w="1440"/>
-          </w:tcPr>
-          <w:p>
-            <w:r>
-              <w:rPr>
-                <w:sz w:val="18"/>
-              </w:rPr>
-            </w:r>
-            <w:r>
-              <w:rPr>
-                <w:rFonts w:ascii="Yu Gothic" w:hAnsi="Yu Gothic" w:eastAsia="Yu Gothic"/>
-                <w:sz w:val="18"/>
+            <w:tcW w:type="dxa" w:w="1654"/>
+          </w:tcPr>
+          <w:p>
+            <w:r>
+              <w:rPr>
+                <w:sz w:val="17"/>
+              </w:rPr>
+            </w:r>
+            <w:r>
+              <w:rPr>
+                <w:rFonts w:ascii="Yu Gothic" w:hAnsi="Yu Gothic" w:eastAsia="Yu Gothic"/>
+                <w:sz w:val="17"/>
               </w:rPr>
               <w:t>未確認</w:t>
             </w:r>
@@ -5561,18 +5561,18 @@
       <w:tr>
         <w:tc>
           <w:tcPr>
-            <w:tcW w:type="dxa" w:w="1440"/>
-          </w:tcPr>
-          <w:p>
-            <w:r>
-              <w:rPr>
-                <w:sz w:val="18"/>
-              </w:rPr>
-            </w:r>
-            <w:r>
-              <w:rPr>
-                <w:rFonts w:ascii="Yu Gothic" w:hAnsi="Yu Gothic" w:eastAsia="Yu Gothic"/>
-                <w:sz w:val="18"/>
+            <w:tcW w:type="dxa" w:w="1654"/>
+          </w:tcPr>
+          <w:p>
+            <w:r>
+              <w:rPr>
+                <w:sz w:val="17"/>
+              </w:rPr>
+            </w:r>
+            <w:r>
+              <w:rPr>
+                <w:rFonts w:ascii="Yu Gothic" w:hAnsi="Yu Gothic" w:eastAsia="Yu Gothic"/>
+                <w:sz w:val="17"/>
               </w:rPr>
               <w:t>RP-22</w:t>
             </w:r>
@@ -5580,18 +5580,18 @@
         </w:tc>
         <w:tc>
           <w:tcPr>
-            <w:tcW w:type="dxa" w:w="1440"/>
-          </w:tcPr>
-          <w:p>
-            <w:r>
-              <w:rPr>
-                <w:sz w:val="18"/>
-              </w:rPr>
-            </w:r>
-            <w:r>
-              <w:rPr>
-                <w:rFonts w:ascii="Yu Gothic" w:hAnsi="Yu Gothic" w:eastAsia="Yu Gothic"/>
-                <w:sz w:val="18"/>
+            <w:tcW w:type="dxa" w:w="1654"/>
+          </w:tcPr>
+          <w:p>
+            <w:r>
+              <w:rPr>
+                <w:sz w:val="17"/>
+              </w:rPr>
+            </w:r>
+            <w:r>
+              <w:rPr>
+                <w:rFonts w:ascii="Yu Gothic" w:hAnsi="Yu Gothic" w:eastAsia="Yu Gothic"/>
+                <w:sz w:val="17"/>
               </w:rPr>
               <w:t>差分レポートHTML</w:t>
             </w:r>
@@ -5599,18 +5599,18 @@
         </w:tc>
         <w:tc>
           <w:tcPr>
-            <w:tcW w:type="dxa" w:w="1440"/>
-          </w:tcPr>
-          <w:p>
-            <w:r>
-              <w:rPr>
-                <w:sz w:val="18"/>
-              </w:rPr>
-            </w:r>
-            <w:r>
-              <w:rPr>
-                <w:rFonts w:ascii="Yu Gothic" w:hAnsi="Yu Gothic" w:eastAsia="Yu Gothic"/>
-                <w:sz w:val="18"/>
+            <w:tcW w:type="dxa" w:w="1654"/>
+          </w:tcPr>
+          <w:p>
+            <w:r>
+              <w:rPr>
+                <w:sz w:val="17"/>
+              </w:rPr>
+            </w:r>
+            <w:r>
+              <w:rPr>
+                <w:rFonts w:ascii="Yu Gothic" w:hAnsi="Yu Gothic" w:eastAsia="Yu Gothic"/>
+                <w:sz w:val="17"/>
               </w:rPr>
               <w:t>HTML</w:t>
             </w:r>
@@ -5618,25 +5618,25 @@
         </w:tc>
         <w:tc>
           <w:tcPr>
-            <w:tcW w:type="dxa" w:w="1440"/>
-          </w:tcPr>
-          <w:p>
-            <w:r>
-              <w:rPr>
-                <w:sz w:val="18"/>
+            <w:tcW w:type="dxa" w:w="1654"/>
+          </w:tcPr>
+          <w:p>
+            <w:r>
+              <w:rPr>
+                <w:sz w:val="17"/>
               </w:rPr>
             </w:r>
             <w:r>
               <w:rPr>
                 <w:rFonts w:ascii="Consolas" w:hAnsi="Consolas" w:eastAsia="Consolas"/>
-                <w:sz w:val="18"/>
+                <w:sz w:val="17"/>
               </w:rPr>
               <w:t>diff_reporter.generate_diff_report</w:t>
             </w:r>
             <w:r>
               <w:rPr>
                 <w:rFonts w:ascii="Yu Gothic" w:hAnsi="Yu Gothic" w:eastAsia="Yu Gothic"/>
-                <w:sz w:val="18"/>
+                <w:sz w:val="17"/>
               </w:rPr>
               <w:t>（434行）</w:t>
             </w:r>
@@ -5644,18 +5644,18 @@
         </w:tc>
         <w:tc>
           <w:tcPr>
-            <w:tcW w:type="dxa" w:w="1440"/>
-          </w:tcPr>
-          <w:p>
-            <w:r>
-              <w:rPr>
-                <w:sz w:val="18"/>
-              </w:rPr>
-            </w:r>
-            <w:r>
-              <w:rPr>
-                <w:rFonts w:ascii="Yu Gothic" w:hAnsi="Yu Gothic" w:eastAsia="Yu Gothic"/>
-                <w:sz w:val="18"/>
+            <w:tcW w:type="dxa" w:w="1654"/>
+          </w:tcPr>
+          <w:p>
+            <w:r>
+              <w:rPr>
+                <w:sz w:val="17"/>
+              </w:rPr>
+            </w:r>
+            <w:r>
+              <w:rPr>
+                <w:rFonts w:ascii="Yu Gothic" w:hAnsi="Yu Gothic" w:eastAsia="Yu Gothic"/>
+                <w:sz w:val="17"/>
               </w:rPr>
               <w:t>未確認</w:t>
             </w:r>
@@ -5663,18 +5663,18 @@
         </w:tc>
         <w:tc>
           <w:tcPr>
-            <w:tcW w:type="dxa" w:w="1440"/>
-          </w:tcPr>
-          <w:p>
-            <w:r>
-              <w:rPr>
-                <w:sz w:val="18"/>
-              </w:rPr>
-            </w:r>
-            <w:r>
-              <w:rPr>
-                <w:rFonts w:ascii="Yu Gothic" w:hAnsi="Yu Gothic" w:eastAsia="Yu Gothic"/>
-                <w:sz w:val="18"/>
+            <w:tcW w:type="dxa" w:w="1654"/>
+          </w:tcPr>
+          <w:p>
+            <w:r>
+              <w:rPr>
+                <w:sz w:val="17"/>
+              </w:rPr>
+            </w:r>
+            <w:r>
+              <w:rPr>
+                <w:rFonts w:ascii="Yu Gothic" w:hAnsi="Yu Gothic" w:eastAsia="Yu Gothic"/>
+                <w:sz w:val="17"/>
               </w:rPr>
               <w:t>未確認</w:t>
             </w:r>
@@ -5684,18 +5684,18 @@
       <w:tr>
         <w:tc>
           <w:tcPr>
-            <w:tcW w:type="dxa" w:w="1440"/>
-          </w:tcPr>
-          <w:p>
-            <w:r>
-              <w:rPr>
-                <w:sz w:val="18"/>
-              </w:rPr>
-            </w:r>
-            <w:r>
-              <w:rPr>
-                <w:rFonts w:ascii="Yu Gothic" w:hAnsi="Yu Gothic" w:eastAsia="Yu Gothic"/>
-                <w:sz w:val="18"/>
+            <w:tcW w:type="dxa" w:w="1654"/>
+          </w:tcPr>
+          <w:p>
+            <w:r>
+              <w:rPr>
+                <w:sz w:val="17"/>
+              </w:rPr>
+            </w:r>
+            <w:r>
+              <w:rPr>
+                <w:rFonts w:ascii="Yu Gothic" w:hAnsi="Yu Gothic" w:eastAsia="Yu Gothic"/>
+                <w:sz w:val="17"/>
               </w:rPr>
               <w:t>RP-23</w:t>
             </w:r>
@@ -5703,18 +5703,18 @@
         </w:tc>
         <w:tc>
           <w:tcPr>
-            <w:tcW w:type="dxa" w:w="1440"/>
-          </w:tcPr>
-          <w:p>
-            <w:r>
-              <w:rPr>
-                <w:sz w:val="18"/>
-              </w:rPr>
-            </w:r>
-            <w:r>
-              <w:rPr>
-                <w:rFonts w:ascii="Yu Gothic" w:hAnsi="Yu Gothic" w:eastAsia="Yu Gothic"/>
-                <w:sz w:val="18"/>
+            <w:tcW w:type="dxa" w:w="1654"/>
+          </w:tcPr>
+          <w:p>
+            <w:r>
+              <w:rPr>
+                <w:sz w:val="17"/>
+              </w:rPr>
+            </w:r>
+            <w:r>
+              <w:rPr>
+                <w:rFonts w:ascii="Yu Gothic" w:hAnsi="Yu Gothic" w:eastAsia="Yu Gothic"/>
+                <w:sz w:val="17"/>
               </w:rPr>
               <w:t>AutoRun証跡パック（Evidence Pack）</w:t>
             </w:r>
@@ -5722,18 +5722,18 @@
         </w:tc>
         <w:tc>
           <w:tcPr>
-            <w:tcW w:type="dxa" w:w="1440"/>
-          </w:tcPr>
-          <w:p>
-            <w:r>
-              <w:rPr>
-                <w:sz w:val="18"/>
-              </w:rPr>
-            </w:r>
-            <w:r>
-              <w:rPr>
-                <w:rFonts w:ascii="Yu Gothic" w:hAnsi="Yu Gothic" w:eastAsia="Yu Gothic"/>
-                <w:sz w:val="18"/>
+            <w:tcW w:type="dxa" w:w="1654"/>
+          </w:tcPr>
+          <w:p>
+            <w:r>
+              <w:rPr>
+                <w:sz w:val="17"/>
+              </w:rPr>
+            </w:r>
+            <w:r>
+              <w:rPr>
+                <w:rFonts w:ascii="Yu Gothic" w:hAnsi="Yu Gothic" w:eastAsia="Yu Gothic"/>
+                <w:sz w:val="17"/>
               </w:rPr>
               <w:t>複数ファイル</w:t>
             </w:r>
@@ -5741,46 +5741,46 @@
         </w:tc>
         <w:tc>
           <w:tcPr>
-            <w:tcW w:type="dxa" w:w="1440"/>
-          </w:tcPr>
-          <w:p>
-            <w:r>
-              <w:rPr>
-                <w:sz w:val="18"/>
-              </w:rPr>
-            </w:r>
-            <w:r>
-              <w:rPr>
-                <w:rFonts w:ascii="Yu Gothic" w:hAnsi="Yu Gothic" w:eastAsia="Yu Gothic"/>
-                <w:sz w:val="18"/>
+            <w:tcW w:type="dxa" w:w="1654"/>
+          </w:tcPr>
+          <w:p>
+            <w:r>
+              <w:rPr>
+                <w:sz w:val="17"/>
+              </w:rPr>
+            </w:r>
+            <w:r>
+              <w:rPr>
+                <w:rFonts w:ascii="Yu Gothic" w:hAnsi="Yu Gothic" w:eastAsia="Yu Gothic"/>
+                <w:sz w:val="17"/>
               </w:rPr>
               <w:t>AutoRun実行完了時（</w:t>
             </w:r>
             <w:r>
               <w:rPr>
                 <w:rFonts w:ascii="Consolas" w:hAnsi="Consolas" w:eastAsia="Consolas"/>
-                <w:sz w:val="18"/>
+                <w:sz w:val="17"/>
               </w:rPr>
               <w:t>evidence_pack_service.generate_evidence_pack</w:t>
             </w:r>
             <w:r>
               <w:rPr>
                 <w:rFonts w:ascii="Yu Gothic" w:hAnsi="Yu Gothic" w:eastAsia="Yu Gothic"/>
-                <w:sz w:val="18"/>
+                <w:sz w:val="17"/>
               </w:rPr>
               <w:t xml:space="preserve"> → </w:t>
             </w:r>
             <w:r>
               <w:rPr>
                 <w:rFonts w:ascii="Consolas" w:hAnsi="Consolas" w:eastAsia="Consolas"/>
-                <w:sz w:val="18"/>
+                <w:sz w:val="17"/>
               </w:rPr>
               <w:t>evidence.pack_reporter.save_evidence_pack</w:t>
             </w:r>
             <w:r>
               <w:rPr>
                 <w:rFonts w:ascii="Yu Gothic" w:hAnsi="Yu Gothic" w:eastAsia="Yu Gothic"/>
-                <w:sz w:val="18"/>
+                <w:sz w:val="17"/>
               </w:rPr>
               <w:t>）</w:t>
             </w:r>
@@ -5788,53 +5788,53 @@
         </w:tc>
         <w:tc>
           <w:tcPr>
-            <w:tcW w:type="dxa" w:w="1440"/>
-          </w:tcPr>
-          <w:p>
-            <w:r>
-              <w:rPr>
-                <w:sz w:val="18"/>
+            <w:tcW w:type="dxa" w:w="1654"/>
+          </w:tcPr>
+          <w:p>
+            <w:r>
+              <w:rPr>
+                <w:sz w:val="17"/>
               </w:rPr>
             </w:r>
             <w:r>
               <w:rPr>
                 <w:rFonts w:ascii="Consolas" w:hAnsi="Consolas" w:eastAsia="Consolas"/>
-                <w:sz w:val="18"/>
+                <w:sz w:val="17"/>
               </w:rPr>
               <w:t>output/{domain}/qa_process/</w:t>
             </w:r>
             <w:r>
               <w:rPr>
                 <w:rFonts w:ascii="Yu Gothic" w:hAnsi="Yu Gothic" w:eastAsia="Yu Gothic"/>
-                <w:sz w:val="18"/>
+                <w:sz w:val="17"/>
               </w:rPr>
               <w:t xml:space="preserve"> 配下（実物: </w:t>
             </w:r>
             <w:r>
               <w:rPr>
                 <w:rFonts w:ascii="Consolas" w:hAnsi="Consolas" w:eastAsia="Consolas"/>
-                <w:sz w:val="18"/>
+                <w:sz w:val="17"/>
               </w:rPr>
               <w:t>output/127.0.0.1:8767/qa_process/</w:t>
             </w:r>
             <w:r>
               <w:rPr>
                 <w:rFonts w:ascii="Yu Gothic" w:hAnsi="Yu Gothic" w:eastAsia="Yu Gothic"/>
-                <w:sz w:val="18"/>
+                <w:sz w:val="17"/>
               </w:rPr>
               <w:t xml:space="preserve"> 存在確認。個々のファイル名は </w:t>
             </w:r>
             <w:r>
               <w:rPr>
                 <w:rFonts w:ascii="Consolas" w:hAnsi="Consolas" w:eastAsia="Consolas"/>
-                <w:sz w:val="18"/>
+                <w:sz w:val="17"/>
               </w:rPr>
               <w:t>evidence/pack_reporter.py</w:t>
             </w:r>
             <w:r>
               <w:rPr>
                 <w:rFonts w:ascii="Yu Gothic" w:hAnsi="Yu Gothic" w:eastAsia="Yu Gothic"/>
-                <w:sz w:val="18"/>
+                <w:sz w:val="17"/>
               </w:rPr>
               <w:t xml:space="preserve"> 本体未読のため</w:t>
             </w:r>
@@ -5842,84 +5842,84 @@
               <w:rPr>
                 <w:rFonts w:ascii="Yu Gothic" w:hAnsi="Yu Gothic" w:eastAsia="Yu Gothic"/>
                 <w:b/>
-                <w:sz w:val="18"/>
+                <w:sz w:val="17"/>
               </w:rPr>
               <w:t>未確認</w:t>
             </w:r>
             <w:r>
               <w:rPr>
                 <w:rFonts w:ascii="Yu Gothic" w:hAnsi="Yu Gothic" w:eastAsia="Yu Gothic"/>
-                <w:sz w:val="18"/>
+                <w:sz w:val="17"/>
               </w:rPr>
               <w:t xml:space="preserve">。ただし材料側の入力ファイルは本改訂で確認: </w:t>
             </w:r>
             <w:r>
               <w:rPr>
                 <w:rFonts w:ascii="Consolas" w:hAnsi="Consolas" w:eastAsia="Consolas"/>
-                <w:sz w:val="18"/>
+                <w:sz w:val="17"/>
               </w:rPr>
               <w:t>qa_process/playwright_report.json</w:t>
             </w:r>
             <w:r>
               <w:rPr>
                 <w:rFonts w:ascii="Yu Gothic" w:hAnsi="Yu Gothic" w:eastAsia="Yu Gothic"/>
-                <w:sz w:val="18"/>
+                <w:sz w:val="17"/>
               </w:rPr>
               <w:t>・</w:t>
             </w:r>
             <w:r>
               <w:rPr>
                 <w:rFonts w:ascii="Consolas" w:hAnsi="Consolas" w:eastAsia="Consolas"/>
-                <w:sz w:val="18"/>
+                <w:sz w:val="17"/>
               </w:rPr>
               <w:t>quality_viewpoints.json</w:t>
             </w:r>
             <w:r>
               <w:rPr>
                 <w:rFonts w:ascii="Yu Gothic" w:hAnsi="Yu Gothic" w:eastAsia="Yu Gothic"/>
-                <w:sz w:val="18"/>
+                <w:sz w:val="17"/>
               </w:rPr>
               <w:t>・</w:t>
             </w:r>
             <w:r>
               <w:rPr>
                 <w:rFonts w:ascii="Consolas" w:hAnsi="Consolas" w:eastAsia="Consolas"/>
-                <w:sz w:val="18"/>
+                <w:sz w:val="17"/>
               </w:rPr>
               <w:t>autorun.meta.json</w:t>
             </w:r>
             <w:r>
               <w:rPr>
                 <w:rFonts w:ascii="Yu Gothic" w:hAnsi="Yu Gothic" w:eastAsia="Yu Gothic"/>
-                <w:sz w:val="18"/>
+                <w:sz w:val="17"/>
               </w:rPr>
               <w:t>・</w:t>
             </w:r>
             <w:r>
               <w:rPr>
                 <w:rFonts w:ascii="Consolas" w:hAnsi="Consolas" w:eastAsia="Consolas"/>
-                <w:sz w:val="18"/>
+                <w:sz w:val="17"/>
               </w:rPr>
               <w:t>manual_procedures.md</w:t>
             </w:r>
             <w:r>
               <w:rPr>
                 <w:rFonts w:ascii="Yu Gothic" w:hAnsi="Yu Gothic" w:eastAsia="Yu Gothic"/>
-                <w:sz w:val="18"/>
+                <w:sz w:val="17"/>
               </w:rPr>
               <w:t>・</w:t>
             </w:r>
             <w:r>
               <w:rPr>
                 <w:rFonts w:ascii="Consolas" w:hAnsi="Consolas" w:eastAsia="Consolas"/>
-                <w:sz w:val="18"/>
+                <w:sz w:val="17"/>
               </w:rPr>
               <w:t>mutation_verification.json</w:t>
             </w:r>
             <w:r>
               <w:rPr>
                 <w:rFonts w:ascii="Yu Gothic" w:hAnsi="Yu Gothic" w:eastAsia="Yu Gothic"/>
-                <w:sz w:val="18"/>
+                <w:sz w:val="17"/>
               </w:rPr>
               <w:t>）</w:t>
             </w:r>
@@ -5927,18 +5927,18 @@
         </w:tc>
         <w:tc>
           <w:tcPr>
-            <w:tcW w:type="dxa" w:w="1440"/>
-          </w:tcPr>
-          <w:p>
-            <w:r>
-              <w:rPr>
-                <w:sz w:val="18"/>
-              </w:rPr>
-            </w:r>
-            <w:r>
-              <w:rPr>
-                <w:rFonts w:ascii="Yu Gothic" w:hAnsi="Yu Gothic" w:eastAsia="Yu Gothic"/>
-                <w:sz w:val="18"/>
+            <w:tcW w:type="dxa" w:w="1654"/>
+          </w:tcPr>
+          <w:p>
+            <w:r>
+              <w:rPr>
+                <w:sz w:val="17"/>
+              </w:rPr>
+            </w:r>
+            <w:r>
+              <w:rPr>
+                <w:rFonts w:ascii="Yu Gothic" w:hAnsi="Yu Gothic" w:eastAsia="Yu Gothic"/>
+                <w:sz w:val="17"/>
               </w:rPr>
               <w:t>未確認</w:t>
             </w:r>
@@ -5948,18 +5948,18 @@
       <w:tr>
         <w:tc>
           <w:tcPr>
-            <w:tcW w:type="dxa" w:w="1440"/>
-          </w:tcPr>
-          <w:p>
-            <w:r>
-              <w:rPr>
-                <w:sz w:val="18"/>
-              </w:rPr>
-            </w:r>
-            <w:r>
-              <w:rPr>
-                <w:rFonts w:ascii="Yu Gothic" w:hAnsi="Yu Gothic" w:eastAsia="Yu Gothic"/>
-                <w:sz w:val="18"/>
+            <w:tcW w:type="dxa" w:w="1654"/>
+          </w:tcPr>
+          <w:p>
+            <w:r>
+              <w:rPr>
+                <w:sz w:val="17"/>
+              </w:rPr>
+            </w:r>
+            <w:r>
+              <w:rPr>
+                <w:rFonts w:ascii="Yu Gothic" w:hAnsi="Yu Gothic" w:eastAsia="Yu Gothic"/>
+                <w:sz w:val="17"/>
               </w:rPr>
               <w:t>RP-24</w:t>
             </w:r>
@@ -5967,18 +5967,18 @@
         </w:tc>
         <w:tc>
           <w:tcPr>
-            <w:tcW w:type="dxa" w:w="1440"/>
-          </w:tcPr>
-          <w:p>
-            <w:r>
-              <w:rPr>
-                <w:sz w:val="18"/>
-              </w:rPr>
-            </w:r>
-            <w:r>
-              <w:rPr>
-                <w:rFonts w:ascii="Yu Gothic" w:hAnsi="Yu Gothic" w:eastAsia="Yu Gothic"/>
-                <w:sz w:val="18"/>
+            <w:tcW w:type="dxa" w:w="1654"/>
+          </w:tcPr>
+          <w:p>
+            <w:r>
+              <w:rPr>
+                <w:sz w:val="17"/>
+              </w:rPr>
+            </w:r>
+            <w:r>
+              <w:rPr>
+                <w:rFonts w:ascii="Yu Gothic" w:hAnsi="Yu Gothic" w:eastAsia="Yu Gothic"/>
+                <w:sz w:val="17"/>
               </w:rPr>
               <w:t>証跡ZIP一括ダウンロード</w:t>
             </w:r>
@@ -5986,18 +5986,18 @@
         </w:tc>
         <w:tc>
           <w:tcPr>
-            <w:tcW w:type="dxa" w:w="1440"/>
-          </w:tcPr>
-          <w:p>
-            <w:r>
-              <w:rPr>
-                <w:sz w:val="18"/>
-              </w:rPr>
-            </w:r>
-            <w:r>
-              <w:rPr>
-                <w:rFonts w:ascii="Yu Gothic" w:hAnsi="Yu Gothic" w:eastAsia="Yu Gothic"/>
-                <w:sz w:val="18"/>
+            <w:tcW w:type="dxa" w:w="1654"/>
+          </w:tcPr>
+          <w:p>
+            <w:r>
+              <w:rPr>
+                <w:sz w:val="17"/>
+              </w:rPr>
+            </w:r>
+            <w:r>
+              <w:rPr>
+                <w:rFonts w:ascii="Yu Gothic" w:hAnsi="Yu Gothic" w:eastAsia="Yu Gothic"/>
+                <w:sz w:val="17"/>
               </w:rPr>
               <w:t>ZIP</w:t>
             </w:r>
@@ -6005,60 +6005,60 @@
         </w:tc>
         <w:tc>
           <w:tcPr>
-            <w:tcW w:type="dxa" w:w="1440"/>
-          </w:tcPr>
-          <w:p>
-            <w:r>
-              <w:rPr>
-                <w:sz w:val="18"/>
-              </w:rPr>
-            </w:r>
-            <w:r>
-              <w:rPr>
-                <w:rFonts w:ascii="Yu Gothic" w:hAnsi="Yu Gothic" w:eastAsia="Yu Gothic"/>
-                <w:sz w:val="18"/>
+            <w:tcW w:type="dxa" w:w="1654"/>
+          </w:tcPr>
+          <w:p>
+            <w:r>
+              <w:rPr>
+                <w:sz w:val="17"/>
+              </w:rPr>
+            </w:r>
+            <w:r>
+              <w:rPr>
+                <w:rFonts w:ascii="Yu Gothic" w:hAnsi="Yu Gothic" w:eastAsia="Yu Gothic"/>
+                <w:sz w:val="17"/>
               </w:rPr>
               <w:t>ユーザーがダウンロード操作（</w:t>
             </w:r>
             <w:r>
               <w:rPr>
                 <w:rFonts w:ascii="Consolas" w:hAnsi="Consolas" w:eastAsia="Consolas"/>
-                <w:sz w:val="18"/>
+                <w:sz w:val="17"/>
               </w:rPr>
               <w:t>web/routes/report.py</w:t>
             </w:r>
             <w:r>
               <w:rPr>
                 <w:rFonts w:ascii="Yu Gothic" w:hAnsi="Yu Gothic" w:eastAsia="Yu Gothic"/>
-                <w:sz w:val="18"/>
+                <w:sz w:val="17"/>
               </w:rPr>
               <w:t xml:space="preserve"> の </w:t>
             </w:r>
             <w:r>
               <w:rPr>
                 <w:rFonts w:ascii="Consolas" w:hAnsi="Consolas" w:eastAsia="Consolas"/>
-                <w:sz w:val="18"/>
+                <w:sz w:val="17"/>
               </w:rPr>
               <w:t>download_zip</w:t>
             </w:r>
             <w:r>
               <w:rPr>
                 <w:rFonts w:ascii="Yu Gothic" w:hAnsi="Yu Gothic" w:eastAsia="Yu Gothic"/>
-                <w:sz w:val="18"/>
+                <w:sz w:val="17"/>
               </w:rPr>
               <w:t>、</w:t>
             </w:r>
             <w:r>
               <w:rPr>
                 <w:rFonts w:ascii="Consolas" w:hAnsi="Consolas" w:eastAsia="Consolas"/>
-                <w:sz w:val="18"/>
+                <w:sz w:val="17"/>
               </w:rPr>
               <w:t>paths</w:t>
             </w:r>
             <w:r>
               <w:rPr>
                 <w:rFonts w:ascii="Yu Gothic" w:hAnsi="Yu Gothic" w:eastAsia="Yu Gothic"/>
-                <w:sz w:val="18"/>
+                <w:sz w:val="17"/>
               </w:rPr>
               <w:t xml:space="preserve"> パラメータで複数値・カンマ区切り指定可、本改訂で実測）</w:t>
             </w:r>
@@ -6066,18 +6066,18 @@
         </w:tc>
         <w:tc>
           <w:tcPr>
-            <w:tcW w:type="dxa" w:w="1440"/>
-          </w:tcPr>
-          <w:p>
-            <w:r>
-              <w:rPr>
-                <w:sz w:val="18"/>
-              </w:rPr>
-            </w:r>
-            <w:r>
-              <w:rPr>
-                <w:rFonts w:ascii="Yu Gothic" w:hAnsi="Yu Gothic" w:eastAsia="Yu Gothic"/>
-                <w:sz w:val="18"/>
+            <w:tcW w:type="dxa" w:w="1654"/>
+          </w:tcPr>
+          <w:p>
+            <w:r>
+              <w:rPr>
+                <w:sz w:val="17"/>
+              </w:rPr>
+            </w:r>
+            <w:r>
+              <w:rPr>
+                <w:rFonts w:ascii="Yu Gothic" w:hAnsi="Yu Gothic" w:eastAsia="Yu Gothic"/>
+                <w:sz w:val="17"/>
               </w:rPr>
               <w:t>ダウンロード応答（実体パス生成ロジックは未確認）</w:t>
             </w:r>
@@ -6085,18 +6085,18 @@
         </w:tc>
         <w:tc>
           <w:tcPr>
-            <w:tcW w:type="dxa" w:w="1440"/>
-          </w:tcPr>
-          <w:p>
-            <w:r>
-              <w:rPr>
-                <w:sz w:val="18"/>
-              </w:rPr>
-            </w:r>
-            <w:r>
-              <w:rPr>
-                <w:rFonts w:ascii="Yu Gothic" w:hAnsi="Yu Gothic" w:eastAsia="Yu Gothic"/>
-                <w:sz w:val="18"/>
+            <w:tcW w:type="dxa" w:w="1654"/>
+          </w:tcPr>
+          <w:p>
+            <w:r>
+              <w:rPr>
+                <w:sz w:val="17"/>
+              </w:rPr>
+            </w:r>
+            <w:r>
+              <w:rPr>
+                <w:rFonts w:ascii="Yu Gothic" w:hAnsi="Yu Gothic" w:eastAsia="Yu Gothic"/>
+                <w:sz w:val="17"/>
               </w:rPr>
               <w:t>- (バイナリ)</w:t>
             </w:r>
@@ -6106,18 +6106,18 @@
       <w:tr>
         <w:tc>
           <w:tcPr>
-            <w:tcW w:type="dxa" w:w="1440"/>
-          </w:tcPr>
-          <w:p>
-            <w:r>
-              <w:rPr>
-                <w:sz w:val="18"/>
-              </w:rPr>
-            </w:r>
-            <w:r>
-              <w:rPr>
-                <w:rFonts w:ascii="Yu Gothic" w:hAnsi="Yu Gothic" w:eastAsia="Yu Gothic"/>
-                <w:sz w:val="18"/>
+            <w:tcW w:type="dxa" w:w="1654"/>
+          </w:tcPr>
+          <w:p>
+            <w:r>
+              <w:rPr>
+                <w:sz w:val="17"/>
+              </w:rPr>
+            </w:r>
+            <w:r>
+              <w:rPr>
+                <w:rFonts w:ascii="Yu Gothic" w:hAnsi="Yu Gothic" w:eastAsia="Yu Gothic"/>
+                <w:sz w:val="17"/>
               </w:rPr>
               <w:t>RP-25</w:t>
             </w:r>
@@ -6125,18 +6125,18 @@
         </w:tc>
         <w:tc>
           <w:tcPr>
-            <w:tcW w:type="dxa" w:w="1440"/>
-          </w:tcPr>
-          <w:p>
-            <w:r>
-              <w:rPr>
-                <w:sz w:val="18"/>
-              </w:rPr>
-            </w:r>
-            <w:r>
-              <w:rPr>
-                <w:rFonts w:ascii="Yu Gothic" w:hAnsi="Yu Gothic" w:eastAsia="Yu Gothic"/>
-                <w:sz w:val="18"/>
+            <w:tcW w:type="dxa" w:w="1654"/>
+          </w:tcPr>
+          <w:p>
+            <w:r>
+              <w:rPr>
+                <w:sz w:val="17"/>
+              </w:rPr>
+            </w:r>
+            <w:r>
+              <w:rPr>
+                <w:rFonts w:ascii="Yu Gothic" w:hAnsi="Yu Gothic" w:eastAsia="Yu Gothic"/>
+                <w:sz w:val="17"/>
               </w:rPr>
               <w:t>監査ログ</w:t>
             </w:r>
@@ -6144,18 +6144,18 @@
         </w:tc>
         <w:tc>
           <w:tcPr>
-            <w:tcW w:type="dxa" w:w="1440"/>
-          </w:tcPr>
-          <w:p>
-            <w:r>
-              <w:rPr>
-                <w:sz w:val="18"/>
-              </w:rPr>
-            </w:r>
-            <w:r>
-              <w:rPr>
-                <w:rFonts w:ascii="Yu Gothic" w:hAnsi="Yu Gothic" w:eastAsia="Yu Gothic"/>
-                <w:sz w:val="18"/>
+            <w:tcW w:type="dxa" w:w="1654"/>
+          </w:tcPr>
+          <w:p>
+            <w:r>
+              <w:rPr>
+                <w:sz w:val="17"/>
+              </w:rPr>
+            </w:r>
+            <w:r>
+              <w:rPr>
+                <w:rFonts w:ascii="Yu Gothic" w:hAnsi="Yu Gothic" w:eastAsia="Yu Gothic"/>
+                <w:sz w:val="17"/>
               </w:rPr>
               <w:t>JSONL</w:t>
             </w:r>
@@ -6163,18 +6163,18 @@
         </w:tc>
         <w:tc>
           <w:tcPr>
-            <w:tcW w:type="dxa" w:w="1440"/>
-          </w:tcPr>
-          <w:p>
-            <w:r>
-              <w:rPr>
-                <w:sz w:val="18"/>
-              </w:rPr>
-            </w:r>
-            <w:r>
-              <w:rPr>
-                <w:rFonts w:ascii="Yu Gothic" w:hAnsi="Yu Gothic" w:eastAsia="Yu Gothic"/>
-                <w:sz w:val="18"/>
+            <w:tcW w:type="dxa" w:w="1654"/>
+          </w:tcPr>
+          <w:p>
+            <w:r>
+              <w:rPr>
+                <w:sz w:val="17"/>
+              </w:rPr>
+            </w:r>
+            <w:r>
+              <w:rPr>
+                <w:rFonts w:ascii="Yu Gothic" w:hAnsi="Yu Gothic" w:eastAsia="Yu Gothic"/>
+                <w:sz w:val="17"/>
               </w:rPr>
               <w:t>各種操作時に追記</w:t>
             </w:r>
@@ -6182,25 +6182,25 @@
         </w:tc>
         <w:tc>
           <w:tcPr>
-            <w:tcW w:type="dxa" w:w="1440"/>
-          </w:tcPr>
-          <w:p>
-            <w:r>
-              <w:rPr>
-                <w:sz w:val="18"/>
+            <w:tcW w:type="dxa" w:w="1654"/>
+          </w:tcPr>
+          <w:p>
+            <w:r>
+              <w:rPr>
+                <w:sz w:val="17"/>
               </w:rPr>
             </w:r>
             <w:r>
               <w:rPr>
                 <w:rFonts w:ascii="Consolas" w:hAnsi="Consolas" w:eastAsia="Consolas"/>
-                <w:sz w:val="18"/>
+                <w:sz w:val="17"/>
               </w:rPr>
               <w:t>output/{domain}/audit.jsonl</w:t>
             </w:r>
             <w:r>
               <w:rPr>
                 <w:rFonts w:ascii="Yu Gothic" w:hAnsi="Yu Gothic" w:eastAsia="Yu Gothic"/>
-                <w:sz w:val="18"/>
+                <w:sz w:val="17"/>
               </w:rPr>
               <w:t>（実物確認済み）</w:t>
             </w:r>
@@ -6208,18 +6208,18 @@
         </w:tc>
         <w:tc>
           <w:tcPr>
-            <w:tcW w:type="dxa" w:w="1440"/>
-          </w:tcPr>
-          <w:p>
-            <w:r>
-              <w:rPr>
-                <w:sz w:val="18"/>
-              </w:rPr>
-            </w:r>
-            <w:r>
-              <w:rPr>
-                <w:rFonts w:ascii="Yu Gothic" w:hAnsi="Yu Gothic" w:eastAsia="Yu Gothic"/>
-                <w:sz w:val="18"/>
+            <w:tcW w:type="dxa" w:w="1654"/>
+          </w:tcPr>
+          <w:p>
+            <w:r>
+              <w:rPr>
+                <w:sz w:val="17"/>
+              </w:rPr>
+            </w:r>
+            <w:r>
+              <w:rPr>
+                <w:rFonts w:ascii="Yu Gothic" w:hAnsi="Yu Gothic" w:eastAsia="Yu Gothic"/>
+                <w:sz w:val="17"/>
               </w:rPr>
               <w:t>未確認</w:t>
             </w:r>
@@ -6229,18 +6229,18 @@
       <w:tr>
         <w:tc>
           <w:tcPr>
-            <w:tcW w:type="dxa" w:w="1440"/>
-          </w:tcPr>
-          <w:p>
-            <w:r>
-              <w:rPr>
-                <w:sz w:val="18"/>
-              </w:rPr>
-            </w:r>
-            <w:r>
-              <w:rPr>
-                <w:rFonts w:ascii="Yu Gothic" w:hAnsi="Yu Gothic" w:eastAsia="Yu Gothic"/>
-                <w:sz w:val="18"/>
+            <w:tcW w:type="dxa" w:w="1654"/>
+          </w:tcPr>
+          <w:p>
+            <w:r>
+              <w:rPr>
+                <w:sz w:val="17"/>
+              </w:rPr>
+            </w:r>
+            <w:r>
+              <w:rPr>
+                <w:rFonts w:ascii="Yu Gothic" w:hAnsi="Yu Gothic" w:eastAsia="Yu Gothic"/>
+                <w:sz w:val="17"/>
               </w:rPr>
               <w:t>RP-26</w:t>
             </w:r>
@@ -6248,18 +6248,18 @@
         </w:tc>
         <w:tc>
           <w:tcPr>
-            <w:tcW w:type="dxa" w:w="1440"/>
-          </w:tcPr>
-          <w:p>
-            <w:r>
-              <w:rPr>
-                <w:sz w:val="18"/>
-              </w:rPr>
-            </w:r>
-            <w:r>
-              <w:rPr>
-                <w:rFonts w:ascii="Yu Gothic" w:hAnsi="Yu Gothic" w:eastAsia="Yu Gothic"/>
-                <w:sz w:val="18"/>
+            <w:tcW w:type="dxa" w:w="1654"/>
+          </w:tcPr>
+          <w:p>
+            <w:r>
+              <w:rPr>
+                <w:sz w:val="17"/>
+              </w:rPr>
+            </w:r>
+            <w:r>
+              <w:rPr>
+                <w:rFonts w:ascii="Yu Gothic" w:hAnsi="Yu Gothic" w:eastAsia="Yu Gothic"/>
+                <w:sz w:val="17"/>
               </w:rPr>
               <w:t>LLM利用ログ／使用量ログ</w:t>
             </w:r>
@@ -6267,18 +6267,18 @@
         </w:tc>
         <w:tc>
           <w:tcPr>
-            <w:tcW w:type="dxa" w:w="1440"/>
-          </w:tcPr>
-          <w:p>
-            <w:r>
-              <w:rPr>
-                <w:sz w:val="18"/>
-              </w:rPr>
-            </w:r>
-            <w:r>
-              <w:rPr>
-                <w:rFonts w:ascii="Yu Gothic" w:hAnsi="Yu Gothic" w:eastAsia="Yu Gothic"/>
-                <w:sz w:val="18"/>
+            <w:tcW w:type="dxa" w:w="1654"/>
+          </w:tcPr>
+          <w:p>
+            <w:r>
+              <w:rPr>
+                <w:sz w:val="17"/>
+              </w:rPr>
+            </w:r>
+            <w:r>
+              <w:rPr>
+                <w:rFonts w:ascii="Yu Gothic" w:hAnsi="Yu Gothic" w:eastAsia="Yu Gothic"/>
+                <w:sz w:val="17"/>
               </w:rPr>
               <w:t>JSONL</w:t>
             </w:r>
@@ -6286,18 +6286,18 @@
         </w:tc>
         <w:tc>
           <w:tcPr>
-            <w:tcW w:type="dxa" w:w="1440"/>
-          </w:tcPr>
-          <w:p>
-            <w:r>
-              <w:rPr>
-                <w:sz w:val="18"/>
-              </w:rPr>
-            </w:r>
-            <w:r>
-              <w:rPr>
-                <w:rFonts w:ascii="Yu Gothic" w:hAnsi="Yu Gothic" w:eastAsia="Yu Gothic"/>
-                <w:sz w:val="18"/>
+            <w:tcW w:type="dxa" w:w="1654"/>
+          </w:tcPr>
+          <w:p>
+            <w:r>
+              <w:rPr>
+                <w:sz w:val="17"/>
+              </w:rPr>
+            </w:r>
+            <w:r>
+              <w:rPr>
+                <w:rFonts w:ascii="Yu Gothic" w:hAnsi="Yu Gothic" w:eastAsia="Yu Gothic"/>
+                <w:sz w:val="17"/>
               </w:rPr>
               <w:t>LLM呼び出し・利用実績記録時</w:t>
             </w:r>
@@ -6305,53 +6305,53 @@
         </w:tc>
         <w:tc>
           <w:tcPr>
-            <w:tcW w:type="dxa" w:w="1440"/>
-          </w:tcPr>
-          <w:p>
-            <w:r>
-              <w:rPr>
-                <w:sz w:val="18"/>
+            <w:tcW w:type="dxa" w:w="1654"/>
+          </w:tcPr>
+          <w:p>
+            <w:r>
+              <w:rPr>
+                <w:sz w:val="17"/>
               </w:rPr>
             </w:r>
             <w:r>
               <w:rPr>
                 <w:rFonts w:ascii="Consolas" w:hAnsi="Consolas" w:eastAsia="Consolas"/>
-                <w:sz w:val="18"/>
+                <w:sz w:val="17"/>
               </w:rPr>
               <w:t>output/llm_activity.jsonl</w:t>
             </w:r>
             <w:r>
               <w:rPr>
                 <w:rFonts w:ascii="Yu Gothic" w:hAnsi="Yu Gothic" w:eastAsia="Yu Gothic"/>
-                <w:sz w:val="18"/>
+                <w:sz w:val="17"/>
               </w:rPr>
               <w:t xml:space="preserve">, </w:t>
             </w:r>
             <w:r>
               <w:rPr>
                 <w:rFonts w:ascii="Consolas" w:hAnsi="Consolas" w:eastAsia="Consolas"/>
-                <w:sz w:val="18"/>
+                <w:sz w:val="17"/>
               </w:rPr>
               <w:t>output/usage_log.jsonl</w:t>
             </w:r>
             <w:r>
               <w:rPr>
                 <w:rFonts w:ascii="Yu Gothic" w:hAnsi="Yu Gothic" w:eastAsia="Yu Gothic"/>
-                <w:sz w:val="18"/>
+                <w:sz w:val="17"/>
               </w:rPr>
               <w:t>（テナント非スコープ、</w:t>
             </w:r>
             <w:r>
               <w:rPr>
                 <w:rFonts w:ascii="Consolas" w:hAnsi="Consolas" w:eastAsia="Consolas"/>
-                <w:sz w:val="18"/>
+                <w:sz w:val="17"/>
               </w:rPr>
               <w:t>output/</w:t>
             </w:r>
             <w:r>
               <w:rPr>
                 <w:rFonts w:ascii="Yu Gothic" w:hAnsi="Yu Gothic" w:eastAsia="Yu Gothic"/>
-                <w:sz w:val="18"/>
+                <w:sz w:val="17"/>
               </w:rPr>
               <w:t xml:space="preserve"> 直下に実在確認）</w:t>
             </w:r>
@@ -6359,18 +6359,18 @@
         </w:tc>
         <w:tc>
           <w:tcPr>
-            <w:tcW w:type="dxa" w:w="1440"/>
-          </w:tcPr>
-          <w:p>
-            <w:r>
-              <w:rPr>
-                <w:sz w:val="18"/>
-              </w:rPr>
-            </w:r>
-            <w:r>
-              <w:rPr>
-                <w:rFonts w:ascii="Yu Gothic" w:hAnsi="Yu Gothic" w:eastAsia="Yu Gothic"/>
-                <w:sz w:val="18"/>
+            <w:tcW w:type="dxa" w:w="1654"/>
+          </w:tcPr>
+          <w:p>
+            <w:r>
+              <w:rPr>
+                <w:sz w:val="17"/>
+              </w:rPr>
+            </w:r>
+            <w:r>
+              <w:rPr>
+                <w:rFonts w:ascii="Yu Gothic" w:hAnsi="Yu Gothic" w:eastAsia="Yu Gothic"/>
+                <w:sz w:val="17"/>
               </w:rPr>
               <w:t>未確認</w:t>
             </w:r>
@@ -6503,7 +6503,7 @@
       <w:r>
         <w:drawing>
           <wp:inline xmlns:a="http://schemas.openxmlformats.org/drawingml/2006/main" xmlns:pic="http://schemas.openxmlformats.org/drawingml/2006/picture">
-            <wp:extent cx="5486400" cy="4225636"/>
+            <wp:extent cx="6300470" cy="4852635"/>
             <wp:docPr id="1" name="Picture 1"/>
             <wp:cNvGraphicFramePr>
               <a:graphicFrameLocks noChangeAspect="1"/>
@@ -6524,7 +6524,7 @@
                   <pic:spPr>
                     <a:xfrm>
                       <a:off x="0" y="0"/>
-                      <a:ext cx="5486400" cy="4225636"/>
+                      <a:ext cx="6300470" cy="4852635"/>
                     </a:xfrm>
                     <a:prstGeom prst="rect"/>
                   </pic:spPr>
@@ -6667,7 +6667,7 @@
       <w:r>
         <w:drawing>
           <wp:inline xmlns:a="http://schemas.openxmlformats.org/drawingml/2006/main" xmlns:pic="http://schemas.openxmlformats.org/drawingml/2006/picture">
-            <wp:extent cx="5486400" cy="2265218"/>
+            <wp:extent cx="6300470" cy="2601330"/>
             <wp:docPr id="2" name="Picture 2"/>
             <wp:cNvGraphicFramePr>
               <a:graphicFrameLocks noChangeAspect="1"/>
@@ -6688,7 +6688,7 @@
                   <pic:spPr>
                     <a:xfrm>
                       <a:off x="0" y="0"/>
-                      <a:ext cx="5486400" cy="2265218"/>
+                      <a:ext cx="6300470" cy="2601330"/>
                     </a:xfrm>
                     <a:prstGeom prst="rect"/>
                   </pic:spPr>
@@ -6829,19 +6829,19 @@
       <w:tblPr>
         <w:tblStyle w:val="TableGrid"/>
         <w:tblW w:type="auto" w:w="0"/>
-        <w:tblLayout w:type="autofit"/>
+        <w:tblLayout w:type="fixed"/>
         <w:tblLook w:firstColumn="1" w:firstRow="1" w:lastColumn="0" w:lastRow="0" w:noHBand="0" w:noVBand="1" w:val="04A0"/>
       </w:tblPr>
       <w:tblGrid>
-        <w:gridCol w:w="2160"/>
-        <w:gridCol w:w="2160"/>
-        <w:gridCol w:w="2160"/>
-        <w:gridCol w:w="2160"/>
+        <w:gridCol w:w="2480"/>
+        <w:gridCol w:w="2480"/>
+        <w:gridCol w:w="2480"/>
+        <w:gridCol w:w="2480"/>
       </w:tblGrid>
       <w:tr>
         <w:tc>
           <w:tcPr>
-            <w:tcW w:type="dxa" w:w="2160"/>
+            <w:tcW w:type="dxa" w:w="2480"/>
             <w:shd w:fill="D9E2F3"/>
           </w:tcPr>
           <w:p>
@@ -6863,7 +6863,7 @@
         </w:tc>
         <w:tc>
           <w:tcPr>
-            <w:tcW w:type="dxa" w:w="2160"/>
+            <w:tcW w:type="dxa" w:w="2480"/>
             <w:shd w:fill="D9E2F3"/>
           </w:tcPr>
           <w:p>
@@ -6885,7 +6885,7 @@
         </w:tc>
         <w:tc>
           <w:tcPr>
-            <w:tcW w:type="dxa" w:w="2160"/>
+            <w:tcW w:type="dxa" w:w="2480"/>
             <w:shd w:fill="D9E2F3"/>
           </w:tcPr>
           <w:p>
@@ -6907,7 +6907,7 @@
         </w:tc>
         <w:tc>
           <w:tcPr>
-            <w:tcW w:type="dxa" w:w="2160"/>
+            <w:tcW w:type="dxa" w:w="2480"/>
             <w:shd w:fill="D9E2F3"/>
           </w:tcPr>
           <w:p>
@@ -6931,7 +6931,7 @@
       <w:tr>
         <w:tc>
           <w:tcPr>
-            <w:tcW w:type="dxa" w:w="2160"/>
+            <w:tcW w:type="dxa" w:w="2480"/>
           </w:tcPr>
           <w:p>
             <w:r>
@@ -6950,7 +6950,7 @@
         </w:tc>
         <w:tc>
           <w:tcPr>
-            <w:tcW w:type="dxa" w:w="2160"/>
+            <w:tcW w:type="dxa" w:w="2480"/>
           </w:tcPr>
           <w:p>
             <w:r>
@@ -6969,7 +6969,7 @@
         </w:tc>
         <w:tc>
           <w:tcPr>
-            <w:tcW w:type="dxa" w:w="2160"/>
+            <w:tcW w:type="dxa" w:w="2480"/>
           </w:tcPr>
           <w:p>
             <w:r>
@@ -6988,7 +6988,7 @@
         </w:tc>
         <w:tc>
           <w:tcPr>
-            <w:tcW w:type="dxa" w:w="2160"/>
+            <w:tcW w:type="dxa" w:w="2480"/>
           </w:tcPr>
           <w:p>
             <w:r>
@@ -7009,7 +7009,7 @@
       <w:tr>
         <w:tc>
           <w:tcPr>
-            <w:tcW w:type="dxa" w:w="2160"/>
+            <w:tcW w:type="dxa" w:w="2480"/>
           </w:tcPr>
           <w:p>
             <w:r>
@@ -7028,7 +7028,7 @@
         </w:tc>
         <w:tc>
           <w:tcPr>
-            <w:tcW w:type="dxa" w:w="2160"/>
+            <w:tcW w:type="dxa" w:w="2480"/>
           </w:tcPr>
           <w:p>
             <w:r>
@@ -7047,7 +7047,7 @@
         </w:tc>
         <w:tc>
           <w:tcPr>
-            <w:tcW w:type="dxa" w:w="2160"/>
+            <w:tcW w:type="dxa" w:w="2480"/>
           </w:tcPr>
           <w:p>
             <w:r>
@@ -7066,7 +7066,7 @@
         </w:tc>
         <w:tc>
           <w:tcPr>
-            <w:tcW w:type="dxa" w:w="2160"/>
+            <w:tcW w:type="dxa" w:w="2480"/>
           </w:tcPr>
           <w:p>
             <w:r>
@@ -7087,7 +7087,7 @@
       <w:tr>
         <w:tc>
           <w:tcPr>
-            <w:tcW w:type="dxa" w:w="2160"/>
+            <w:tcW w:type="dxa" w:w="2480"/>
           </w:tcPr>
           <w:p>
             <w:r>
@@ -7106,7 +7106,7 @@
         </w:tc>
         <w:tc>
           <w:tcPr>
-            <w:tcW w:type="dxa" w:w="2160"/>
+            <w:tcW w:type="dxa" w:w="2480"/>
           </w:tcPr>
           <w:p>
             <w:r>
@@ -7125,7 +7125,7 @@
         </w:tc>
         <w:tc>
           <w:tcPr>
-            <w:tcW w:type="dxa" w:w="2160"/>
+            <w:tcW w:type="dxa" w:w="2480"/>
           </w:tcPr>
           <w:p>
             <w:r>
@@ -7151,7 +7151,7 @@
         </w:tc>
         <w:tc>
           <w:tcPr>
-            <w:tcW w:type="dxa" w:w="2160"/>
+            <w:tcW w:type="dxa" w:w="2480"/>
           </w:tcPr>
           <w:p>
             <w:r>
@@ -7172,7 +7172,7 @@
       <w:tr>
         <w:tc>
           <w:tcPr>
-            <w:tcW w:type="dxa" w:w="2160"/>
+            <w:tcW w:type="dxa" w:w="2480"/>
           </w:tcPr>
           <w:p>
             <w:r>
@@ -7191,7 +7191,7 @@
         </w:tc>
         <w:tc>
           <w:tcPr>
-            <w:tcW w:type="dxa" w:w="2160"/>
+            <w:tcW w:type="dxa" w:w="2480"/>
           </w:tcPr>
           <w:p>
             <w:r>
@@ -7210,7 +7210,7 @@
         </w:tc>
         <w:tc>
           <w:tcPr>
-            <w:tcW w:type="dxa" w:w="2160"/>
+            <w:tcW w:type="dxa" w:w="2480"/>
           </w:tcPr>
           <w:p>
             <w:r>
@@ -7236,7 +7236,7 @@
         </w:tc>
         <w:tc>
           <w:tcPr>
-            <w:tcW w:type="dxa" w:w="2160"/>
+            <w:tcW w:type="dxa" w:w="2480"/>
           </w:tcPr>
           <w:p>
             <w:r>
@@ -7257,7 +7257,7 @@
       <w:tr>
         <w:tc>
           <w:tcPr>
-            <w:tcW w:type="dxa" w:w="2160"/>
+            <w:tcW w:type="dxa" w:w="2480"/>
           </w:tcPr>
           <w:p>
             <w:r>
@@ -7276,7 +7276,7 @@
         </w:tc>
         <w:tc>
           <w:tcPr>
-            <w:tcW w:type="dxa" w:w="2160"/>
+            <w:tcW w:type="dxa" w:w="2480"/>
           </w:tcPr>
           <w:p>
             <w:r>
@@ -7295,7 +7295,7 @@
         </w:tc>
         <w:tc>
           <w:tcPr>
-            <w:tcW w:type="dxa" w:w="2160"/>
+            <w:tcW w:type="dxa" w:w="2480"/>
           </w:tcPr>
           <w:p>
             <w:r>
@@ -7321,7 +7321,7 @@
         </w:tc>
         <w:tc>
           <w:tcPr>
-            <w:tcW w:type="dxa" w:w="2160"/>
+            <w:tcW w:type="dxa" w:w="2480"/>
           </w:tcPr>
           <w:p>
             <w:r>
@@ -7342,7 +7342,7 @@
       <w:tr>
         <w:tc>
           <w:tcPr>
-            <w:tcW w:type="dxa" w:w="2160"/>
+            <w:tcW w:type="dxa" w:w="2480"/>
           </w:tcPr>
           <w:p>
             <w:r>
@@ -7361,7 +7361,7 @@
         </w:tc>
         <w:tc>
           <w:tcPr>
-            <w:tcW w:type="dxa" w:w="2160"/>
+            <w:tcW w:type="dxa" w:w="2480"/>
           </w:tcPr>
           <w:p>
             <w:r>
@@ -7380,7 +7380,7 @@
         </w:tc>
         <w:tc>
           <w:tcPr>
-            <w:tcW w:type="dxa" w:w="2160"/>
+            <w:tcW w:type="dxa" w:w="2480"/>
           </w:tcPr>
           <w:p>
             <w:r>
@@ -7406,7 +7406,7 @@
         </w:tc>
         <w:tc>
           <w:tcPr>
-            <w:tcW w:type="dxa" w:w="2160"/>
+            <w:tcW w:type="dxa" w:w="2480"/>
           </w:tcPr>
           <w:p>
             <w:r>
@@ -7427,7 +7427,7 @@
       <w:tr>
         <w:tc>
           <w:tcPr>
-            <w:tcW w:type="dxa" w:w="2160"/>
+            <w:tcW w:type="dxa" w:w="2480"/>
           </w:tcPr>
           <w:p>
             <w:r>
@@ -7446,7 +7446,7 @@
         </w:tc>
         <w:tc>
           <w:tcPr>
-            <w:tcW w:type="dxa" w:w="2160"/>
+            <w:tcW w:type="dxa" w:w="2480"/>
           </w:tcPr>
           <w:p>
             <w:r>
@@ -7465,7 +7465,7 @@
         </w:tc>
         <w:tc>
           <w:tcPr>
-            <w:tcW w:type="dxa" w:w="2160"/>
+            <w:tcW w:type="dxa" w:w="2480"/>
           </w:tcPr>
           <w:p>
             <w:r>
@@ -7491,7 +7491,7 @@
         </w:tc>
         <w:tc>
           <w:tcPr>
-            <w:tcW w:type="dxa" w:w="2160"/>
+            <w:tcW w:type="dxa" w:w="2480"/>
           </w:tcPr>
           <w:p>
             <w:r>
@@ -7771,17 +7771,17 @@
       <w:tblPr>
         <w:tblStyle w:val="TableGrid"/>
         <w:tblW w:type="auto" w:w="0"/>
-        <w:tblLayout w:type="autofit"/>
+        <w:tblLayout w:type="fixed"/>
         <w:tblLook w:firstColumn="1" w:firstRow="1" w:lastColumn="0" w:lastRow="0" w:noHBand="0" w:noVBand="1" w:val="04A0"/>
       </w:tblPr>
       <w:tblGrid>
-        <w:gridCol w:w="4320"/>
-        <w:gridCol w:w="4320"/>
+        <w:gridCol w:w="4961"/>
+        <w:gridCol w:w="4961"/>
       </w:tblGrid>
       <w:tr>
         <w:tc>
           <w:tcPr>
-            <w:tcW w:type="dxa" w:w="4320"/>
+            <w:tcW w:type="dxa" w:w="4961"/>
             <w:shd w:fill="D9E2F3"/>
           </w:tcPr>
           <w:p>
@@ -7803,7 +7803,7 @@
         </w:tc>
         <w:tc>
           <w:tcPr>
-            <w:tcW w:type="dxa" w:w="4320"/>
+            <w:tcW w:type="dxa" w:w="4961"/>
             <w:shd w:fill="D9E2F3"/>
           </w:tcPr>
           <w:p>
@@ -7827,7 +7827,7 @@
       <w:tr>
         <w:tc>
           <w:tcPr>
-            <w:tcW w:type="dxa" w:w="4320"/>
+            <w:tcW w:type="dxa" w:w="4961"/>
           </w:tcPr>
           <w:p>
             <w:r>
@@ -7846,7 +7846,7 @@
         </w:tc>
         <w:tc>
           <w:tcPr>
-            <w:tcW w:type="dxa" w:w="4320"/>
+            <w:tcW w:type="dxa" w:w="4961"/>
           </w:tcPr>
           <w:p>
             <w:r>
@@ -7902,7 +7902,7 @@
       <w:tr>
         <w:tc>
           <w:tcPr>
-            <w:tcW w:type="dxa" w:w="4320"/>
+            <w:tcW w:type="dxa" w:w="4961"/>
           </w:tcPr>
           <w:p>
             <w:r>
@@ -7921,7 +7921,7 @@
         </w:tc>
         <w:tc>
           <w:tcPr>
-            <w:tcW w:type="dxa" w:w="4320"/>
+            <w:tcW w:type="dxa" w:w="4961"/>
           </w:tcPr>
           <w:p>
             <w:r>
@@ -7963,7 +7963,7 @@
       <w:tr>
         <w:tc>
           <w:tcPr>
-            <w:tcW w:type="dxa" w:w="4320"/>
+            <w:tcW w:type="dxa" w:w="4961"/>
           </w:tcPr>
           <w:p>
             <w:r>
@@ -7982,7 +7982,7 @@
         </w:tc>
         <w:tc>
           <w:tcPr>
-            <w:tcW w:type="dxa" w:w="4320"/>
+            <w:tcW w:type="dxa" w:w="4961"/>
           </w:tcPr>
           <w:p>
             <w:r>
@@ -8017,7 +8017,7 @@
       <w:tr>
         <w:tc>
           <w:tcPr>
-            <w:tcW w:type="dxa" w:w="4320"/>
+            <w:tcW w:type="dxa" w:w="4961"/>
           </w:tcPr>
           <w:p>
             <w:r>
@@ -8036,7 +8036,7 @@
         </w:tc>
         <w:tc>
           <w:tcPr>
-            <w:tcW w:type="dxa" w:w="4320"/>
+            <w:tcW w:type="dxa" w:w="4961"/>
           </w:tcPr>
           <w:p>
             <w:r>
@@ -8092,7 +8092,7 @@
       <w:tr>
         <w:tc>
           <w:tcPr>
-            <w:tcW w:type="dxa" w:w="4320"/>
+            <w:tcW w:type="dxa" w:w="4961"/>
           </w:tcPr>
           <w:p>
             <w:r>
@@ -8111,7 +8111,7 @@
         </w:tc>
         <w:tc>
           <w:tcPr>
-            <w:tcW w:type="dxa" w:w="4320"/>
+            <w:tcW w:type="dxa" w:w="4961"/>
           </w:tcPr>
           <w:p>
             <w:r>
@@ -8167,7 +8167,7 @@
       <w:tr>
         <w:tc>
           <w:tcPr>
-            <w:tcW w:type="dxa" w:w="4320"/>
+            <w:tcW w:type="dxa" w:w="4961"/>
           </w:tcPr>
           <w:p>
             <w:r>
@@ -8186,7 +8186,7 @@
         </w:tc>
         <w:tc>
           <w:tcPr>
-            <w:tcW w:type="dxa" w:w="4320"/>
+            <w:tcW w:type="dxa" w:w="4961"/>
           </w:tcPr>
           <w:p>
             <w:r>
@@ -8250,7 +8250,7 @@
       <w:tr>
         <w:tc>
           <w:tcPr>
-            <w:tcW w:type="dxa" w:w="4320"/>
+            <w:tcW w:type="dxa" w:w="4961"/>
           </w:tcPr>
           <w:p>
             <w:r>
@@ -8269,7 +8269,7 @@
         </w:tc>
         <w:tc>
           <w:tcPr>
-            <w:tcW w:type="dxa" w:w="4320"/>
+            <w:tcW w:type="dxa" w:w="4961"/>
           </w:tcPr>
           <w:p>
             <w:r>
@@ -8951,18 +8951,18 @@
       <w:tblPr>
         <w:tblStyle w:val="TableGrid"/>
         <w:tblW w:type="auto" w:w="0"/>
-        <w:tblLayout w:type="autofit"/>
+        <w:tblLayout w:type="fixed"/>
         <w:tblLook w:firstColumn="1" w:firstRow="1" w:lastColumn="0" w:lastRow="0" w:noHBand="0" w:noVBand="1" w:val="04A0"/>
       </w:tblPr>
       <w:tblGrid>
-        <w:gridCol w:w="2880"/>
-        <w:gridCol w:w="2880"/>
-        <w:gridCol w:w="2880"/>
+        <w:gridCol w:w="3307"/>
+        <w:gridCol w:w="3307"/>
+        <w:gridCol w:w="3307"/>
       </w:tblGrid>
       <w:tr>
         <w:tc>
           <w:tcPr>
-            <w:tcW w:type="dxa" w:w="2880"/>
+            <w:tcW w:type="dxa" w:w="3307"/>
             <w:shd w:fill="D9E2F3"/>
           </w:tcPr>
           <w:p>
@@ -8984,7 +8984,7 @@
         </w:tc>
         <w:tc>
           <w:tcPr>
-            <w:tcW w:type="dxa" w:w="2880"/>
+            <w:tcW w:type="dxa" w:w="3307"/>
             <w:shd w:fill="D9E2F3"/>
           </w:tcPr>
           <w:p>
@@ -9006,7 +9006,7 @@
         </w:tc>
         <w:tc>
           <w:tcPr>
-            <w:tcW w:type="dxa" w:w="2880"/>
+            <w:tcW w:type="dxa" w:w="3307"/>
             <w:shd w:fill="D9E2F3"/>
           </w:tcPr>
           <w:p>
@@ -9030,7 +9030,7 @@
       <w:tr>
         <w:tc>
           <w:tcPr>
-            <w:tcW w:type="dxa" w:w="2880"/>
+            <w:tcW w:type="dxa" w:w="3307"/>
           </w:tcPr>
           <w:p>
             <w:r>
@@ -9049,7 +9049,7 @@
         </w:tc>
         <w:tc>
           <w:tcPr>
-            <w:tcW w:type="dxa" w:w="2880"/>
+            <w:tcW w:type="dxa" w:w="3307"/>
           </w:tcPr>
           <w:p>
             <w:r>
@@ -9068,7 +9068,7 @@
         </w:tc>
         <w:tc>
           <w:tcPr>
-            <w:tcW w:type="dxa" w:w="2880"/>
+            <w:tcW w:type="dxa" w:w="3307"/>
           </w:tcPr>
           <w:p>
             <w:r>
@@ -9131,7 +9131,7 @@
       <w:tr>
         <w:tc>
           <w:tcPr>
-            <w:tcW w:type="dxa" w:w="2880"/>
+            <w:tcW w:type="dxa" w:w="3307"/>
           </w:tcPr>
           <w:p>
             <w:r>
@@ -9150,7 +9150,7 @@
         </w:tc>
         <w:tc>
           <w:tcPr>
-            <w:tcW w:type="dxa" w:w="2880"/>
+            <w:tcW w:type="dxa" w:w="3307"/>
           </w:tcPr>
           <w:p>
             <w:r>
@@ -9169,7 +9169,7 @@
         </w:tc>
         <w:tc>
           <w:tcPr>
-            <w:tcW w:type="dxa" w:w="2880"/>
+            <w:tcW w:type="dxa" w:w="3307"/>
           </w:tcPr>
           <w:p>
             <w:r>
@@ -9190,7 +9190,7 @@
       <w:tr>
         <w:tc>
           <w:tcPr>
-            <w:tcW w:type="dxa" w:w="2880"/>
+            <w:tcW w:type="dxa" w:w="3307"/>
           </w:tcPr>
           <w:p>
             <w:r>
@@ -9209,7 +9209,7 @@
         </w:tc>
         <w:tc>
           <w:tcPr>
-            <w:tcW w:type="dxa" w:w="2880"/>
+            <w:tcW w:type="dxa" w:w="3307"/>
           </w:tcPr>
           <w:p>
             <w:r>
@@ -9228,7 +9228,7 @@
         </w:tc>
         <w:tc>
           <w:tcPr>
-            <w:tcW w:type="dxa" w:w="2880"/>
+            <w:tcW w:type="dxa" w:w="3307"/>
           </w:tcPr>
           <w:p>
             <w:r>
@@ -9249,7 +9249,7 @@
       <w:tr>
         <w:tc>
           <w:tcPr>
-            <w:tcW w:type="dxa" w:w="2880"/>
+            <w:tcW w:type="dxa" w:w="3307"/>
           </w:tcPr>
           <w:p>
             <w:r>
@@ -9268,7 +9268,7 @@
         </w:tc>
         <w:tc>
           <w:tcPr>
-            <w:tcW w:type="dxa" w:w="2880"/>
+            <w:tcW w:type="dxa" w:w="3307"/>
           </w:tcPr>
           <w:p>
             <w:r>
@@ -9294,7 +9294,7 @@
         </w:tc>
         <w:tc>
           <w:tcPr>
-            <w:tcW w:type="dxa" w:w="2880"/>
+            <w:tcW w:type="dxa" w:w="3307"/>
           </w:tcPr>
           <w:p>
             <w:r>
@@ -9322,7 +9322,7 @@
       <w:tr>
         <w:tc>
           <w:tcPr>
-            <w:tcW w:type="dxa" w:w="2880"/>
+            <w:tcW w:type="dxa" w:w="3307"/>
           </w:tcPr>
           <w:p>
             <w:r>
@@ -9341,7 +9341,7 @@
         </w:tc>
         <w:tc>
           <w:tcPr>
-            <w:tcW w:type="dxa" w:w="2880"/>
+            <w:tcW w:type="dxa" w:w="3307"/>
           </w:tcPr>
           <w:p>
             <w:r>
@@ -9381,7 +9381,7 @@
         </w:tc>
         <w:tc>
           <w:tcPr>
-            <w:tcW w:type="dxa" w:w="2880"/>
+            <w:tcW w:type="dxa" w:w="3307"/>
           </w:tcPr>
           <w:p>
             <w:r>
@@ -9402,7 +9402,7 @@
       <w:tr>
         <w:tc>
           <w:tcPr>
-            <w:tcW w:type="dxa" w:w="2880"/>
+            <w:tcW w:type="dxa" w:w="3307"/>
           </w:tcPr>
           <w:p>
             <w:r>
@@ -9421,7 +9421,7 @@
         </w:tc>
         <w:tc>
           <w:tcPr>
-            <w:tcW w:type="dxa" w:w="2880"/>
+            <w:tcW w:type="dxa" w:w="3307"/>
           </w:tcPr>
           <w:p>
             <w:r>
@@ -9440,7 +9440,7 @@
         </w:tc>
         <w:tc>
           <w:tcPr>
-            <w:tcW w:type="dxa" w:w="2880"/>
+            <w:tcW w:type="dxa" w:w="3307"/>
           </w:tcPr>
           <w:p>
             <w:r>
@@ -9468,7 +9468,7 @@
       <w:tr>
         <w:tc>
           <w:tcPr>
-            <w:tcW w:type="dxa" w:w="2880"/>
+            <w:tcW w:type="dxa" w:w="3307"/>
           </w:tcPr>
           <w:p>
             <w:r>
@@ -9487,7 +9487,7 @@
         </w:tc>
         <w:tc>
           <w:tcPr>
-            <w:tcW w:type="dxa" w:w="2880"/>
+            <w:tcW w:type="dxa" w:w="3307"/>
           </w:tcPr>
           <w:p>
             <w:r>
@@ -9527,7 +9527,7 @@
         </w:tc>
         <w:tc>
           <w:tcPr>
-            <w:tcW w:type="dxa" w:w="2880"/>
+            <w:tcW w:type="dxa" w:w="3307"/>
           </w:tcPr>
           <w:p>
             <w:r>
@@ -9548,7 +9548,7 @@
       <w:tr>
         <w:tc>
           <w:tcPr>
-            <w:tcW w:type="dxa" w:w="2880"/>
+            <w:tcW w:type="dxa" w:w="3307"/>
           </w:tcPr>
           <w:p>
             <w:r>
@@ -9567,7 +9567,7 @@
         </w:tc>
         <w:tc>
           <w:tcPr>
-            <w:tcW w:type="dxa" w:w="2880"/>
+            <w:tcW w:type="dxa" w:w="3307"/>
           </w:tcPr>
           <w:p>
             <w:r>
@@ -9586,7 +9586,7 @@
         </w:tc>
         <w:tc>
           <w:tcPr>
-            <w:tcW w:type="dxa" w:w="2880"/>
+            <w:tcW w:type="dxa" w:w="3307"/>
           </w:tcPr>
           <w:p>
             <w:r>
@@ -9614,7 +9614,7 @@
       <w:tr>
         <w:tc>
           <w:tcPr>
-            <w:tcW w:type="dxa" w:w="2880"/>
+            <w:tcW w:type="dxa" w:w="3307"/>
           </w:tcPr>
           <w:p>
             <w:r>
@@ -9633,7 +9633,7 @@
         </w:tc>
         <w:tc>
           <w:tcPr>
-            <w:tcW w:type="dxa" w:w="2880"/>
+            <w:tcW w:type="dxa" w:w="3307"/>
           </w:tcPr>
           <w:p>
             <w:r>
@@ -9674,7 +9674,7 @@
         </w:tc>
         <w:tc>
           <w:tcPr>
-            <w:tcW w:type="dxa" w:w="2880"/>
+            <w:tcW w:type="dxa" w:w="3307"/>
           </w:tcPr>
           <w:p>
             <w:r>
@@ -9803,18 +9803,18 @@
       <w:tblPr>
         <w:tblStyle w:val="TableGrid"/>
         <w:tblW w:type="auto" w:w="0"/>
-        <w:tblLayout w:type="autofit"/>
+        <w:tblLayout w:type="fixed"/>
         <w:tblLook w:firstColumn="1" w:firstRow="1" w:lastColumn="0" w:lastRow="0" w:noHBand="0" w:noVBand="1" w:val="04A0"/>
       </w:tblPr>
       <w:tblGrid>
-        <w:gridCol w:w="2880"/>
-        <w:gridCol w:w="2880"/>
-        <w:gridCol w:w="2880"/>
+        <w:gridCol w:w="3307"/>
+        <w:gridCol w:w="3307"/>
+        <w:gridCol w:w="3307"/>
       </w:tblGrid>
       <w:tr>
         <w:tc>
           <w:tcPr>
-            <w:tcW w:type="dxa" w:w="2880"/>
+            <w:tcW w:type="dxa" w:w="3307"/>
             <w:shd w:fill="D9E2F3"/>
           </w:tcPr>
           <w:p>
@@ -9836,7 +9836,7 @@
         </w:tc>
         <w:tc>
           <w:tcPr>
-            <w:tcW w:type="dxa" w:w="2880"/>
+            <w:tcW w:type="dxa" w:w="3307"/>
             <w:shd w:fill="D9E2F3"/>
           </w:tcPr>
           <w:p>
@@ -9858,7 +9858,7 @@
         </w:tc>
         <w:tc>
           <w:tcPr>
-            <w:tcW w:type="dxa" w:w="2880"/>
+            <w:tcW w:type="dxa" w:w="3307"/>
             <w:shd w:fill="D9E2F3"/>
           </w:tcPr>
           <w:p>
@@ -9882,7 +9882,7 @@
       <w:tr>
         <w:tc>
           <w:tcPr>
-            <w:tcW w:type="dxa" w:w="2880"/>
+            <w:tcW w:type="dxa" w:w="3307"/>
           </w:tcPr>
           <w:p>
             <w:r>
@@ -9908,7 +9908,7 @@
         </w:tc>
         <w:tc>
           <w:tcPr>
-            <w:tcW w:type="dxa" w:w="2880"/>
+            <w:tcW w:type="dxa" w:w="3307"/>
           </w:tcPr>
           <w:p>
             <w:r>
@@ -9934,7 +9934,7 @@
         </w:tc>
         <w:tc>
           <w:tcPr>
-            <w:tcW w:type="dxa" w:w="2880"/>
+            <w:tcW w:type="dxa" w:w="3307"/>
           </w:tcPr>
           <w:p>
             <w:r>
@@ -9955,7 +9955,7 @@
       <w:tr>
         <w:tc>
           <w:tcPr>
-            <w:tcW w:type="dxa" w:w="2880"/>
+            <w:tcW w:type="dxa" w:w="3307"/>
           </w:tcPr>
           <w:p>
             <w:r>
@@ -9981,7 +9981,7 @@
         </w:tc>
         <w:tc>
           <w:tcPr>
-            <w:tcW w:type="dxa" w:w="2880"/>
+            <w:tcW w:type="dxa" w:w="3307"/>
           </w:tcPr>
           <w:p>
             <w:r>
@@ -10000,7 +10000,7 @@
         </w:tc>
         <w:tc>
           <w:tcPr>
-            <w:tcW w:type="dxa" w:w="2880"/>
+            <w:tcW w:type="dxa" w:w="3307"/>
           </w:tcPr>
           <w:p>
             <w:r>
@@ -10021,7 +10021,7 @@
       <w:tr>
         <w:tc>
           <w:tcPr>
-            <w:tcW w:type="dxa" w:w="2880"/>
+            <w:tcW w:type="dxa" w:w="3307"/>
           </w:tcPr>
           <w:p>
             <w:r>
@@ -10047,7 +10047,7 @@
         </w:tc>
         <w:tc>
           <w:tcPr>
-            <w:tcW w:type="dxa" w:w="2880"/>
+            <w:tcW w:type="dxa" w:w="3307"/>
           </w:tcPr>
           <w:p>
             <w:r>
@@ -10066,7 +10066,7 @@
         </w:tc>
         <w:tc>
           <w:tcPr>
-            <w:tcW w:type="dxa" w:w="2880"/>
+            <w:tcW w:type="dxa" w:w="3307"/>
           </w:tcPr>
           <w:p>
             <w:r>
@@ -10094,7 +10094,7 @@
       <w:tr>
         <w:tc>
           <w:tcPr>
-            <w:tcW w:type="dxa" w:w="2880"/>
+            <w:tcW w:type="dxa" w:w="3307"/>
           </w:tcPr>
           <w:p>
             <w:r>
@@ -10120,7 +10120,7 @@
         </w:tc>
         <w:tc>
           <w:tcPr>
-            <w:tcW w:type="dxa" w:w="2880"/>
+            <w:tcW w:type="dxa" w:w="3307"/>
           </w:tcPr>
           <w:p>
             <w:r>
@@ -10139,7 +10139,7 @@
         </w:tc>
         <w:tc>
           <w:tcPr>
-            <w:tcW w:type="dxa" w:w="2880"/>
+            <w:tcW w:type="dxa" w:w="3307"/>
           </w:tcPr>
           <w:p>
             <w:r>
@@ -10167,7 +10167,7 @@
       <w:tr>
         <w:tc>
           <w:tcPr>
-            <w:tcW w:type="dxa" w:w="2880"/>
+            <w:tcW w:type="dxa" w:w="3307"/>
           </w:tcPr>
           <w:p>
             <w:r>
@@ -10193,7 +10193,7 @@
         </w:tc>
         <w:tc>
           <w:tcPr>
-            <w:tcW w:type="dxa" w:w="2880"/>
+            <w:tcW w:type="dxa" w:w="3307"/>
           </w:tcPr>
           <w:p>
             <w:r>
@@ -10212,7 +10212,7 @@
         </w:tc>
         <w:tc>
           <w:tcPr>
-            <w:tcW w:type="dxa" w:w="2880"/>
+            <w:tcW w:type="dxa" w:w="3307"/>
           </w:tcPr>
           <w:p>
             <w:r>
@@ -10340,17 +10340,17 @@
       <w:tblPr>
         <w:tblStyle w:val="TableGrid"/>
         <w:tblW w:type="auto" w:w="0"/>
-        <w:tblLayout w:type="autofit"/>
+        <w:tblLayout w:type="fixed"/>
         <w:tblLook w:firstColumn="1" w:firstRow="1" w:lastColumn="0" w:lastRow="0" w:noHBand="0" w:noVBand="1" w:val="04A0"/>
       </w:tblPr>
       <w:tblGrid>
-        <w:gridCol w:w="4320"/>
-        <w:gridCol w:w="4320"/>
+        <w:gridCol w:w="4961"/>
+        <w:gridCol w:w="4961"/>
       </w:tblGrid>
       <w:tr>
         <w:tc>
           <w:tcPr>
-            <w:tcW w:type="dxa" w:w="4320"/>
+            <w:tcW w:type="dxa" w:w="4961"/>
             <w:shd w:fill="D9E2F3"/>
           </w:tcPr>
           <w:p>
@@ -10372,7 +10372,7 @@
         </w:tc>
         <w:tc>
           <w:tcPr>
-            <w:tcW w:type="dxa" w:w="4320"/>
+            <w:tcW w:type="dxa" w:w="4961"/>
             <w:shd w:fill="D9E2F3"/>
           </w:tcPr>
           <w:p>
@@ -10396,7 +10396,7 @@
       <w:tr>
         <w:tc>
           <w:tcPr>
-            <w:tcW w:type="dxa" w:w="4320"/>
+            <w:tcW w:type="dxa" w:w="4961"/>
           </w:tcPr>
           <w:p>
             <w:r>
@@ -10422,7 +10422,7 @@
         </w:tc>
         <w:tc>
           <w:tcPr>
-            <w:tcW w:type="dxa" w:w="4320"/>
+            <w:tcW w:type="dxa" w:w="4961"/>
           </w:tcPr>
           <w:p>
             <w:r>
@@ -10457,7 +10457,7 @@
       <w:tr>
         <w:tc>
           <w:tcPr>
-            <w:tcW w:type="dxa" w:w="4320"/>
+            <w:tcW w:type="dxa" w:w="4961"/>
           </w:tcPr>
           <w:p>
             <w:r>
@@ -10476,7 +10476,7 @@
         </w:tc>
         <w:tc>
           <w:tcPr>
-            <w:tcW w:type="dxa" w:w="4320"/>
+            <w:tcW w:type="dxa" w:w="4961"/>
           </w:tcPr>
           <w:p>
             <w:r>
@@ -10518,7 +10518,7 @@
       <w:tr>
         <w:tc>
           <w:tcPr>
-            <w:tcW w:type="dxa" w:w="4320"/>
+            <w:tcW w:type="dxa" w:w="4961"/>
           </w:tcPr>
           <w:p>
             <w:r>
@@ -10537,7 +10537,7 @@
         </w:tc>
         <w:tc>
           <w:tcPr>
-            <w:tcW w:type="dxa" w:w="4320"/>
+            <w:tcW w:type="dxa" w:w="4961"/>
           </w:tcPr>
           <w:p>
             <w:r>
@@ -10565,7 +10565,7 @@
       <w:tr>
         <w:tc>
           <w:tcPr>
-            <w:tcW w:type="dxa" w:w="4320"/>
+            <w:tcW w:type="dxa" w:w="4961"/>
           </w:tcPr>
           <w:p>
             <w:r>
@@ -10598,7 +10598,7 @@
         </w:tc>
         <w:tc>
           <w:tcPr>
-            <w:tcW w:type="dxa" w:w="4320"/>
+            <w:tcW w:type="dxa" w:w="4961"/>
           </w:tcPr>
           <w:p>
             <w:r>
@@ -10619,7 +10619,7 @@
       <w:tr>
         <w:tc>
           <w:tcPr>
-            <w:tcW w:type="dxa" w:w="4320"/>
+            <w:tcW w:type="dxa" w:w="4961"/>
           </w:tcPr>
           <w:p>
             <w:r>
@@ -10638,7 +10638,7 @@
         </w:tc>
         <w:tc>
           <w:tcPr>
-            <w:tcW w:type="dxa" w:w="4320"/>
+            <w:tcW w:type="dxa" w:w="4961"/>
           </w:tcPr>
           <w:p>
             <w:r>
@@ -10659,7 +10659,7 @@
       <w:tr>
         <w:tc>
           <w:tcPr>
-            <w:tcW w:type="dxa" w:w="4320"/>
+            <w:tcW w:type="dxa" w:w="4961"/>
           </w:tcPr>
           <w:p>
             <w:r>
@@ -10678,7 +10678,7 @@
         </w:tc>
         <w:tc>
           <w:tcPr>
-            <w:tcW w:type="dxa" w:w="4320"/>
+            <w:tcW w:type="dxa" w:w="4961"/>
           </w:tcPr>
           <w:p>
             <w:r>
@@ -10713,7 +10713,7 @@
       <w:tr>
         <w:tc>
           <w:tcPr>
-            <w:tcW w:type="dxa" w:w="4320"/>
+            <w:tcW w:type="dxa" w:w="4961"/>
           </w:tcPr>
           <w:p>
             <w:r>
@@ -10746,7 +10746,7 @@
         </w:tc>
         <w:tc>
           <w:tcPr>
-            <w:tcW w:type="dxa" w:w="4320"/>
+            <w:tcW w:type="dxa" w:w="4961"/>
           </w:tcPr>
           <w:p>
             <w:r>
@@ -10767,7 +10767,7 @@
       <w:tr>
         <w:tc>
           <w:tcPr>
-            <w:tcW w:type="dxa" w:w="4320"/>
+            <w:tcW w:type="dxa" w:w="4961"/>
           </w:tcPr>
           <w:p>
             <w:r>
@@ -10800,7 +10800,7 @@
         </w:tc>
         <w:tc>
           <w:tcPr>
-            <w:tcW w:type="dxa" w:w="4320"/>
+            <w:tcW w:type="dxa" w:w="4961"/>
           </w:tcPr>
           <w:p>
             <w:r>
@@ -10821,7 +10821,7 @@
       <w:tr>
         <w:tc>
           <w:tcPr>
-            <w:tcW w:type="dxa" w:w="4320"/>
+            <w:tcW w:type="dxa" w:w="4961"/>
           </w:tcPr>
           <w:p>
             <w:r>
@@ -10854,7 +10854,7 @@
         </w:tc>
         <w:tc>
           <w:tcPr>
-            <w:tcW w:type="dxa" w:w="4320"/>
+            <w:tcW w:type="dxa" w:w="4961"/>
           </w:tcPr>
           <w:p>
             <w:r>
@@ -10889,7 +10889,7 @@
       <w:tr>
         <w:tc>
           <w:tcPr>
-            <w:tcW w:type="dxa" w:w="4320"/>
+            <w:tcW w:type="dxa" w:w="4961"/>
           </w:tcPr>
           <w:p>
             <w:r>
@@ -10922,7 +10922,7 @@
         </w:tc>
         <w:tc>
           <w:tcPr>
-            <w:tcW w:type="dxa" w:w="4320"/>
+            <w:tcW w:type="dxa" w:w="4961"/>
           </w:tcPr>
           <w:p>
             <w:r>
@@ -10957,7 +10957,7 @@
       <w:tr>
         <w:tc>
           <w:tcPr>
-            <w:tcW w:type="dxa" w:w="4320"/>
+            <w:tcW w:type="dxa" w:w="4961"/>
           </w:tcPr>
           <w:p>
             <w:r>
@@ -10976,7 +10976,7 @@
         </w:tc>
         <w:tc>
           <w:tcPr>
-            <w:tcW w:type="dxa" w:w="4320"/>
+            <w:tcW w:type="dxa" w:w="4961"/>
           </w:tcPr>
           <w:p>
             <w:r>
@@ -11102,7 +11102,7 @@
       <w:tr>
         <w:tc>
           <w:tcPr>
-            <w:tcW w:type="dxa" w:w="4320"/>
+            <w:tcW w:type="dxa" w:w="4961"/>
           </w:tcPr>
           <w:p>
             <w:r>
@@ -11121,7 +11121,7 @@
         </w:tc>
         <w:tc>
           <w:tcPr>
-            <w:tcW w:type="dxa" w:w="4320"/>
+            <w:tcW w:type="dxa" w:w="4961"/>
           </w:tcPr>
           <w:p>
             <w:r>
@@ -11760,18 +11760,18 @@
       <w:tblPr>
         <w:tblStyle w:val="TableGrid"/>
         <w:tblW w:type="auto" w:w="0"/>
-        <w:tblLayout w:type="autofit"/>
+        <w:tblLayout w:type="fixed"/>
         <w:tblLook w:firstColumn="1" w:firstRow="1" w:lastColumn="0" w:lastRow="0" w:noHBand="0" w:noVBand="1" w:val="04A0"/>
       </w:tblPr>
       <w:tblGrid>
-        <w:gridCol w:w="2880"/>
-        <w:gridCol w:w="2880"/>
-        <w:gridCol w:w="2880"/>
+        <w:gridCol w:w="3307"/>
+        <w:gridCol w:w="3307"/>
+        <w:gridCol w:w="3307"/>
       </w:tblGrid>
       <w:tr>
         <w:tc>
           <w:tcPr>
-            <w:tcW w:type="dxa" w:w="2880"/>
+            <w:tcW w:type="dxa" w:w="3307"/>
             <w:shd w:fill="D9E2F3"/>
           </w:tcPr>
           <w:p>
@@ -11793,7 +11793,7 @@
         </w:tc>
         <w:tc>
           <w:tcPr>
-            <w:tcW w:type="dxa" w:w="2880"/>
+            <w:tcW w:type="dxa" w:w="3307"/>
             <w:shd w:fill="D9E2F3"/>
           </w:tcPr>
           <w:p>
@@ -11815,7 +11815,7 @@
         </w:tc>
         <w:tc>
           <w:tcPr>
-            <w:tcW w:type="dxa" w:w="2880"/>
+            <w:tcW w:type="dxa" w:w="3307"/>
             <w:shd w:fill="D9E2F3"/>
           </w:tcPr>
           <w:p>
@@ -11839,7 +11839,7 @@
       <w:tr>
         <w:tc>
           <w:tcPr>
-            <w:tcW w:type="dxa" w:w="2880"/>
+            <w:tcW w:type="dxa" w:w="3307"/>
           </w:tcPr>
           <w:p>
             <w:r>
@@ -11858,7 +11858,7 @@
         </w:tc>
         <w:tc>
           <w:tcPr>
-            <w:tcW w:type="dxa" w:w="2880"/>
+            <w:tcW w:type="dxa" w:w="3307"/>
           </w:tcPr>
           <w:p>
             <w:r>
@@ -11905,7 +11905,7 @@
         </w:tc>
         <w:tc>
           <w:tcPr>
-            <w:tcW w:type="dxa" w:w="2880"/>
+            <w:tcW w:type="dxa" w:w="3307"/>
           </w:tcPr>
           <w:p>
             <w:r>
@@ -11940,7 +11940,7 @@
       <w:tr>
         <w:tc>
           <w:tcPr>
-            <w:tcW w:type="dxa" w:w="2880"/>
+            <w:tcW w:type="dxa" w:w="3307"/>
           </w:tcPr>
           <w:p>
             <w:r>
@@ -11959,7 +11959,7 @@
         </w:tc>
         <w:tc>
           <w:tcPr>
-            <w:tcW w:type="dxa" w:w="2880"/>
+            <w:tcW w:type="dxa" w:w="3307"/>
           </w:tcPr>
           <w:p>
             <w:r>
@@ -11978,7 +11978,7 @@
         </w:tc>
         <w:tc>
           <w:tcPr>
-            <w:tcW w:type="dxa" w:w="2880"/>
+            <w:tcW w:type="dxa" w:w="3307"/>
           </w:tcPr>
           <w:p>
             <w:r>
@@ -11999,7 +11999,7 @@
       <w:tr>
         <w:tc>
           <w:tcPr>
-            <w:tcW w:type="dxa" w:w="2880"/>
+            <w:tcW w:type="dxa" w:w="3307"/>
           </w:tcPr>
           <w:p>
             <w:r>
@@ -12018,7 +12018,7 @@
         </w:tc>
         <w:tc>
           <w:tcPr>
-            <w:tcW w:type="dxa" w:w="2880"/>
+            <w:tcW w:type="dxa" w:w="3307"/>
           </w:tcPr>
           <w:p>
             <w:r>
@@ -12037,7 +12037,7 @@
         </w:tc>
         <w:tc>
           <w:tcPr>
-            <w:tcW w:type="dxa" w:w="2880"/>
+            <w:tcW w:type="dxa" w:w="3307"/>
           </w:tcPr>
           <w:p>
             <w:r>
@@ -12058,7 +12058,7 @@
       <w:tr>
         <w:tc>
           <w:tcPr>
-            <w:tcW w:type="dxa" w:w="2880"/>
+            <w:tcW w:type="dxa" w:w="3307"/>
           </w:tcPr>
           <w:p>
             <w:r>
@@ -12091,7 +12091,7 @@
         </w:tc>
         <w:tc>
           <w:tcPr>
-            <w:tcW w:type="dxa" w:w="2880"/>
+            <w:tcW w:type="dxa" w:w="3307"/>
           </w:tcPr>
           <w:p>
             <w:r>
@@ -12110,7 +12110,7 @@
         </w:tc>
         <w:tc>
           <w:tcPr>
-            <w:tcW w:type="dxa" w:w="2880"/>
+            <w:tcW w:type="dxa" w:w="3307"/>
           </w:tcPr>
           <w:p>
             <w:r>
@@ -12638,17 +12638,17 @@
       <w:tblPr>
         <w:tblStyle w:val="TableGrid"/>
         <w:tblW w:type="auto" w:w="0"/>
-        <w:tblLayout w:type="autofit"/>
+        <w:tblLayout w:type="fixed"/>
         <w:tblLook w:firstColumn="1" w:firstRow="1" w:lastColumn="0" w:lastRow="0" w:noHBand="0" w:noVBand="1" w:val="04A0"/>
       </w:tblPr>
       <w:tblGrid>
-        <w:gridCol w:w="4320"/>
-        <w:gridCol w:w="4320"/>
+        <w:gridCol w:w="4961"/>
+        <w:gridCol w:w="4961"/>
       </w:tblGrid>
       <w:tr>
         <w:tc>
           <w:tcPr>
-            <w:tcW w:type="dxa" w:w="4320"/>
+            <w:tcW w:type="dxa" w:w="4961"/>
             <w:shd w:fill="D9E2F3"/>
           </w:tcPr>
           <w:p>
@@ -12670,7 +12670,7 @@
         </w:tc>
         <w:tc>
           <w:tcPr>
-            <w:tcW w:type="dxa" w:w="4320"/>
+            <w:tcW w:type="dxa" w:w="4961"/>
             <w:shd w:fill="D9E2F3"/>
           </w:tcPr>
           <w:p>
@@ -12694,7 +12694,7 @@
       <w:tr>
         <w:tc>
           <w:tcPr>
-            <w:tcW w:type="dxa" w:w="4320"/>
+            <w:tcW w:type="dxa" w:w="4961"/>
           </w:tcPr>
           <w:p>
             <w:r>
@@ -12713,7 +12713,7 @@
         </w:tc>
         <w:tc>
           <w:tcPr>
-            <w:tcW w:type="dxa" w:w="4320"/>
+            <w:tcW w:type="dxa" w:w="4961"/>
           </w:tcPr>
           <w:p>
             <w:r>
@@ -12854,7 +12854,7 @@
       <w:tr>
         <w:tc>
           <w:tcPr>
-            <w:tcW w:type="dxa" w:w="4320"/>
+            <w:tcW w:type="dxa" w:w="4961"/>
           </w:tcPr>
           <w:p>
             <w:r>
@@ -12873,7 +12873,7 @@
         </w:tc>
         <w:tc>
           <w:tcPr>
-            <w:tcW w:type="dxa" w:w="4320"/>
+            <w:tcW w:type="dxa" w:w="4961"/>
           </w:tcPr>
           <w:p>
             <w:r>
@@ -12951,7 +12951,7 @@
       <w:tr>
         <w:tc>
           <w:tcPr>
-            <w:tcW w:type="dxa" w:w="4320"/>
+            <w:tcW w:type="dxa" w:w="4961"/>
           </w:tcPr>
           <w:p>
             <w:r>
@@ -12970,7 +12970,7 @@
         </w:tc>
         <w:tc>
           <w:tcPr>
-            <w:tcW w:type="dxa" w:w="4320"/>
+            <w:tcW w:type="dxa" w:w="4961"/>
           </w:tcPr>
           <w:p>
             <w:r>
@@ -13111,7 +13111,7 @@
       <w:tr>
         <w:tc>
           <w:tcPr>
-            <w:tcW w:type="dxa" w:w="4320"/>
+            <w:tcW w:type="dxa" w:w="4961"/>
           </w:tcPr>
           <w:p>
             <w:r>
@@ -13130,7 +13130,7 @@
         </w:tc>
         <w:tc>
           <w:tcPr>
-            <w:tcW w:type="dxa" w:w="4320"/>
+            <w:tcW w:type="dxa" w:w="4961"/>
           </w:tcPr>
           <w:p>
             <w:r>
@@ -13256,7 +13256,7 @@
       <w:tr>
         <w:tc>
           <w:tcPr>
-            <w:tcW w:type="dxa" w:w="4320"/>
+            <w:tcW w:type="dxa" w:w="4961"/>
           </w:tcPr>
           <w:p>
             <w:r>
@@ -13289,7 +13289,7 @@
         </w:tc>
         <w:tc>
           <w:tcPr>
-            <w:tcW w:type="dxa" w:w="4320"/>
+            <w:tcW w:type="dxa" w:w="4961"/>
           </w:tcPr>
           <w:p>
             <w:r>
@@ -13705,18 +13705,18 @@
       <w:tblPr>
         <w:tblStyle w:val="TableGrid"/>
         <w:tblW w:type="auto" w:w="0"/>
-        <w:tblLayout w:type="autofit"/>
+        <w:tblLayout w:type="fixed"/>
         <w:tblLook w:firstColumn="1" w:firstRow="1" w:lastColumn="0" w:lastRow="0" w:noHBand="0" w:noVBand="1" w:val="04A0"/>
       </w:tblPr>
       <w:tblGrid>
-        <w:gridCol w:w="2880"/>
-        <w:gridCol w:w="2880"/>
-        <w:gridCol w:w="2880"/>
+        <w:gridCol w:w="3307"/>
+        <w:gridCol w:w="3307"/>
+        <w:gridCol w:w="3307"/>
       </w:tblGrid>
       <w:tr>
         <w:tc>
           <w:tcPr>
-            <w:tcW w:type="dxa" w:w="2880"/>
+            <w:tcW w:type="dxa" w:w="3307"/>
             <w:shd w:fill="D9E2F3"/>
           </w:tcPr>
           <w:p>
@@ -13738,7 +13738,7 @@
         </w:tc>
         <w:tc>
           <w:tcPr>
-            <w:tcW w:type="dxa" w:w="2880"/>
+            <w:tcW w:type="dxa" w:w="3307"/>
             <w:shd w:fill="D9E2F3"/>
           </w:tcPr>
           <w:p>
@@ -13760,7 +13760,7 @@
         </w:tc>
         <w:tc>
           <w:tcPr>
-            <w:tcW w:type="dxa" w:w="2880"/>
+            <w:tcW w:type="dxa" w:w="3307"/>
             <w:shd w:fill="D9E2F3"/>
           </w:tcPr>
           <w:p>
@@ -13784,7 +13784,7 @@
       <w:tr>
         <w:tc>
           <w:tcPr>
-            <w:tcW w:type="dxa" w:w="2880"/>
+            <w:tcW w:type="dxa" w:w="3307"/>
           </w:tcPr>
           <w:p>
             <w:r>
@@ -13803,7 +13803,7 @@
         </w:tc>
         <w:tc>
           <w:tcPr>
-            <w:tcW w:type="dxa" w:w="2880"/>
+            <w:tcW w:type="dxa" w:w="3307"/>
           </w:tcPr>
           <w:p>
             <w:r>
@@ -13822,7 +13822,7 @@
         </w:tc>
         <w:tc>
           <w:tcPr>
-            <w:tcW w:type="dxa" w:w="2880"/>
+            <w:tcW w:type="dxa" w:w="3307"/>
           </w:tcPr>
           <w:p>
             <w:r>
@@ -13843,7 +13843,7 @@
       <w:tr>
         <w:tc>
           <w:tcPr>
-            <w:tcW w:type="dxa" w:w="2880"/>
+            <w:tcW w:type="dxa" w:w="3307"/>
           </w:tcPr>
           <w:p>
             <w:r>
@@ -13862,7 +13862,7 @@
         </w:tc>
         <w:tc>
           <w:tcPr>
-            <w:tcW w:type="dxa" w:w="2880"/>
+            <w:tcW w:type="dxa" w:w="3307"/>
           </w:tcPr>
           <w:p>
             <w:r>
@@ -13916,7 +13916,7 @@
         </w:tc>
         <w:tc>
           <w:tcPr>
-            <w:tcW w:type="dxa" w:w="2880"/>
+            <w:tcW w:type="dxa" w:w="3307"/>
           </w:tcPr>
           <w:p>
             <w:r>
@@ -13937,7 +13937,7 @@
       <w:tr>
         <w:tc>
           <w:tcPr>
-            <w:tcW w:type="dxa" w:w="2880"/>
+            <w:tcW w:type="dxa" w:w="3307"/>
           </w:tcPr>
           <w:p>
             <w:r>
@@ -13956,7 +13956,7 @@
         </w:tc>
         <w:tc>
           <w:tcPr>
-            <w:tcW w:type="dxa" w:w="2880"/>
+            <w:tcW w:type="dxa" w:w="3307"/>
           </w:tcPr>
           <w:p>
             <w:r>
@@ -13982,7 +13982,7 @@
         </w:tc>
         <w:tc>
           <w:tcPr>
-            <w:tcW w:type="dxa" w:w="2880"/>
+            <w:tcW w:type="dxa" w:w="3307"/>
           </w:tcPr>
           <w:p>
             <w:r>
@@ -14003,7 +14003,7 @@
       <w:tr>
         <w:tc>
           <w:tcPr>
-            <w:tcW w:type="dxa" w:w="2880"/>
+            <w:tcW w:type="dxa" w:w="3307"/>
           </w:tcPr>
           <w:p>
             <w:r>
@@ -14022,7 +14022,7 @@
         </w:tc>
         <w:tc>
           <w:tcPr>
-            <w:tcW w:type="dxa" w:w="2880"/>
+            <w:tcW w:type="dxa" w:w="3307"/>
           </w:tcPr>
           <w:p>
             <w:r>
@@ -14055,7 +14055,7 @@
         </w:tc>
         <w:tc>
           <w:tcPr>
-            <w:tcW w:type="dxa" w:w="2880"/>
+            <w:tcW w:type="dxa" w:w="3307"/>
           </w:tcPr>
           <w:p>
             <w:r>
@@ -14076,7 +14076,7 @@
       <w:tr>
         <w:tc>
           <w:tcPr>
-            <w:tcW w:type="dxa" w:w="2880"/>
+            <w:tcW w:type="dxa" w:w="3307"/>
           </w:tcPr>
           <w:p>
             <w:r>
@@ -14095,7 +14095,7 @@
         </w:tc>
         <w:tc>
           <w:tcPr>
-            <w:tcW w:type="dxa" w:w="2880"/>
+            <w:tcW w:type="dxa" w:w="3307"/>
           </w:tcPr>
           <w:p>
             <w:r>
@@ -14128,7 +14128,7 @@
         </w:tc>
         <w:tc>
           <w:tcPr>
-            <w:tcW w:type="dxa" w:w="2880"/>
+            <w:tcW w:type="dxa" w:w="3307"/>
           </w:tcPr>
           <w:p>
             <w:r>
@@ -14149,7 +14149,7 @@
       <w:tr>
         <w:tc>
           <w:tcPr>
-            <w:tcW w:type="dxa" w:w="2880"/>
+            <w:tcW w:type="dxa" w:w="3307"/>
           </w:tcPr>
           <w:p>
             <w:r>
@@ -14168,7 +14168,7 @@
         </w:tc>
         <w:tc>
           <w:tcPr>
-            <w:tcW w:type="dxa" w:w="2880"/>
+            <w:tcW w:type="dxa" w:w="3307"/>
           </w:tcPr>
           <w:p>
             <w:r>
@@ -14194,7 +14194,7 @@
         </w:tc>
         <w:tc>
           <w:tcPr>
-            <w:tcW w:type="dxa" w:w="2880"/>
+            <w:tcW w:type="dxa" w:w="3307"/>
           </w:tcPr>
           <w:p>
             <w:r>
@@ -14215,7 +14215,7 @@
       <w:tr>
         <w:tc>
           <w:tcPr>
-            <w:tcW w:type="dxa" w:w="2880"/>
+            <w:tcW w:type="dxa" w:w="3307"/>
           </w:tcPr>
           <w:p>
             <w:r>
@@ -14234,7 +14234,7 @@
         </w:tc>
         <w:tc>
           <w:tcPr>
-            <w:tcW w:type="dxa" w:w="2880"/>
+            <w:tcW w:type="dxa" w:w="3307"/>
           </w:tcPr>
           <w:p>
             <w:r>
@@ -14274,7 +14274,7 @@
         </w:tc>
         <w:tc>
           <w:tcPr>
-            <w:tcW w:type="dxa" w:w="2880"/>
+            <w:tcW w:type="dxa" w:w="3307"/>
           </w:tcPr>
           <w:p>
             <w:r>
@@ -14295,7 +14295,7 @@
       <w:tr>
         <w:tc>
           <w:tcPr>
-            <w:tcW w:type="dxa" w:w="2880"/>
+            <w:tcW w:type="dxa" w:w="3307"/>
           </w:tcPr>
           <w:p>
             <w:r>
@@ -14314,7 +14314,7 @@
         </w:tc>
         <w:tc>
           <w:tcPr>
-            <w:tcW w:type="dxa" w:w="2880"/>
+            <w:tcW w:type="dxa" w:w="3307"/>
           </w:tcPr>
           <w:p>
             <w:r>
@@ -14333,7 +14333,7 @@
         </w:tc>
         <w:tc>
           <w:tcPr>
-            <w:tcW w:type="dxa" w:w="2880"/>
+            <w:tcW w:type="dxa" w:w="3307"/>
           </w:tcPr>
           <w:p>
             <w:r>
@@ -14354,7 +14354,7 @@
       <w:tr>
         <w:tc>
           <w:tcPr>
-            <w:tcW w:type="dxa" w:w="2880"/>
+            <w:tcW w:type="dxa" w:w="3307"/>
           </w:tcPr>
           <w:p>
             <w:r>
@@ -14373,7 +14373,7 @@
         </w:tc>
         <w:tc>
           <w:tcPr>
-            <w:tcW w:type="dxa" w:w="2880"/>
+            <w:tcW w:type="dxa" w:w="3307"/>
           </w:tcPr>
           <w:p>
             <w:r>
@@ -14392,7 +14392,7 @@
         </w:tc>
         <w:tc>
           <w:tcPr>
-            <w:tcW w:type="dxa" w:w="2880"/>
+            <w:tcW w:type="dxa" w:w="3307"/>
           </w:tcPr>
           <w:p>
             <w:r>
@@ -14413,7 +14413,7 @@
       <w:tr>
         <w:tc>
           <w:tcPr>
-            <w:tcW w:type="dxa" w:w="2880"/>
+            <w:tcW w:type="dxa" w:w="3307"/>
           </w:tcPr>
           <w:p>
             <w:r>
@@ -14432,7 +14432,7 @@
         </w:tc>
         <w:tc>
           <w:tcPr>
-            <w:tcW w:type="dxa" w:w="2880"/>
+            <w:tcW w:type="dxa" w:w="3307"/>
           </w:tcPr>
           <w:p>
             <w:r>
@@ -14451,7 +14451,7 @@
         </w:tc>
         <w:tc>
           <w:tcPr>
-            <w:tcW w:type="dxa" w:w="2880"/>
+            <w:tcW w:type="dxa" w:w="3307"/>
           </w:tcPr>
           <w:p>
             <w:r>
@@ -14472,7 +14472,7 @@
       <w:tr>
         <w:tc>
           <w:tcPr>
-            <w:tcW w:type="dxa" w:w="2880"/>
+            <w:tcW w:type="dxa" w:w="3307"/>
           </w:tcPr>
           <w:p>
             <w:r>
@@ -14491,7 +14491,7 @@
         </w:tc>
         <w:tc>
           <w:tcPr>
-            <w:tcW w:type="dxa" w:w="2880"/>
+            <w:tcW w:type="dxa" w:w="3307"/>
           </w:tcPr>
           <w:p>
             <w:r>
@@ -14517,7 +14517,7 @@
         </w:tc>
         <w:tc>
           <w:tcPr>
-            <w:tcW w:type="dxa" w:w="2880"/>
+            <w:tcW w:type="dxa" w:w="3307"/>
           </w:tcPr>
           <w:p>
             <w:r>
@@ -14538,7 +14538,7 @@
       <w:tr>
         <w:tc>
           <w:tcPr>
-            <w:tcW w:type="dxa" w:w="2880"/>
+            <w:tcW w:type="dxa" w:w="3307"/>
           </w:tcPr>
           <w:p>
             <w:r>
@@ -14557,7 +14557,7 @@
         </w:tc>
         <w:tc>
           <w:tcPr>
-            <w:tcW w:type="dxa" w:w="2880"/>
+            <w:tcW w:type="dxa" w:w="3307"/>
           </w:tcPr>
           <w:p>
             <w:r>
@@ -14576,7 +14576,7 @@
         </w:tc>
         <w:tc>
           <w:tcPr>
-            <w:tcW w:type="dxa" w:w="2880"/>
+            <w:tcW w:type="dxa" w:w="3307"/>
           </w:tcPr>
           <w:p>
             <w:r>
@@ -14597,7 +14597,7 @@
       <w:tr>
         <w:tc>
           <w:tcPr>
-            <w:tcW w:type="dxa" w:w="2880"/>
+            <w:tcW w:type="dxa" w:w="3307"/>
           </w:tcPr>
           <w:p>
             <w:r>
@@ -14616,7 +14616,7 @@
         </w:tc>
         <w:tc>
           <w:tcPr>
-            <w:tcW w:type="dxa" w:w="2880"/>
+            <w:tcW w:type="dxa" w:w="3307"/>
           </w:tcPr>
           <w:p>
             <w:r>
@@ -14635,7 +14635,7 @@
         </w:tc>
         <w:tc>
           <w:tcPr>
-            <w:tcW w:type="dxa" w:w="2880"/>
+            <w:tcW w:type="dxa" w:w="3307"/>
           </w:tcPr>
           <w:p>
             <w:r>
@@ -14691,19 +14691,19 @@
       <w:tblPr>
         <w:tblStyle w:val="TableGrid"/>
         <w:tblW w:type="auto" w:w="0"/>
-        <w:tblLayout w:type="autofit"/>
+        <w:tblLayout w:type="fixed"/>
         <w:tblLook w:firstColumn="1" w:firstRow="1" w:lastColumn="0" w:lastRow="0" w:noHBand="0" w:noVBand="1" w:val="04A0"/>
       </w:tblPr>
       <w:tblGrid>
-        <w:gridCol w:w="2160"/>
-        <w:gridCol w:w="2160"/>
-        <w:gridCol w:w="2160"/>
-        <w:gridCol w:w="2160"/>
+        <w:gridCol w:w="2480"/>
+        <w:gridCol w:w="2480"/>
+        <w:gridCol w:w="2480"/>
+        <w:gridCol w:w="2480"/>
       </w:tblGrid>
       <w:tr>
         <w:tc>
           <w:tcPr>
-            <w:tcW w:type="dxa" w:w="2160"/>
+            <w:tcW w:type="dxa" w:w="2480"/>
             <w:shd w:fill="D9E2F3"/>
           </w:tcPr>
           <w:p>
@@ -14725,7 +14725,7 @@
         </w:tc>
         <w:tc>
           <w:tcPr>
-            <w:tcW w:type="dxa" w:w="2160"/>
+            <w:tcW w:type="dxa" w:w="2480"/>
             <w:shd w:fill="D9E2F3"/>
           </w:tcPr>
           <w:p>
@@ -14747,7 +14747,7 @@
         </w:tc>
         <w:tc>
           <w:tcPr>
-            <w:tcW w:type="dxa" w:w="2160"/>
+            <w:tcW w:type="dxa" w:w="2480"/>
             <w:shd w:fill="D9E2F3"/>
           </w:tcPr>
           <w:p>
@@ -14769,7 +14769,7 @@
         </w:tc>
         <w:tc>
           <w:tcPr>
-            <w:tcW w:type="dxa" w:w="2160"/>
+            <w:tcW w:type="dxa" w:w="2480"/>
             <w:shd w:fill="D9E2F3"/>
           </w:tcPr>
           <w:p>
@@ -14793,7 +14793,7 @@
       <w:tr>
         <w:tc>
           <w:tcPr>
-            <w:tcW w:type="dxa" w:w="2160"/>
+            <w:tcW w:type="dxa" w:w="2480"/>
           </w:tcPr>
           <w:p>
             <w:r>
@@ -14812,7 +14812,7 @@
         </w:tc>
         <w:tc>
           <w:tcPr>
-            <w:tcW w:type="dxa" w:w="2160"/>
+            <w:tcW w:type="dxa" w:w="2480"/>
           </w:tcPr>
           <w:p>
             <w:r>
@@ -14831,7 +14831,7 @@
         </w:tc>
         <w:tc>
           <w:tcPr>
-            <w:tcW w:type="dxa" w:w="2160"/>
+            <w:tcW w:type="dxa" w:w="2480"/>
           </w:tcPr>
           <w:p>
             <w:r>
@@ -14906,7 +14906,7 @@
         </w:tc>
         <w:tc>
           <w:tcPr>
-            <w:tcW w:type="dxa" w:w="2160"/>
+            <w:tcW w:type="dxa" w:w="2480"/>
           </w:tcPr>
           <w:p>
             <w:r>
@@ -14927,7 +14927,7 @@
       <w:tr>
         <w:tc>
           <w:tcPr>
-            <w:tcW w:type="dxa" w:w="2160"/>
+            <w:tcW w:type="dxa" w:w="2480"/>
           </w:tcPr>
           <w:p>
             <w:r>
@@ -14946,7 +14946,7 @@
         </w:tc>
         <w:tc>
           <w:tcPr>
-            <w:tcW w:type="dxa" w:w="2160"/>
+            <w:tcW w:type="dxa" w:w="2480"/>
           </w:tcPr>
           <w:p>
             <w:r>
@@ -14965,7 +14965,7 @@
         </w:tc>
         <w:tc>
           <w:tcPr>
-            <w:tcW w:type="dxa" w:w="2160"/>
+            <w:tcW w:type="dxa" w:w="2480"/>
           </w:tcPr>
           <w:p>
             <w:r>
@@ -15096,7 +15096,7 @@
         </w:tc>
         <w:tc>
           <w:tcPr>
-            <w:tcW w:type="dxa" w:w="2160"/>
+            <w:tcW w:type="dxa" w:w="2480"/>
           </w:tcPr>
           <w:p>
             <w:r>
@@ -15119,8 +15119,8 @@
     <w:sectPr>
       <w:footerReference w:type="default" r:id="rId9"/>
       <w:headerReference w:type="default" r:id="rId10"/>
-      <w:pgSz w:w="12240" w:h="15840"/>
-      <w:pgMar w:top="1440" w:right="1800" w:bottom="1440" w:left="1800" w:header="720" w:footer="720" w:gutter="0"/>
+      <w:pgSz w:w="11906" w:h="16838"/>
+      <w:pgMar w:top="1417" w:right="850" w:bottom="1134" w:left="1134" w:header="720" w:footer="720" w:gutter="0"/>
       <w:cols w:space="720"/>
       <w:docGrid w:linePitch="360"/>
     </w:sectPr>
